--- a/Docs/Word/user_manual.docx
+++ b/Docs/Word/user_manual.docx
@@ -5,79 +5,72 @@
     <w:p>
       <w:pPr>
         <w:pStyle w:val="Title"/>
+        <w:spacing w:before="0" w:after="160"/>
         <w:jc w:val="center"/>
       </w:pPr>
       <w:r>
-        <w:rPr>
-          <w:b w:val="0"/>
-          <w:i w:val="0"/>
-        </w:rPr>
         <w:t>EOL Test Fixture User Manual</w:t>
       </w:r>
     </w:p>
     <w:p>
       <w:pPr>
-        <w:pStyle w:val="Heading2"/>
-      </w:pPr>
-      <w:r>
-        <w:rPr>
-          <w:b w:val="0"/>
-          <w:i w:val="0"/>
-        </w:rPr>
-        <w:t>Purpose</w:t>
+        <w:pStyle w:val="Subtitle"/>
+        <w:jc w:val="center"/>
+      </w:pPr>
+      <w:r>
+        <w:t>Rite-Hite EOL Test Fixture Documentation</w:t>
       </w:r>
     </w:p>
     <w:p>
-      <w:r>
-        <w:rPr>
-          <w:b w:val="0"/>
-          <w:i w:val="0"/>
-        </w:rPr>
-        <w:t>This manual is the primary operator guide for the End-of-Line (EOL) test fixture. It explains how to prepare the station, start a run, understand the screen flow, respond to pass or fail conditions, and export results.</w:t>
+      <w:pPr>
+        <w:pStyle w:val="BodySmall"/>
+        <w:spacing w:before="0" w:after="360"/>
+        <w:jc w:val="center"/>
+      </w:pPr>
+      <w:r>
+        <w:t>Generated from current project markdown on April 16, 2026</w:t>
       </w:r>
     </w:p>
     <w:p>
+      <w:pPr>
+        <w:jc w:val="center"/>
+        <w:pBdr>
+          <w:bottom w:val="single" w:sz="12" w:space="1" w:color="C8102E"/>
+        </w:pBdr>
+      </w:pPr>
       <w:r>
         <w:rPr>
-          <w:b w:val="0"/>
-          <w:i w:val="0"/>
+          <w:sz w:val="2"/>
         </w:rPr>
-        <w:t>This document is written for operators and technicians. It focuses on normal use of the fixture and avoids firmware-level detail unless it directly affects operator actions.</w:t>
+        <w:t xml:space="preserve"> </w:t>
       </w:r>
     </w:p>
     <w:p>
       <w:pPr>
-        <w:pStyle w:val="Heading2"/>
-      </w:pPr>
-      <w:r>
-        <w:rPr>
-          <w:b w:val="0"/>
-          <w:i w:val="0"/>
-        </w:rPr>
-        <w:t>Related Documents</w:t>
-      </w:r>
+        <w:sectPr>
+          <w:headerReference w:type="default" r:id="rId9"/>
+          <w:footerReference w:type="default" r:id="rId10"/>
+          <w:pgSz w:w="12240" w:h="15840"/>
+          <w:pgMar w:top="1152" w:right="1224" w:bottom="1008" w:left="1224" w:header="504" w:footer="504" w:gutter="0"/>
+          <w:cols w:space="720"/>
+          <w:docGrid w:linePitch="360"/>
+        </w:sectPr>
+      </w:pPr>
     </w:p>
     <w:p>
-      <w:r>
-        <w:rPr>
-          <w:b w:val="0"/>
-          <w:i w:val="0"/>
-        </w:rPr>
-        <w:t>Use this file as the main entry point. Refer to the following supporting documents as needed:</w:t>
+      <w:pPr>
+        <w:spacing w:before="0" w:after="120" w:line="240" w:lineRule="auto"/>
+      </w:pPr>
+      <w:r>
+        <w:t>This is the primary operating guide for technicians and operators using the Rite-Hite end-of-line test fixture.</w:t>
       </w:r>
     </w:p>
     <w:p>
       <w:pPr>
-        <w:pStyle w:val="ListBullet"/>
-      </w:pPr>
-      <w:r>
-        <w:rPr>
-          <w:b w:val="0"/>
-          <w:i w:val="0"/>
-          <w:color w:val="0563C1"/>
-          <w:u w:val="single"/>
-        </w:rPr>
-        <w:t>Preflight Checklist</w:t>
+        <w:spacing w:before="0" w:after="120" w:line="240" w:lineRule="auto"/>
+      </w:pPr>
+      <w:r>
+        <w:t>It explains:</w:t>
       </w:r>
     </w:p>
     <w:p>
@@ -85,13 +78,7 @@
         <w:pStyle w:val="ListBullet"/>
       </w:pPr>
       <w:r>
-        <w:rPr>
-          <w:b w:val="0"/>
-          <w:i w:val="0"/>
-          <w:color w:val="0563C1"/>
-          <w:u w:val="single"/>
-        </w:rPr>
-        <w:t>Screen Guide</w:t>
+        <w:t>What the fixture and PC app do</w:t>
       </w:r>
     </w:p>
     <w:p>
@@ -99,13 +86,7 @@
         <w:pStyle w:val="ListBullet"/>
       </w:pPr>
       <w:r>
-        <w:rPr>
-          <w:b w:val="0"/>
-          <w:i w:val="0"/>
-          <w:color w:val="0563C1"/>
-          <w:u w:val="single"/>
-        </w:rPr>
-        <w:t>Troubleshooting Guide</w:t>
+        <w:t>How to run the normal production workflow</w:t>
       </w:r>
     </w:p>
     <w:p>
@@ -113,13 +94,7 @@
         <w:pStyle w:val="ListBullet"/>
       </w:pPr>
       <w:r>
-        <w:rPr>
-          <w:b w:val="0"/>
-          <w:i w:val="0"/>
-          <w:color w:val="0563C1"/>
-          <w:u w:val="single"/>
-        </w:rPr>
-        <w:t>Test Procedure</w:t>
+        <w:t>How to use the One Click workflow</w:t>
       </w:r>
     </w:p>
     <w:p>
@@ -127,59 +102,308 @@
         <w:pStyle w:val="ListBullet"/>
       </w:pPr>
       <w:r>
-        <w:rPr>
-          <w:b w:val="0"/>
-          <w:i w:val="0"/>
-          <w:color w:val="0563C1"/>
-          <w:u w:val="single"/>
-        </w:rPr>
-        <w:t>Error Code Reference</w:t>
+        <w:t>How to export and find CSV results</w:t>
       </w:r>
     </w:p>
     <w:p>
       <w:pPr>
-        <w:pStyle w:val="Heading2"/>
-      </w:pPr>
-      <w:r>
-        <w:rPr>
-          <w:b w:val="0"/>
-          <w:i w:val="0"/>
-        </w:rPr>
-        <w:t>Scope</w:t>
+        <w:pStyle w:val="ListBullet"/>
+      </w:pPr>
+      <w:r>
+        <w:t>What the operator must still decide manually</w:t>
       </w:r>
     </w:p>
     <w:p>
+      <w:pPr>
+        <w:spacing w:before="0" w:after="120" w:line="240" w:lineRule="auto"/>
+      </w:pPr>
+      <w:r>
+        <w:t xml:space="preserve">For engineering detail, see </w:t>
+      </w:r>
+      <w:hyperlink r:id="rId13">
+        <w:r>
+          <w:rPr>
+            <w:color w:val="C8102E"/>
+            <w:u w:val="single"/>
+          </w:rPr>
+          <w:t>EOL Test Fixture Project Knowledge Base</w:t>
+        </w:r>
+      </w:hyperlink>
+      <w:r>
+        <w:t>.</w:t>
+      </w:r>
+    </w:p>
+    <w:p>
+      <w:pPr>
+        <w:pStyle w:val="Heading1"/>
+        <w:spacing w:before="240" w:after="120"/>
+      </w:pPr>
+      <w:r>
+        <w:t>System Overview</w:t>
+      </w:r>
+    </w:p>
+    <w:p>
+      <w:pPr>
+        <w:spacing w:before="0" w:after="120" w:line="240" w:lineRule="auto"/>
+      </w:pPr>
+      <w:r>
+        <w:t>The station is made up of three connected pieces:</w:t>
+      </w:r>
+    </w:p>
+    <w:p>
+      <w:pPr>
+        <w:pStyle w:val="ListBullet"/>
+      </w:pPr>
+      <w:r>
+        <w:t>The STM32U575 fixture, which runs the touchscreen UI and the test sequence</w:t>
+      </w:r>
+    </w:p>
+    <w:p>
+      <w:pPr>
+        <w:pStyle w:val="ListBullet"/>
+      </w:pPr>
+      <w:r>
+        <w:t>The Rite-Hite Connect target module running the ESP32-S3 test firmware</w:t>
+      </w:r>
+    </w:p>
+    <w:p>
+      <w:pPr>
+        <w:pStyle w:val="ListBullet"/>
+      </w:pPr>
+      <w:r>
+        <w:t>The Windows desktop app, which uploads test firmware, exports results, and can run the One Click workflow</w:t>
+      </w:r>
+    </w:p>
+    <w:p>
+      <w:pPr>
+        <w:spacing w:before="0" w:after="120" w:line="240" w:lineRule="auto"/>
+      </w:pPr>
+      <w:r>
+        <w:t>The fixture is the source of truth for the test result. It creates the pass/fail report row by row while the test runs. The desktop app reads that completed report and saves it to CSV.</w:t>
+      </w:r>
+    </w:p>
+    <w:p>
+      <w:pPr>
+        <w:pStyle w:val="Heading1"/>
+        <w:spacing w:before="240" w:after="120"/>
+      </w:pPr>
+      <w:r>
+        <w:t>What Is Tested</w:t>
+      </w:r>
+    </w:p>
+    <w:p>
+      <w:pPr>
+        <w:spacing w:before="0" w:after="120" w:line="240" w:lineRule="auto"/>
+      </w:pPr>
+      <w:r>
+        <w:t>The automatic production flow covers the following sequence:</w:t>
+      </w:r>
+    </w:p>
+    <w:p>
+      <w:pPr>
+        <w:ind w:left="0" w:hanging="230"/>
+      </w:pPr>
       <w:r>
         <w:rPr>
-          <w:b w:val="0"/>
-          <w:i w:val="0"/>
+          <w:rFonts w:ascii="Aptos" w:hAnsi="Aptos"/>
+          <w:b/>
+          <w:color w:val="2B3E5D"/>
         </w:rPr>
-        <w:t xml:space="preserve">This user manual applies to the current fixture revision for </w:t>
+        <w:t xml:space="preserve">1. </w:t>
+      </w:r>
+      <w:r>
+        <w:t>Communication</w:t>
+      </w:r>
+    </w:p>
+    <w:p>
+      <w:pPr>
+        <w:ind w:left="0" w:hanging="230"/>
+      </w:pPr>
+      <w:r>
+        <w:rPr>
+          <w:rFonts w:ascii="Aptos" w:hAnsi="Aptos"/>
+          <w:b/>
+          <w:color w:val="2B3E5D"/>
+        </w:rPr>
+        <w:t xml:space="preserve">2. </w:t>
+      </w:r>
+      <w:r>
+        <w:t>MCU Reset</w:t>
+      </w:r>
+    </w:p>
+    <w:p>
+      <w:pPr>
+        <w:ind w:left="0" w:hanging="230"/>
+      </w:pPr>
+      <w:r>
+        <w:rPr>
+          <w:rFonts w:ascii="Aptos" w:hAnsi="Aptos"/>
+          <w:b/>
+          <w:color w:val="2B3E5D"/>
+        </w:rPr>
+        <w:t xml:space="preserve">3. </w:t>
+      </w:r>
+      <w:r>
+        <w:t>Fault Check</w:t>
+      </w:r>
+    </w:p>
+    <w:p>
+      <w:pPr>
+        <w:ind w:left="0" w:hanging="230"/>
+      </w:pPr>
+      <w:r>
+        <w:rPr>
+          <w:rFonts w:ascii="Aptos" w:hAnsi="Aptos"/>
+          <w:b/>
+          <w:color w:val="2B3E5D"/>
+        </w:rPr>
+        <w:t xml:space="preserve">4. </w:t>
+      </w:r>
+      <w:r>
+        <w:t>Digital Inputs</w:t>
+      </w:r>
+    </w:p>
+    <w:p>
+      <w:pPr>
+        <w:ind w:left="0" w:hanging="230"/>
+      </w:pPr>
+      <w:r>
+        <w:rPr>
+          <w:rFonts w:ascii="Aptos" w:hAnsi="Aptos"/>
+          <w:b/>
+          <w:color w:val="2B3E5D"/>
+        </w:rPr>
+        <w:t xml:space="preserve">5. </w:t>
+      </w:r>
+      <w:r>
+        <w:t>Analog Inputs</w:t>
+      </w:r>
+    </w:p>
+    <w:p>
+      <w:pPr>
+        <w:ind w:left="0" w:hanging="230"/>
+      </w:pPr>
+      <w:r>
+        <w:rPr>
+          <w:rFonts w:ascii="Aptos" w:hAnsi="Aptos"/>
+          <w:b/>
+          <w:color w:val="2B3E5D"/>
+        </w:rPr>
+        <w:t xml:space="preserve">6. </w:t>
+      </w:r>
+      <w:r>
+        <w:t>Digital Outputs</w:t>
+      </w:r>
+    </w:p>
+    <w:p>
+      <w:pPr>
+        <w:ind w:left="0" w:hanging="230"/>
+      </w:pPr>
+      <w:r>
+        <w:rPr>
+          <w:rFonts w:ascii="Aptos" w:hAnsi="Aptos"/>
+          <w:b/>
+          <w:color w:val="2B3E5D"/>
+        </w:rPr>
+        <w:t xml:space="preserve">7. </w:t>
+      </w:r>
+      <w:r>
+        <w:t>Relay Outputs</w:t>
+      </w:r>
+    </w:p>
+    <w:p>
+      <w:pPr>
+        <w:ind w:left="0" w:hanging="230"/>
+      </w:pPr>
+      <w:r>
+        <w:rPr>
+          <w:rFonts w:ascii="Aptos" w:hAnsi="Aptos"/>
+          <w:b/>
+          <w:color w:val="2B3E5D"/>
+        </w:rPr>
+        <w:t xml:space="preserve">8. </w:t>
+      </w:r>
+      <w:r>
+        <w:t>Buttons</w:t>
+      </w:r>
+    </w:p>
+    <w:p>
+      <w:pPr>
+        <w:ind w:left="0" w:hanging="230"/>
+      </w:pPr>
+      <w:r>
+        <w:rPr>
+          <w:rFonts w:ascii="Aptos" w:hAnsi="Aptos"/>
+          <w:b/>
+          <w:color w:val="2B3E5D"/>
+        </w:rPr>
+        <w:t xml:space="preserve">9. </w:t>
+      </w:r>
+      <w:r>
+        <w:t>LED Visual Check</w:t>
+      </w:r>
+    </w:p>
+    <w:p>
+      <w:pPr>
+        <w:pStyle w:val="Heading2"/>
+        <w:spacing w:before="200" w:after="80"/>
+      </w:pPr>
+      <w:r>
+        <w:t>Current Revision Notes</w:t>
+      </w:r>
+    </w:p>
+    <w:p>
+      <w:pPr>
+        <w:pStyle w:val="ListBullet"/>
+      </w:pPr>
+      <w:r>
+        <w:t>Digital Output 1 and Digital Output 2 are temporary auto-pass report rows.</w:t>
+      </w:r>
+    </w:p>
+    <w:p>
+      <w:pPr>
+        <w:pStyle w:val="ListBullet"/>
+      </w:pPr>
+      <w:r>
+        <w:t>The fixture automatically drives the button sequence during the Buttons stage.</w:t>
+      </w:r>
+    </w:p>
+    <w:p>
+      <w:pPr>
+        <w:pStyle w:val="ListBullet"/>
+      </w:pPr>
+      <w:r>
+        <w:t xml:space="preserve">The technician still makes the final LED decision by pressing </w:t>
       </w:r>
       <w:r>
         <w:rPr>
           <w:rFonts w:ascii="Consolas" w:hAnsi="Consolas"/>
-          <w:b w:val="0"/>
-          <w:i w:val="0"/>
-          <w:sz w:val="20"/>
+          <w:sz w:val="19"/>
+          <w:shd w:fill="F3F4F6"/>
         </w:rPr>
-        <w:t>EOL_TestFixture_Final</w:t>
+        <w:t>LED's GOOD</w:t>
+      </w:r>
+      <w:r>
+        <w:t xml:space="preserve"> or </w:t>
       </w:r>
       <w:r>
         <w:rPr>
-          <w:b w:val="0"/>
-          <w:i w:val="0"/>
+          <w:rFonts w:ascii="Consolas" w:hAnsi="Consolas"/>
+          <w:sz w:val="19"/>
+          <w:shd w:fill="F3F4F6"/>
         </w:rPr>
-        <w:t>.</w:t>
+        <w:t>LED's BAD</w:t>
+      </w:r>
+      <w:r>
+        <w:t xml:space="preserve"> on the touchscreen.</w:t>
       </w:r>
     </w:p>
     <w:p>
-      <w:r>
-        <w:rPr>
-          <w:b w:val="0"/>
-          <w:i w:val="0"/>
-        </w:rPr>
-        <w:t>Current revision notes:</w:t>
+      <w:pPr>
+        <w:pStyle w:val="ListBullet"/>
+      </w:pPr>
+      <w:r>
+        <w:t>Failed runs remain exportable.</w:t>
       </w:r>
     </w:p>
     <w:p>
@@ -187,72 +411,553 @@
         <w:pStyle w:val="ListBullet"/>
       </w:pPr>
       <w:r>
-        <w:rPr>
-          <w:b w:val="0"/>
-          <w:i w:val="0"/>
-        </w:rPr>
-        <w:t>Digital Output 1 and Digital Output 2 are temporary automatic pass items in the present revision.</w:t>
+        <w:t>The desktop app production firmware upload feature is not available yet.</w:t>
       </w:r>
     </w:p>
     <w:p>
       <w:pPr>
-        <w:pStyle w:val="ListBullet"/>
-      </w:pPr>
-      <w:r>
-        <w:rPr>
-          <w:b w:val="0"/>
-          <w:i w:val="0"/>
-        </w:rPr>
-        <w:t>The Buttons / LEDs stage requires operator interaction.</w:t>
+        <w:pStyle w:val="Heading1"/>
+        <w:spacing w:before="240" w:after="120"/>
+      </w:pPr>
+      <w:r>
+        <w:t>Before You Start</w:t>
       </w:r>
     </w:p>
     <w:p>
       <w:pPr>
-        <w:pStyle w:val="ListBullet"/>
+        <w:spacing w:before="0" w:after="120" w:line="240" w:lineRule="auto"/>
+      </w:pPr>
+      <w:r>
+        <w:t>Before running any test:</w:t>
+      </w:r>
+    </w:p>
+    <w:p>
+      <w:pPr>
+        <w:ind w:left="0" w:hanging="230"/>
       </w:pPr>
       <w:r>
         <w:rPr>
-          <w:b w:val="0"/>
-          <w:i w:val="0"/>
+          <w:rFonts w:ascii="Aptos" w:hAnsi="Aptos"/>
+          <w:b/>
+          <w:color w:val="2B3E5D"/>
         </w:rPr>
-        <w:t xml:space="preserve">Failed runs can still be exported after the system reaches </w:t>
+        <w:t xml:space="preserve">1. </w:t>
+      </w:r>
+      <w:r>
+        <w:t>Power the fixture and confirm the touchscreen starts normally.</w:t>
+      </w:r>
+    </w:p>
+    <w:p>
+      <w:pPr>
+        <w:ind w:left="0" w:hanging="230"/>
+      </w:pPr>
+      <w:r>
+        <w:rPr>
+          <w:rFonts w:ascii="Aptos" w:hAnsi="Aptos"/>
+          <w:b/>
+          <w:color w:val="2B3E5D"/>
+        </w:rPr>
+        <w:t xml:space="preserve">2. </w:t>
+      </w:r>
+      <w:r>
+        <w:t>Verify that the DUT or harness is connected correctly.</w:t>
+      </w:r>
+    </w:p>
+    <w:p>
+      <w:pPr>
+        <w:ind w:left="0" w:hanging="230"/>
+      </w:pPr>
+      <w:r>
+        <w:rPr>
+          <w:rFonts w:ascii="Aptos" w:hAnsi="Aptos"/>
+          <w:b/>
+          <w:color w:val="2B3E5D"/>
+        </w:rPr>
+        <w:t xml:space="preserve">3. </w:t>
+      </w:r>
+      <w:r>
+        <w:t>Verify that the correct test firmware is present on the Rite-Hite Connect module, or confirm that the programmer is available so the desktop app can upload it.</w:t>
+      </w:r>
+    </w:p>
+    <w:p>
+      <w:pPr>
+        <w:ind w:left="0" w:hanging="230"/>
+      </w:pPr>
+      <w:r>
+        <w:rPr>
+          <w:rFonts w:ascii="Aptos" w:hAnsi="Aptos"/>
+          <w:b/>
+          <w:color w:val="2B3E5D"/>
+        </w:rPr>
+        <w:t xml:space="preserve">4. </w:t>
+      </w:r>
+      <w:r>
+        <w:t>Confirm that the Windows app opens and the exports folder is available.</w:t>
+      </w:r>
+    </w:p>
+    <w:p>
+      <w:pPr>
+        <w:ind w:left="0" w:hanging="230"/>
+      </w:pPr>
+      <w:r>
+        <w:rPr>
+          <w:rFonts w:ascii="Aptos" w:hAnsi="Aptos"/>
+          <w:b/>
+          <w:color w:val="2B3E5D"/>
+        </w:rPr>
+        <w:t xml:space="preserve">5. </w:t>
+      </w:r>
+      <w:r>
+        <w:t xml:space="preserve">Review </w:t>
+      </w:r>
+      <w:hyperlink r:id="rId14">
+        <w:r>
+          <w:rPr>
+            <w:color w:val="C8102E"/>
+            <w:u w:val="single"/>
+          </w:rPr>
+          <w:t>EOL Test Fixture Preflight Checklist</w:t>
+        </w:r>
+      </w:hyperlink>
+      <w:r>
+        <w:t xml:space="preserve"> if station readiness is in doubt.</w:t>
+      </w:r>
+    </w:p>
+    <w:p>
+      <w:pPr>
+        <w:pStyle w:val="Heading1"/>
+        <w:spacing w:before="240" w:after="120"/>
+      </w:pPr>
+      <w:r>
+        <w:t>Fixture Workflow</w:t>
+      </w:r>
+    </w:p>
+    <w:p>
+      <w:pPr>
+        <w:spacing w:before="0" w:after="120" w:line="240" w:lineRule="auto"/>
+      </w:pPr>
+      <w:r>
+        <w:t>The fixture itself has two entry paths.</w:t>
+      </w:r>
+    </w:p>
+    <w:p>
+      <w:pPr>
+        <w:pStyle w:val="Heading2"/>
+        <w:spacing w:before="200" w:after="80"/>
+      </w:pPr>
+      <w:r>
+        <w:t>Begin AUTO</w:t>
+      </w:r>
+    </w:p>
+    <w:p>
+      <w:pPr>
+        <w:spacing w:before="0" w:after="120" w:line="240" w:lineRule="auto"/>
+      </w:pPr>
+      <w:r>
+        <w:t>This is the normal production path.</w:t>
+      </w:r>
+    </w:p>
+    <w:p>
+      <w:pPr>
+        <w:spacing w:before="0" w:after="120" w:line="240" w:lineRule="auto"/>
+      </w:pPr>
+      <w:r>
+        <w:t xml:space="preserve">Use </w:t>
       </w:r>
       <w:r>
         <w:rPr>
           <w:rFonts w:ascii="Consolas" w:hAnsi="Consolas"/>
-          <w:b w:val="0"/>
-          <w:i w:val="0"/>
-          <w:sz w:val="20"/>
+          <w:sz w:val="19"/>
+          <w:shd w:fill="F3F4F6"/>
+        </w:rPr>
+        <w:t>Begin AUTO</w:t>
+      </w:r>
+      <w:r>
+        <w:t xml:space="preserve"> when you want the fixture to run the complete automatic test sequence.</w:t>
+      </w:r>
+    </w:p>
+    <w:p>
+      <w:pPr>
+        <w:pStyle w:val="Heading2"/>
+        <w:spacing w:before="200" w:after="80"/>
+      </w:pPr>
+      <w:r>
+        <w:t>Begin MANUAL</w:t>
+      </w:r>
+    </w:p>
+    <w:p>
+      <w:pPr>
+        <w:spacing w:before="0" w:after="120" w:line="240" w:lineRule="auto"/>
+      </w:pPr>
+      <w:r>
+        <w:t>This is the service and debug path.</w:t>
+      </w:r>
+    </w:p>
+    <w:p>
+      <w:pPr>
+        <w:spacing w:before="0" w:after="120" w:line="240" w:lineRule="auto"/>
+      </w:pPr>
+      <w:r>
+        <w:t xml:space="preserve">Use </w:t>
+      </w:r>
+      <w:r>
+        <w:rPr>
+          <w:rFonts w:ascii="Consolas" w:hAnsi="Consolas"/>
+          <w:sz w:val="19"/>
+          <w:shd w:fill="F3F4F6"/>
+        </w:rPr>
+        <w:t>Begin MANUAL</w:t>
+      </w:r>
+      <w:r>
+        <w:t xml:space="preserve"> only when engineering or maintenance instructs you to use the GPIO service screen.</w:t>
+      </w:r>
+    </w:p>
+    <w:p>
+      <w:pPr>
+        <w:pStyle w:val="Heading1"/>
+        <w:spacing w:before="240" w:after="120"/>
+      </w:pPr>
+      <w:r>
+        <w:t>Standard Production Workflow</w:t>
+      </w:r>
+    </w:p>
+    <w:p>
+      <w:pPr>
+        <w:spacing w:before="0" w:after="120" w:line="240" w:lineRule="auto"/>
+      </w:pPr>
+      <w:r>
+        <w:t>This is the normal workflow when the operator starts the test on the fixture and exports afterward from the PC.</w:t>
+      </w:r>
+    </w:p>
+    <w:p>
+      <w:pPr>
+        <w:pStyle w:val="Heading2"/>
+        <w:spacing w:before="200" w:after="80"/>
+      </w:pPr>
+      <w:r>
+        <w:t>Step 1: Start The Fixture Run</w:t>
+      </w:r>
+    </w:p>
+    <w:p>
+      <w:pPr>
+        <w:spacing w:before="0" w:after="120" w:line="240" w:lineRule="auto"/>
+      </w:pPr>
+      <w:r>
+        <w:t>On the fixture touchscreen:</w:t>
+      </w:r>
+    </w:p>
+    <w:p>
+      <w:pPr>
+        <w:ind w:left="0" w:hanging="230"/>
+      </w:pPr>
+      <w:r>
+        <w:rPr>
+          <w:rFonts w:ascii="Aptos" w:hAnsi="Aptos"/>
+          <w:b/>
+          <w:color w:val="2B3E5D"/>
+        </w:rPr>
+        <w:t xml:space="preserve">1. </w:t>
+      </w:r>
+      <w:r>
+        <w:t>Confirm the start screen is visible.</w:t>
+      </w:r>
+    </w:p>
+    <w:p>
+      <w:pPr>
+        <w:ind w:left="0" w:hanging="230"/>
+      </w:pPr>
+      <w:r>
+        <w:rPr>
+          <w:rFonts w:ascii="Aptos" w:hAnsi="Aptos"/>
+          <w:b/>
+          <w:color w:val="2B3E5D"/>
+        </w:rPr>
+        <w:t xml:space="preserve">2. </w:t>
+      </w:r>
+      <w:r>
+        <w:t xml:space="preserve">Press </w:t>
+      </w:r>
+      <w:r>
+        <w:rPr>
+          <w:rFonts w:ascii="Consolas" w:hAnsi="Consolas"/>
+          <w:sz w:val="19"/>
+          <w:shd w:fill="F3F4F6"/>
+        </w:rPr>
+        <w:t>Begin AUTO</w:t>
+      </w:r>
+      <w:r>
+        <w:t>.</w:t>
+      </w:r>
+    </w:p>
+    <w:p>
+      <w:pPr>
+        <w:pStyle w:val="Heading2"/>
+        <w:spacing w:before="200" w:after="80"/>
+      </w:pPr>
+      <w:r>
+        <w:t>Step 2: Let The Automatic Stages Run</w:t>
+      </w:r>
+    </w:p>
+    <w:p>
+      <w:pPr>
+        <w:spacing w:before="0" w:after="120" w:line="240" w:lineRule="auto"/>
+      </w:pPr>
+      <w:r>
+        <w:t>The fixture then runs:</w:t>
+      </w:r>
+    </w:p>
+    <w:p>
+      <w:pPr>
+        <w:pStyle w:val="ListBullet"/>
+      </w:pPr>
+      <w:r>
+        <w:t>Communication</w:t>
+      </w:r>
+    </w:p>
+    <w:p>
+      <w:pPr>
+        <w:pStyle w:val="ListBullet"/>
+      </w:pPr>
+      <w:r>
+        <w:t>MCU Reset</w:t>
+      </w:r>
+    </w:p>
+    <w:p>
+      <w:pPr>
+        <w:pStyle w:val="ListBullet"/>
+      </w:pPr>
+      <w:r>
+        <w:t>Fault Check</w:t>
+      </w:r>
+    </w:p>
+    <w:p>
+      <w:pPr>
+        <w:pStyle w:val="ListBullet"/>
+      </w:pPr>
+      <w:r>
+        <w:t>Digital Inputs</w:t>
+      </w:r>
+    </w:p>
+    <w:p>
+      <w:pPr>
+        <w:pStyle w:val="ListBullet"/>
+      </w:pPr>
+      <w:r>
+        <w:t>Analog Inputs</w:t>
+      </w:r>
+    </w:p>
+    <w:p>
+      <w:pPr>
+        <w:pStyle w:val="ListBullet"/>
+      </w:pPr>
+      <w:r>
+        <w:t>Outputs</w:t>
+      </w:r>
+    </w:p>
+    <w:p>
+      <w:pPr>
+        <w:pStyle w:val="ListBullet"/>
+      </w:pPr>
+      <w:r>
+        <w:t>Buttons</w:t>
+      </w:r>
+    </w:p>
+    <w:p>
+      <w:pPr>
+        <w:spacing w:before="0" w:after="120" w:line="240" w:lineRule="auto"/>
+      </w:pPr>
+      <w:r>
+        <w:t>During these stages:</w:t>
+      </w:r>
+    </w:p>
+    <w:p>
+      <w:pPr>
+        <w:pStyle w:val="ListBullet"/>
+      </w:pPr>
+      <w:r>
+        <w:t>Observe the screen.</w:t>
+      </w:r>
+    </w:p>
+    <w:p>
+      <w:pPr>
+        <w:pStyle w:val="ListBullet"/>
+      </w:pPr>
+      <w:r>
+        <w:t>Do not disconnect the DUT.</w:t>
+      </w:r>
+    </w:p>
+    <w:p>
+      <w:pPr>
+        <w:pStyle w:val="ListBullet"/>
+      </w:pPr>
+      <w:r>
+        <w:t>Do not disconnect the fixture USB or programmer.</w:t>
+      </w:r>
+    </w:p>
+    <w:p>
+      <w:pPr>
+        <w:pStyle w:val="ListBullet"/>
+      </w:pPr>
+      <w:r>
+        <w:t>Do not restart the run unless a fault requires a new test attempt after correction.</w:t>
+      </w:r>
+    </w:p>
+    <w:p>
+      <w:pPr>
+        <w:pStyle w:val="Heading2"/>
+        <w:spacing w:before="200" w:after="80"/>
+      </w:pPr>
+      <w:r>
+        <w:t>Step 3: Make The LED Decision</w:t>
+      </w:r>
+    </w:p>
+    <w:p>
+      <w:pPr>
+        <w:spacing w:before="0" w:after="120" w:line="240" w:lineRule="auto"/>
+      </w:pPr>
+      <w:r>
+        <w:t>At the end of the run, the fixture reaches the LED visual review.</w:t>
+      </w:r>
+    </w:p>
+    <w:p>
+      <w:pPr>
+        <w:spacing w:before="0" w:after="120" w:line="240" w:lineRule="auto"/>
+      </w:pPr>
+      <w:r>
+        <w:t>At that point:</w:t>
+      </w:r>
+    </w:p>
+    <w:p>
+      <w:pPr>
+        <w:ind w:left="0" w:hanging="230"/>
+      </w:pPr>
+      <w:r>
+        <w:rPr>
+          <w:rFonts w:ascii="Aptos" w:hAnsi="Aptos"/>
+          <w:b/>
+          <w:color w:val="2B3E5D"/>
+        </w:rPr>
+        <w:t xml:space="preserve">1. </w:t>
+      </w:r>
+      <w:r>
+        <w:t>Look at the LED behavior on the fixture.</w:t>
+      </w:r>
+    </w:p>
+    <w:p>
+      <w:pPr>
+        <w:ind w:left="0" w:hanging="230"/>
+      </w:pPr>
+      <w:r>
+        <w:rPr>
+          <w:rFonts w:ascii="Aptos" w:hAnsi="Aptos"/>
+          <w:b/>
+          <w:color w:val="2B3E5D"/>
+        </w:rPr>
+        <w:t xml:space="preserve">2. </w:t>
+      </w:r>
+      <w:r>
+        <w:t xml:space="preserve">Press </w:t>
+      </w:r>
+      <w:r>
+        <w:rPr>
+          <w:rFonts w:ascii="Consolas" w:hAnsi="Consolas"/>
+          <w:sz w:val="19"/>
+          <w:shd w:fill="F3F4F6"/>
+        </w:rPr>
+        <w:t>LED's GOOD</w:t>
+      </w:r>
+      <w:r>
+        <w:t xml:space="preserve"> if the LED behavior is correct.</w:t>
+      </w:r>
+    </w:p>
+    <w:p>
+      <w:pPr>
+        <w:ind w:left="0" w:hanging="230"/>
+      </w:pPr>
+      <w:r>
+        <w:rPr>
+          <w:rFonts w:ascii="Aptos" w:hAnsi="Aptos"/>
+          <w:b/>
+          <w:color w:val="2B3E5D"/>
+        </w:rPr>
+        <w:t xml:space="preserve">3. </w:t>
+      </w:r>
+      <w:r>
+        <w:t xml:space="preserve">Press </w:t>
+      </w:r>
+      <w:r>
+        <w:rPr>
+          <w:rFonts w:ascii="Consolas" w:hAnsi="Consolas"/>
+          <w:sz w:val="19"/>
+          <w:shd w:fill="F3F4F6"/>
+        </w:rPr>
+        <w:t>LED's BAD</w:t>
+      </w:r>
+      <w:r>
+        <w:t xml:space="preserve"> if the LED behavior is incorrect.</w:t>
+      </w:r>
+    </w:p>
+    <w:p>
+      <w:pPr>
+        <w:pStyle w:val="Heading2"/>
+        <w:spacing w:before="200" w:after="80"/>
+      </w:pPr>
+      <w:r>
+        <w:t>Step 4: Record The Result</w:t>
+      </w:r>
+    </w:p>
+    <w:p>
+      <w:pPr>
+        <w:pStyle w:val="ListBullet"/>
+      </w:pPr>
+      <w:r>
+        <w:t xml:space="preserve">If the fixture reaches </w:t>
+      </w:r>
+      <w:r>
+        <w:rPr>
+          <w:rFonts w:ascii="Consolas" w:hAnsi="Consolas"/>
+          <w:sz w:val="19"/>
+          <w:shd w:fill="F3F4F6"/>
+        </w:rPr>
+        <w:t>Test_Complete_Screen</w:t>
+      </w:r>
+      <w:r>
+        <w:t>, the run passed.</w:t>
+      </w:r>
+    </w:p>
+    <w:p>
+      <w:pPr>
+        <w:pStyle w:val="ListBullet"/>
+      </w:pPr>
+      <w:r>
+        <w:t xml:space="preserve">If the fixture reaches </w:t>
+      </w:r>
+      <w:r>
+        <w:rPr>
+          <w:rFonts w:ascii="Consolas" w:hAnsi="Consolas"/>
+          <w:sz w:val="19"/>
+          <w:shd w:fill="F3F4F6"/>
         </w:rPr>
         <w:t>Fault_Screen</w:t>
       </w:r>
       <w:r>
-        <w:rPr>
-          <w:b w:val="0"/>
-          <w:i w:val="0"/>
-        </w:rPr>
-        <w:t>.</w:t>
+        <w:t>, the run failed.</w:t>
       </w:r>
     </w:p>
     <w:p>
       <w:pPr>
-        <w:pStyle w:val="Heading2"/>
-      </w:pPr>
-      <w:r>
-        <w:rPr>
-          <w:b w:val="0"/>
-          <w:i w:val="0"/>
-        </w:rPr>
-        <w:t>Station Requirements</w:t>
+        <w:spacing w:before="0" w:after="120" w:line="240" w:lineRule="auto"/>
+      </w:pPr>
+      <w:r>
+        <w:t>On a failure, record:</w:t>
       </w:r>
     </w:p>
     <w:p>
-      <w:r>
-        <w:rPr>
-          <w:b w:val="0"/>
-          <w:i w:val="0"/>
-        </w:rPr>
-        <w:t>Before starting a run, make sure the following are available:</w:t>
+      <w:pPr>
+        <w:pStyle w:val="ListBullet"/>
+      </w:pPr>
+      <w:r>
+        <w:t>The displayed hex fault code</w:t>
       </w:r>
     </w:p>
     <w:p>
@@ -260,11 +965,7 @@
         <w:pStyle w:val="ListBullet"/>
       </w:pPr>
       <w:r>
-        <w:rPr>
-          <w:b w:val="0"/>
-          <w:i w:val="0"/>
-        </w:rPr>
-        <w:t>Powered and assembled test fixture</w:t>
+        <w:t>The failed step name</w:t>
       </w:r>
     </w:p>
     <w:p>
@@ -272,11 +973,7 @@
         <w:pStyle w:val="ListBullet"/>
       </w:pPr>
       <w:r>
-        <w:rPr>
-          <w:b w:val="0"/>
-          <w:i w:val="0"/>
-        </w:rPr>
-        <w:t>STM32 fixture firmware loaded</w:t>
+        <w:t>The expected value</w:t>
       </w:r>
     </w:p>
     <w:p>
@@ -284,1806 +981,1827 @@
         <w:pStyle w:val="ListBullet"/>
       </w:pPr>
       <w:r>
-        <w:rPr>
-          <w:b w:val="0"/>
-          <w:i w:val="0"/>
-        </w:rPr>
-        <w:t>ESP32 EOL test firmware loaded</w:t>
+        <w:t>The actual value</w:t>
       </w:r>
     </w:p>
     <w:p>
       <w:pPr>
-        <w:pStyle w:val="ListBullet"/>
-      </w:pPr>
-      <w:r>
-        <w:rPr>
-          <w:b w:val="0"/>
-          <w:i w:val="0"/>
-        </w:rPr>
-        <w:t>Correct DUT or simulated I/O connection</w:t>
+        <w:pStyle w:val="Heading2"/>
+        <w:spacing w:before="200" w:after="80"/>
+      </w:pPr>
+      <w:r>
+        <w:t>Step 5: Export The CSV</w:t>
       </w:r>
     </w:p>
     <w:p>
       <w:pPr>
-        <w:pStyle w:val="ListBullet"/>
-      </w:pPr>
-      <w:r>
-        <w:rPr>
-          <w:b w:val="0"/>
-          <w:i w:val="0"/>
-        </w:rPr>
-        <w:t>Correct cable set and wiring</w:t>
+        <w:spacing w:before="0" w:after="120" w:line="240" w:lineRule="auto"/>
+      </w:pPr>
+      <w:r>
+        <w:t>In the Windows desktop app:</w:t>
       </w:r>
     </w:p>
     <w:p>
       <w:pPr>
-        <w:pStyle w:val="ListBullet"/>
+        <w:ind w:left="0" w:hanging="230"/>
       </w:pPr>
       <w:r>
         <w:rPr>
-          <w:b w:val="0"/>
-          <w:i w:val="0"/>
+          <w:rFonts w:ascii="Aptos" w:hAnsi="Aptos"/>
+          <w:b/>
+          <w:color w:val="2B3E5D"/>
         </w:rPr>
-        <w:t>Windows PC with export software available</w:t>
+        <w:t xml:space="preserve">1. </w:t>
+      </w:r>
+      <w:r>
+        <w:t xml:space="preserve">Go to </w:t>
+      </w:r>
+      <w:r>
+        <w:rPr>
+          <w:rFonts w:ascii="Consolas" w:hAnsi="Consolas"/>
+          <w:sz w:val="19"/>
+          <w:shd w:fill="F3F4F6"/>
+        </w:rPr>
+        <w:t>Device Tools</w:t>
+      </w:r>
+      <w:r>
+        <w:t>.</w:t>
       </w:r>
     </w:p>
     <w:p>
       <w:pPr>
-        <w:pStyle w:val="ListBullet"/>
+        <w:ind w:left="0" w:hanging="230"/>
       </w:pPr>
       <w:r>
         <w:rPr>
-          <w:b w:val="0"/>
-          <w:i w:val="0"/>
+          <w:rFonts w:ascii="Aptos" w:hAnsi="Aptos"/>
+          <w:b/>
+          <w:color w:val="2B3E5D"/>
         </w:rPr>
-        <w:t>ST-LINK connection for result export</w:t>
+        <w:t xml:space="preserve">2. </w:t>
+      </w:r>
+      <w:r>
+        <w:t xml:space="preserve">Press </w:t>
+      </w:r>
+      <w:r>
+        <w:rPr>
+          <w:rFonts w:ascii="Consolas" w:hAnsi="Consolas"/>
+          <w:sz w:val="19"/>
+          <w:shd w:fill="F3F4F6"/>
+        </w:rPr>
+        <w:t>Extract Data from Test Fixture</w:t>
+      </w:r>
+      <w:r>
+        <w:t>.</w:t>
       </w:r>
     </w:p>
     <w:p>
       <w:pPr>
-        <w:pStyle w:val="ListBullet"/>
+        <w:ind w:left="0" w:hanging="230"/>
       </w:pPr>
       <w:r>
         <w:rPr>
-          <w:b w:val="0"/>
-          <w:i w:val="0"/>
+          <w:rFonts w:ascii="Aptos" w:hAnsi="Aptos"/>
+          <w:b/>
+          <w:color w:val="2B3E5D"/>
         </w:rPr>
-        <w:t>Operator present for the full run, especially the Buttons / LEDs stage</w:t>
+        <w:t xml:space="preserve">3. </w:t>
+      </w:r>
+      <w:r>
+        <w:t>Save or confirm the CSV.</w:t>
       </w:r>
     </w:p>
     <w:p>
+      <w:pPr>
+        <w:ind w:left="0" w:hanging="230"/>
+      </w:pPr>
       <w:r>
         <w:rPr>
-          <w:b w:val="0"/>
-          <w:i w:val="0"/>
+          <w:rFonts w:ascii="Aptos" w:hAnsi="Aptos"/>
+          <w:b/>
+          <w:color w:val="2B3E5D"/>
         </w:rPr>
-        <w:t xml:space="preserve">For a run-by-run readiness check, use </w:t>
+        <w:t xml:space="preserve">4. </w:t>
+      </w:r>
+      <w:r>
+        <w:t xml:space="preserve">Verify that the file appears in </w:t>
       </w:r>
       <w:r>
         <w:rPr>
-          <w:b w:val="0"/>
-          <w:i w:val="0"/>
-          <w:color w:val="0563C1"/>
-          <w:u w:val="single"/>
+          <w:rFonts w:ascii="Consolas" w:hAnsi="Consolas"/>
+          <w:sz w:val="19"/>
+          <w:shd w:fill="F3F4F6"/>
         </w:rPr>
-        <w:t>Preflight Checklist</w:t>
-      </w:r>
-      <w:r>
-        <w:rPr>
-          <w:b w:val="0"/>
-          <w:i w:val="0"/>
-        </w:rPr>
+        <w:t>File Explorer</w:t>
+      </w:r>
+      <w:r>
         <w:t>.</w:t>
       </w:r>
     </w:p>
     <w:p>
       <w:pPr>
-        <w:pStyle w:val="Heading2"/>
-      </w:pPr>
-      <w:r>
-        <w:rPr>
-          <w:b w:val="0"/>
-          <w:i w:val="0"/>
-        </w:rPr>
-        <w:t>Normal Operating Sequence</w:t>
+        <w:pStyle w:val="Heading1"/>
+        <w:spacing w:before="240" w:after="120"/>
+      </w:pPr>
+      <w:r>
+        <w:t>One Click Workflow</w:t>
       </w:r>
     </w:p>
     <w:p>
-      <w:r>
-        <w:rPr>
-          <w:b w:val="0"/>
-          <w:i w:val="0"/>
-        </w:rPr>
-        <w:t xml:space="preserve">The production path is the automatic test flow. On the start screen, select </w:t>
+      <w:pPr>
+        <w:spacing w:before="0" w:after="120" w:line="240" w:lineRule="auto"/>
+      </w:pPr>
+      <w:r>
+        <w:t>One Click is the PC-driven workflow that uploads firmware, starts the fixture automatically, tracks the live stage, and exports the CSV automatically at the end.</w:t>
+      </w:r>
+    </w:p>
+    <w:p>
+      <w:pPr>
+        <w:pStyle w:val="Heading2"/>
+        <w:spacing w:before="200" w:after="80"/>
+      </w:pPr>
+      <w:r>
+        <w:t>What One Click Does</w:t>
+      </w:r>
+    </w:p>
+    <w:p>
+      <w:pPr>
+        <w:spacing w:before="0" w:after="120" w:line="240" w:lineRule="auto"/>
+      </w:pPr>
+      <w:r>
+        <w:t xml:space="preserve">When you press </w:t>
       </w:r>
       <w:r>
         <w:rPr>
           <w:rFonts w:ascii="Consolas" w:hAnsi="Consolas"/>
-          <w:b w:val="0"/>
-          <w:i w:val="0"/>
-          <w:sz w:val="20"/>
+          <w:sz w:val="19"/>
+          <w:shd w:fill="F3F4F6"/>
+        </w:rPr>
+        <w:t>Start One Click Test</w:t>
+      </w:r>
+      <w:r>
+        <w:t>, the app:</w:t>
+      </w:r>
+    </w:p>
+    <w:p>
+      <w:pPr>
+        <w:ind w:left="0" w:hanging="230"/>
+      </w:pPr>
+      <w:r>
+        <w:rPr>
+          <w:rFonts w:ascii="Aptos" w:hAnsi="Aptos"/>
+          <w:b/>
+          <w:color w:val="2B3E5D"/>
+        </w:rPr>
+        <w:t xml:space="preserve">1. </w:t>
+      </w:r>
+      <w:r>
+        <w:t>Uploads the Rite-Hite Connect test firmware</w:t>
+      </w:r>
+    </w:p>
+    <w:p>
+      <w:pPr>
+        <w:ind w:left="0" w:hanging="230"/>
+      </w:pPr>
+      <w:r>
+        <w:rPr>
+          <w:rFonts w:ascii="Aptos" w:hAnsi="Aptos"/>
+          <w:b/>
+          <w:color w:val="2B3E5D"/>
+        </w:rPr>
+        <w:t xml:space="preserve">2. </w:t>
+      </w:r>
+      <w:r>
+        <w:t>Waits for the module to boot</w:t>
+      </w:r>
+    </w:p>
+    <w:p>
+      <w:pPr>
+        <w:ind w:left="0" w:hanging="230"/>
+      </w:pPr>
+      <w:r>
+        <w:rPr>
+          <w:rFonts w:ascii="Aptos" w:hAnsi="Aptos"/>
+          <w:b/>
+          <w:color w:val="2B3E5D"/>
+        </w:rPr>
+        <w:t xml:space="preserve">3. </w:t>
+      </w:r>
+      <w:r>
+        <w:t xml:space="preserve">Sends </w:t>
+      </w:r>
+      <w:r>
+        <w:rPr>
+          <w:rFonts w:ascii="Consolas" w:hAnsi="Consolas"/>
+          <w:sz w:val="19"/>
+          <w:shd w:fill="F3F4F6"/>
+        </w:rPr>
+        <w:t>START_AUTO</w:t>
+      </w:r>
+      <w:r>
+        <w:t xml:space="preserve"> to the fixture</w:t>
+      </w:r>
+    </w:p>
+    <w:p>
+      <w:pPr>
+        <w:ind w:left="0" w:hanging="230"/>
+      </w:pPr>
+      <w:r>
+        <w:rPr>
+          <w:rFonts w:ascii="Aptos" w:hAnsi="Aptos"/>
+          <w:b/>
+          <w:color w:val="2B3E5D"/>
+        </w:rPr>
+        <w:t xml:space="preserve">4. </w:t>
+      </w:r>
+      <w:r>
+        <w:t>Polls the fixture status until the test completes</w:t>
+      </w:r>
+    </w:p>
+    <w:p>
+      <w:pPr>
+        <w:ind w:left="0" w:hanging="230"/>
+      </w:pPr>
+      <w:r>
+        <w:rPr>
+          <w:rFonts w:ascii="Aptos" w:hAnsi="Aptos"/>
+          <w:b/>
+          <w:color w:val="2B3E5D"/>
+        </w:rPr>
+        <w:t xml:space="preserve">5. </w:t>
+      </w:r>
+      <w:r>
+        <w:t>Waits for the LED visual decision</w:t>
+      </w:r>
+    </w:p>
+    <w:p>
+      <w:pPr>
+        <w:ind w:left="0" w:hanging="230"/>
+      </w:pPr>
+      <w:r>
+        <w:rPr>
+          <w:rFonts w:ascii="Aptos" w:hAnsi="Aptos"/>
+          <w:b/>
+          <w:color w:val="2B3E5D"/>
+        </w:rPr>
+        <w:t xml:space="preserve">6. </w:t>
+      </w:r>
+      <w:r>
+        <w:t>Exports the final CSV automatically</w:t>
+      </w:r>
+    </w:p>
+    <w:p>
+      <w:pPr>
+        <w:pStyle w:val="Heading2"/>
+        <w:spacing w:before="200" w:after="80"/>
+      </w:pPr>
+      <w:r>
+        <w:t>Before Starting One Click</w:t>
+      </w:r>
+    </w:p>
+    <w:p>
+      <w:pPr>
+        <w:spacing w:before="0" w:after="120" w:line="240" w:lineRule="auto"/>
+      </w:pPr>
+      <w:r>
+        <w:t xml:space="preserve">On the </w:t>
+      </w:r>
+      <w:r>
+        <w:rPr>
+          <w:rFonts w:ascii="Consolas" w:hAnsi="Consolas"/>
+          <w:sz w:val="19"/>
+          <w:shd w:fill="F3F4F6"/>
+        </w:rPr>
+        <w:t>One Click Test</w:t>
+      </w:r>
+      <w:r>
+        <w:t xml:space="preserve"> page, confirm:</w:t>
+      </w:r>
+    </w:p>
+    <w:p>
+      <w:pPr>
+        <w:pStyle w:val="ListBullet"/>
+      </w:pPr>
+      <w:r>
+        <w:t>The fixture is detected</w:t>
+      </w:r>
+    </w:p>
+    <w:p>
+      <w:pPr>
+        <w:pStyle w:val="ListBullet"/>
+      </w:pPr>
+      <w:r>
+        <w:t>The programmer is detected</w:t>
+      </w:r>
+    </w:p>
+    <w:p>
+      <w:pPr>
+        <w:pStyle w:val="ListBullet"/>
+      </w:pPr>
+      <w:r>
+        <w:t>The start button is enabled</w:t>
+      </w:r>
+    </w:p>
+    <w:p>
+      <w:pPr>
+        <w:pStyle w:val="Heading2"/>
+        <w:spacing w:before="200" w:after="80"/>
+      </w:pPr>
+      <w:r>
+        <w:t>Running One Click</w:t>
+      </w:r>
+    </w:p>
+    <w:p>
+      <w:pPr>
+        <w:ind w:left="0" w:hanging="230"/>
+      </w:pPr>
+      <w:r>
+        <w:rPr>
+          <w:rFonts w:ascii="Aptos" w:hAnsi="Aptos"/>
+          <w:b/>
+          <w:color w:val="2B3E5D"/>
+        </w:rPr>
+        <w:t xml:space="preserve">1. </w:t>
+      </w:r>
+      <w:r>
+        <w:t xml:space="preserve">Press </w:t>
+      </w:r>
+      <w:r>
+        <w:rPr>
+          <w:rFonts w:ascii="Consolas" w:hAnsi="Consolas"/>
+          <w:sz w:val="19"/>
+          <w:shd w:fill="F3F4F6"/>
+        </w:rPr>
+        <w:t>Start One Click Test</w:t>
+      </w:r>
+      <w:r>
+        <w:t>.</w:t>
+      </w:r>
+    </w:p>
+    <w:p>
+      <w:pPr>
+        <w:ind w:left="0" w:hanging="230"/>
+      </w:pPr>
+      <w:r>
+        <w:rPr>
+          <w:rFonts w:ascii="Aptos" w:hAnsi="Aptos"/>
+          <w:b/>
+          <w:color w:val="2B3E5D"/>
+        </w:rPr>
+        <w:t xml:space="preserve">2. </w:t>
+      </w:r>
+      <w:r>
+        <w:t>Watch the progress rail and the Activity Log.</w:t>
+      </w:r>
+    </w:p>
+    <w:p>
+      <w:pPr>
+        <w:ind w:left="0" w:hanging="230"/>
+      </w:pPr>
+      <w:r>
+        <w:rPr>
+          <w:rFonts w:ascii="Aptos" w:hAnsi="Aptos"/>
+          <w:b/>
+          <w:color w:val="2B3E5D"/>
+        </w:rPr>
+        <w:t xml:space="preserve">3. </w:t>
+      </w:r>
+      <w:r>
+        <w:t>Follow any technician prompt shown in the Activity Log.</w:t>
+      </w:r>
+    </w:p>
+    <w:p>
+      <w:pPr>
+        <w:pStyle w:val="Heading2"/>
+        <w:spacing w:before="200" w:after="80"/>
+      </w:pPr>
+      <w:r>
+        <w:t>One Click Progress Rail</w:t>
+      </w:r>
+    </w:p>
+    <w:p>
+      <w:pPr>
+        <w:spacing w:before="0" w:after="120" w:line="240" w:lineRule="auto"/>
+      </w:pPr>
+      <w:r>
+        <w:t>The One Click progress rail follows the real fixture stage:</w:t>
+      </w:r>
+    </w:p>
+    <w:p>
+      <w:pPr>
+        <w:ind w:left="0" w:hanging="230"/>
+      </w:pPr>
+      <w:r>
+        <w:rPr>
+          <w:rFonts w:ascii="Aptos" w:hAnsi="Aptos"/>
+          <w:b/>
+          <w:color w:val="2B3E5D"/>
+        </w:rPr>
+        <w:t xml:space="preserve">1. </w:t>
+      </w:r>
+      <w:r>
+        <w:t>Upload Firmware</w:t>
+      </w:r>
+    </w:p>
+    <w:p>
+      <w:pPr>
+        <w:ind w:left="0" w:hanging="230"/>
+      </w:pPr>
+      <w:r>
+        <w:rPr>
+          <w:rFonts w:ascii="Aptos" w:hAnsi="Aptos"/>
+          <w:b/>
+          <w:color w:val="2B3E5D"/>
+        </w:rPr>
+        <w:t xml:space="preserve">2. </w:t>
+      </w:r>
+      <w:r>
+        <w:t>Comms</w:t>
+      </w:r>
+    </w:p>
+    <w:p>
+      <w:pPr>
+        <w:ind w:left="0" w:hanging="230"/>
+      </w:pPr>
+      <w:r>
+        <w:rPr>
+          <w:rFonts w:ascii="Aptos" w:hAnsi="Aptos"/>
+          <w:b/>
+          <w:color w:val="2B3E5D"/>
+        </w:rPr>
+        <w:t xml:space="preserve">3. </w:t>
+      </w:r>
+      <w:r>
+        <w:t>Digital Inputs</w:t>
+      </w:r>
+    </w:p>
+    <w:p>
+      <w:pPr>
+        <w:ind w:left="0" w:hanging="230"/>
+      </w:pPr>
+      <w:r>
+        <w:rPr>
+          <w:rFonts w:ascii="Aptos" w:hAnsi="Aptos"/>
+          <w:b/>
+          <w:color w:val="2B3E5D"/>
+        </w:rPr>
+        <w:t xml:space="preserve">4. </w:t>
+      </w:r>
+      <w:r>
+        <w:t>Analog Inputs</w:t>
+      </w:r>
+    </w:p>
+    <w:p>
+      <w:pPr>
+        <w:ind w:left="0" w:hanging="230"/>
+      </w:pPr>
+      <w:r>
+        <w:rPr>
+          <w:rFonts w:ascii="Aptos" w:hAnsi="Aptos"/>
+          <w:b/>
+          <w:color w:val="2B3E5D"/>
+        </w:rPr>
+        <w:t xml:space="preserve">5. </w:t>
+      </w:r>
+      <w:r>
+        <w:t>Digital Outputs</w:t>
+      </w:r>
+    </w:p>
+    <w:p>
+      <w:pPr>
+        <w:ind w:left="0" w:hanging="230"/>
+      </w:pPr>
+      <w:r>
+        <w:rPr>
+          <w:rFonts w:ascii="Aptos" w:hAnsi="Aptos"/>
+          <w:b/>
+          <w:color w:val="2B3E5D"/>
+        </w:rPr>
+        <w:t xml:space="preserve">6. </w:t>
+      </w:r>
+      <w:r>
+        <w:t>Relay Outputs</w:t>
+      </w:r>
+    </w:p>
+    <w:p>
+      <w:pPr>
+        <w:ind w:left="0" w:hanging="230"/>
+      </w:pPr>
+      <w:r>
+        <w:rPr>
+          <w:rFonts w:ascii="Aptos" w:hAnsi="Aptos"/>
+          <w:b/>
+          <w:color w:val="2B3E5D"/>
+        </w:rPr>
+        <w:t xml:space="preserve">7. </w:t>
+      </w:r>
+      <w:r>
+        <w:t>Buttons</w:t>
+      </w:r>
+    </w:p>
+    <w:p>
+      <w:pPr>
+        <w:ind w:left="0" w:hanging="230"/>
+      </w:pPr>
+      <w:r>
+        <w:rPr>
+          <w:rFonts w:ascii="Aptos" w:hAnsi="Aptos"/>
+          <w:b/>
+          <w:color w:val="2B3E5D"/>
+        </w:rPr>
+        <w:t xml:space="preserve">8. </w:t>
+      </w:r>
+      <w:r>
+        <w:t>LEDs</w:t>
+      </w:r>
+    </w:p>
+    <w:p>
+      <w:pPr>
+        <w:ind w:left="0" w:hanging="230"/>
+      </w:pPr>
+      <w:r>
+        <w:rPr>
+          <w:rFonts w:ascii="Aptos" w:hAnsi="Aptos"/>
+          <w:b/>
+          <w:color w:val="2B3E5D"/>
+        </w:rPr>
+        <w:t xml:space="preserve">9. </w:t>
+      </w:r>
+      <w:r>
+        <w:t>Extract Data</w:t>
+      </w:r>
+    </w:p>
+    <w:p>
+      <w:pPr>
+        <w:spacing w:before="0" w:after="120" w:line="240" w:lineRule="auto"/>
+      </w:pPr>
+      <w:r>
+        <w:t>Important behavior:</w:t>
+      </w:r>
+    </w:p>
+    <w:p>
+      <w:pPr>
+        <w:pStyle w:val="ListBullet"/>
+      </w:pPr>
+      <w:r>
+        <w:t>The current stage is shown in red.</w:t>
+      </w:r>
+    </w:p>
+    <w:p>
+      <w:pPr>
+        <w:pStyle w:val="ListBullet"/>
+      </w:pPr>
+      <w:r>
+        <w:t>Completed stages turn green.</w:t>
+      </w:r>
+    </w:p>
+    <w:p>
+      <w:pPr>
+        <w:pStyle w:val="ListBullet"/>
+      </w:pPr>
+      <w:r>
+        <w:t>The app updates when the STM32 changes stage.</w:t>
+      </w:r>
+    </w:p>
+    <w:p>
+      <w:pPr>
+        <w:pStyle w:val="ListBullet"/>
+      </w:pPr>
+      <w:r>
+        <w:t>The app is not using a fake timer or fixed delay to move the progress bar.</w:t>
+      </w:r>
+    </w:p>
+    <w:p>
+      <w:pPr>
+        <w:pStyle w:val="Heading2"/>
+        <w:spacing w:before="200" w:after="80"/>
+      </w:pPr>
+      <w:r>
+        <w:t>Technician Action During One Click</w:t>
+      </w:r>
+    </w:p>
+    <w:p>
+      <w:pPr>
+        <w:spacing w:before="0" w:after="120" w:line="240" w:lineRule="auto"/>
+      </w:pPr>
+      <w:r>
+        <w:t>The app still requires the technician to make the final LED decision on the fixture.</w:t>
+      </w:r>
+    </w:p>
+    <w:p>
+      <w:pPr>
+        <w:spacing w:before="0" w:after="120" w:line="240" w:lineRule="auto"/>
+      </w:pPr>
+      <w:r>
+        <w:t>When the fixture reaches the LED stage:</w:t>
+      </w:r>
+    </w:p>
+    <w:p>
+      <w:pPr>
+        <w:ind w:left="0" w:hanging="230"/>
+      </w:pPr>
+      <w:r>
+        <w:rPr>
+          <w:rFonts w:ascii="Aptos" w:hAnsi="Aptos"/>
+          <w:b/>
+          <w:color w:val="2B3E5D"/>
+        </w:rPr>
+        <w:t xml:space="preserve">1. </w:t>
+      </w:r>
+      <w:r>
+        <w:t>The Activity Log shows a technician action prompt.</w:t>
+      </w:r>
+    </w:p>
+    <w:p>
+      <w:pPr>
+        <w:ind w:left="0" w:hanging="230"/>
+      </w:pPr>
+      <w:r>
+        <w:rPr>
+          <w:rFonts w:ascii="Aptos" w:hAnsi="Aptos"/>
+          <w:b/>
+          <w:color w:val="2B3E5D"/>
+        </w:rPr>
+        <w:t xml:space="preserve">2. </w:t>
+      </w:r>
+      <w:r>
+        <w:t>Go to the fixture touchscreen.</w:t>
+      </w:r>
+    </w:p>
+    <w:p>
+      <w:pPr>
+        <w:ind w:left="0" w:hanging="230"/>
+      </w:pPr>
+      <w:r>
+        <w:rPr>
+          <w:rFonts w:ascii="Aptos" w:hAnsi="Aptos"/>
+          <w:b/>
+          <w:color w:val="2B3E5D"/>
+        </w:rPr>
+        <w:t xml:space="preserve">3. </w:t>
+      </w:r>
+      <w:r>
+        <w:t xml:space="preserve">Press </w:t>
+      </w:r>
+      <w:r>
+        <w:rPr>
+          <w:rFonts w:ascii="Consolas" w:hAnsi="Consolas"/>
+          <w:sz w:val="19"/>
+          <w:shd w:fill="F3F4F6"/>
+        </w:rPr>
+        <w:t>LED's GOOD</w:t>
+      </w:r>
+      <w:r>
+        <w:t xml:space="preserve"> or </w:t>
+      </w:r>
+      <w:r>
+        <w:rPr>
+          <w:rFonts w:ascii="Consolas" w:hAnsi="Consolas"/>
+          <w:sz w:val="19"/>
+          <w:shd w:fill="F3F4F6"/>
+        </w:rPr>
+        <w:t>LED's BAD</w:t>
+      </w:r>
+      <w:r>
+        <w:t>.</w:t>
+      </w:r>
+    </w:p>
+    <w:p>
+      <w:pPr>
+        <w:pStyle w:val="Heading2"/>
+        <w:spacing w:before="200" w:after="80"/>
+      </w:pPr>
+      <w:r>
+        <w:t>What One Click Locks While Running</w:t>
+      </w:r>
+    </w:p>
+    <w:p>
+      <w:pPr>
+        <w:spacing w:before="0" w:after="120" w:line="240" w:lineRule="auto"/>
+      </w:pPr>
+      <w:r>
+        <w:t>While One Click is active, the app blocks:</w:t>
+      </w:r>
+    </w:p>
+    <w:p>
+      <w:pPr>
+        <w:pStyle w:val="ListBullet"/>
+      </w:pPr>
+      <w:r>
+        <w:t>Manual extract</w:t>
+      </w:r>
+    </w:p>
+    <w:p>
+      <w:pPr>
+        <w:pStyle w:val="ListBullet"/>
+      </w:pPr>
+      <w:r>
+        <w:t>Manual test-firmware upload</w:t>
+      </w:r>
+    </w:p>
+    <w:p>
+      <w:pPr>
+        <w:pStyle w:val="ListBullet"/>
+      </w:pPr>
+      <w:r>
+        <w:t>Starting another One Click run</w:t>
+      </w:r>
+    </w:p>
+    <w:p>
+      <w:pPr>
+        <w:spacing w:before="0" w:after="120" w:line="240" w:lineRule="auto"/>
+      </w:pPr>
+      <w:r>
+        <w:t>This prevents the active run from being interrupted or exported early.</w:t>
+      </w:r>
+    </w:p>
+    <w:p>
+      <w:pPr>
+        <w:pStyle w:val="Heading1"/>
+        <w:spacing w:before="240" w:after="120"/>
+      </w:pPr>
+      <w:r>
+        <w:t>Desktop App Pages</w:t>
+      </w:r>
+    </w:p>
+    <w:p>
+      <w:pPr>
+        <w:pStyle w:val="Heading1"/>
+        <w:spacing w:before="240" w:after="120"/>
+      </w:pPr>
+      <w:r>
+        <w:t>File Explorer</w:t>
+      </w:r>
+    </w:p>
+    <w:p>
+      <w:pPr>
+        <w:spacing w:before="0" w:after="120" w:line="240" w:lineRule="auto"/>
+      </w:pPr>
+      <w:r>
+        <w:t xml:space="preserve">Use </w:t>
+      </w:r>
+      <w:r>
+        <w:rPr>
+          <w:rFonts w:ascii="Consolas" w:hAnsi="Consolas"/>
+          <w:sz w:val="19"/>
+          <w:shd w:fill="F3F4F6"/>
+        </w:rPr>
+        <w:t>File Explorer</w:t>
+      </w:r>
+      <w:r>
+        <w:t xml:space="preserve"> to:</w:t>
+      </w:r>
+    </w:p>
+    <w:p>
+      <w:pPr>
+        <w:pStyle w:val="ListBullet"/>
+      </w:pPr>
+      <w:r>
+        <w:t>Confirm that a CSV was created</w:t>
+      </w:r>
+    </w:p>
+    <w:p>
+      <w:pPr>
+        <w:pStyle w:val="ListBullet"/>
+      </w:pPr>
+      <w:r>
+        <w:t>Search exported files by filename</w:t>
+      </w:r>
+    </w:p>
+    <w:p>
+      <w:pPr>
+        <w:pStyle w:val="ListBullet"/>
+      </w:pPr>
+      <w:r>
+        <w:t>Filter by result outcome</w:t>
+      </w:r>
+    </w:p>
+    <w:p>
+      <w:pPr>
+        <w:pStyle w:val="ListBullet"/>
+      </w:pPr>
+      <w:r>
+        <w:t>Open the exports folder</w:t>
+      </w:r>
+    </w:p>
+    <w:p>
+      <w:pPr>
+        <w:pStyle w:val="ListBullet"/>
+      </w:pPr>
+      <w:r>
+        <w:t>Change the exports folder</w:t>
+      </w:r>
+    </w:p>
+    <w:p>
+      <w:pPr>
+        <w:pStyle w:val="ListBullet"/>
+      </w:pPr>
+      <w:r>
+        <w:t>Reset to the default exports folder</w:t>
+      </w:r>
+    </w:p>
+    <w:p>
+      <w:pPr>
+        <w:pStyle w:val="Heading2"/>
+        <w:spacing w:before="200" w:after="80"/>
+      </w:pPr>
+      <w:r>
+        <w:t>Default Export Location</w:t>
+      </w:r>
+    </w:p>
+    <w:p>
+      <w:pPr>
+        <w:spacing w:before="0" w:after="120" w:line="240" w:lineRule="auto"/>
+      </w:pPr>
+      <w:r>
+        <w:t xml:space="preserve">By default, exports are stored in the app's </w:t>
+      </w:r>
+      <w:r>
+        <w:rPr>
+          <w:rFonts w:ascii="Consolas" w:hAnsi="Consolas"/>
+          <w:sz w:val="19"/>
+          <w:shd w:fill="F3F4F6"/>
+        </w:rPr>
+        <w:t>exports</w:t>
+      </w:r>
+      <w:r>
+        <w:t xml:space="preserve"> folder. The export location can be changed in the app and is stored locally on the PC.</w:t>
+      </w:r>
+    </w:p>
+    <w:p>
+      <w:pPr>
+        <w:pStyle w:val="Heading2"/>
+        <w:spacing w:before="200" w:after="80"/>
+      </w:pPr>
+      <w:r>
+        <w:t>CSV Format</w:t>
+      </w:r>
+    </w:p>
+    <w:p>
+      <w:pPr>
+        <w:spacing w:before="0" w:after="120" w:line="240" w:lineRule="auto"/>
+      </w:pPr>
+      <w:r>
+        <w:t>Each exported CSV contains these columns:</w:t>
+      </w:r>
+    </w:p>
+    <w:p>
+      <w:pPr>
+        <w:pStyle w:val="ListBullet"/>
+      </w:pPr>
+      <w:r>
+        <w:t>Date and Time</w:t>
+      </w:r>
+    </w:p>
+    <w:p>
+      <w:pPr>
+        <w:pStyle w:val="ListBullet"/>
+      </w:pPr>
+      <w:r>
+        <w:t>Test name</w:t>
+      </w:r>
+    </w:p>
+    <w:p>
+      <w:pPr>
+        <w:pStyle w:val="ListBullet"/>
+      </w:pPr>
+      <w:r>
+        <w:t>Expected Result</w:t>
+      </w:r>
+    </w:p>
+    <w:p>
+      <w:pPr>
+        <w:pStyle w:val="ListBullet"/>
+      </w:pPr>
+      <w:r>
+        <w:t>Actual result</w:t>
+      </w:r>
+    </w:p>
+    <w:p>
+      <w:pPr>
+        <w:pStyle w:val="ListBullet"/>
+      </w:pPr>
+      <w:r>
+        <w:t>Pass/Fail</w:t>
+      </w:r>
+    </w:p>
+    <w:p>
+      <w:pPr>
+        <w:spacing w:before="0" w:after="120" w:line="240" w:lineRule="auto"/>
+      </w:pPr>
+      <w:r>
+        <w:t>File names use this pattern:</w:t>
+      </w:r>
+    </w:p>
+    <w:p>
+      <w:pPr>
+        <w:spacing w:before="0" w:after="120" w:line="240" w:lineRule="auto"/>
+      </w:pPr>
+      <w:r>
+        <w:rPr>
+          <w:rFonts w:ascii="Consolas" w:hAnsi="Consolas"/>
+          <w:sz w:val="19"/>
+          <w:shd w:fill="F3F4F6"/>
+        </w:rPr>
+        <w:t>YYYY-MM-DD_HH-MM-SS_run&lt;sequence&gt;_&lt;outcome&gt;.csv</w:t>
+      </w:r>
+    </w:p>
+    <w:p>
+      <w:pPr>
+        <w:pStyle w:val="Heading1"/>
+        <w:spacing w:before="240" w:after="120"/>
+      </w:pPr>
+      <w:r>
+        <w:t>Device Tools</w:t>
+      </w:r>
+    </w:p>
+    <w:p>
+      <w:pPr>
+        <w:spacing w:before="0" w:after="120" w:line="240" w:lineRule="auto"/>
+      </w:pPr>
+      <w:r>
+        <w:t xml:space="preserve">Use </w:t>
+      </w:r>
+      <w:r>
+        <w:rPr>
+          <w:rFonts w:ascii="Consolas" w:hAnsi="Consolas"/>
+          <w:sz w:val="19"/>
+          <w:shd w:fill="F3F4F6"/>
+        </w:rPr>
+        <w:t>Device Tools</w:t>
+      </w:r>
+      <w:r>
+        <w:t xml:space="preserve"> for manual PC-side actions.</w:t>
+      </w:r>
+    </w:p>
+    <w:p>
+      <w:pPr>
+        <w:pStyle w:val="Heading2"/>
+        <w:spacing w:before="200" w:after="80"/>
+      </w:pPr>
+      <w:r>
+        <w:t>Available Actions</w:t>
+      </w:r>
+    </w:p>
+    <w:p>
+      <w:pPr>
+        <w:pStyle w:val="ListBullet"/>
+      </w:pPr>
+      <w:r>
+        <w:rPr>
+          <w:rFonts w:ascii="Consolas" w:hAnsi="Consolas"/>
+          <w:sz w:val="19"/>
+          <w:shd w:fill="F3F4F6"/>
+        </w:rPr>
+        <w:t>Extract Data from Test Fixture</w:t>
+      </w:r>
+    </w:p>
+    <w:p>
+      <w:pPr>
+        <w:pStyle w:val="ListBullet"/>
+      </w:pPr>
+      <w:r>
+        <w:rPr>
+          <w:rFonts w:ascii="Consolas" w:hAnsi="Consolas"/>
+          <w:sz w:val="19"/>
+          <w:shd w:fill="F3F4F6"/>
+        </w:rPr>
+        <w:t>Upload Test Firmware</w:t>
+      </w:r>
+    </w:p>
+    <w:p>
+      <w:pPr>
+        <w:pStyle w:val="ListBullet"/>
+      </w:pPr>
+      <w:r>
+        <w:rPr>
+          <w:rFonts w:ascii="Consolas" w:hAnsi="Consolas"/>
+          <w:sz w:val="19"/>
+          <w:shd w:fill="F3F4F6"/>
+        </w:rPr>
+        <w:t>Upload Production Firmware</w:t>
+      </w:r>
+    </w:p>
+    <w:p>
+      <w:pPr>
+        <w:pStyle w:val="Heading2"/>
+        <w:spacing w:before="200" w:after="80"/>
+      </w:pPr>
+      <w:r>
+        <w:t>Current Limitation</w:t>
+      </w:r>
+    </w:p>
+    <w:p>
+      <w:pPr>
+        <w:spacing w:before="0" w:after="120" w:line="240" w:lineRule="auto"/>
+      </w:pPr>
+      <w:r>
+        <w:rPr>
+          <w:rFonts w:ascii="Consolas" w:hAnsi="Consolas"/>
+          <w:sz w:val="19"/>
+          <w:shd w:fill="F3F4F6"/>
+        </w:rPr>
+        <w:t>Upload Production Firmware</w:t>
+      </w:r>
+      <w:r>
+        <w:t xml:space="preserve"> currently opens a </w:t>
+      </w:r>
+      <w:r>
+        <w:rPr>
+          <w:rFonts w:ascii="Consolas" w:hAnsi="Consolas"/>
+          <w:sz w:val="19"/>
+          <w:shd w:fill="F3F4F6"/>
+        </w:rPr>
+        <w:t>Coming Soon</w:t>
+      </w:r>
+      <w:r>
+        <w:t xml:space="preserve"> message. It is not an active production operation yet.</w:t>
+      </w:r>
+    </w:p>
+    <w:p>
+      <w:pPr>
+        <w:pStyle w:val="Heading2"/>
+        <w:spacing w:before="200" w:after="80"/>
+      </w:pPr>
+      <w:r>
+        <w:t>Last Successful Operation</w:t>
+      </w:r>
+    </w:p>
+    <w:p>
+      <w:pPr>
+        <w:spacing w:before="0" w:after="120" w:line="240" w:lineRule="auto"/>
+      </w:pPr>
+      <w:r>
+        <w:t>The Device Tools page also shows the last successful export or last successful test-firmware upload recorded on that PC.</w:t>
+      </w:r>
+    </w:p>
+    <w:p>
+      <w:pPr>
+        <w:pStyle w:val="Heading1"/>
+        <w:spacing w:before="240" w:after="120"/>
+      </w:pPr>
+      <w:r>
+        <w:t>One Click Test</w:t>
+      </w:r>
+    </w:p>
+    <w:p>
+      <w:pPr>
+        <w:spacing w:before="0" w:after="120" w:line="240" w:lineRule="auto"/>
+      </w:pPr>
+      <w:r>
+        <w:t>Use this page when you want the desktop app to run the full workflow.</w:t>
+      </w:r>
+    </w:p>
+    <w:p>
+      <w:pPr>
+        <w:spacing w:before="0" w:after="120" w:line="240" w:lineRule="auto"/>
+      </w:pPr>
+      <w:r>
+        <w:t>It includes:</w:t>
+      </w:r>
+    </w:p>
+    <w:p>
+      <w:pPr>
+        <w:pStyle w:val="ListBullet"/>
+      </w:pPr>
+      <w:r>
+        <w:t>A connection-readiness card</w:t>
+      </w:r>
+    </w:p>
+    <w:p>
+      <w:pPr>
+        <w:pStyle w:val="ListBullet"/>
+      </w:pPr>
+      <w:r>
+        <w:t>A start button</w:t>
+      </w:r>
+    </w:p>
+    <w:p>
+      <w:pPr>
+        <w:pStyle w:val="ListBullet"/>
+      </w:pPr>
+      <w:r>
+        <w:t>The live progress rail</w:t>
+      </w:r>
+    </w:p>
+    <w:p>
+      <w:pPr>
+        <w:pStyle w:val="Heading1"/>
+        <w:spacing w:before="240" w:after="120"/>
+      </w:pPr>
+      <w:r>
+        <w:t>Activity Log</w:t>
+      </w:r>
+    </w:p>
+    <w:p>
+      <w:pPr>
+        <w:spacing w:before="0" w:after="120" w:line="240" w:lineRule="auto"/>
+      </w:pPr>
+      <w:r>
+        <w:t>Use the Activity Log to see:</w:t>
+      </w:r>
+    </w:p>
+    <w:p>
+      <w:pPr>
+        <w:pStyle w:val="ListBullet"/>
+      </w:pPr>
+      <w:r>
+        <w:t>Upload progress</w:t>
+      </w:r>
+    </w:p>
+    <w:p>
+      <w:pPr>
+        <w:pStyle w:val="ListBullet"/>
+      </w:pPr>
+      <w:r>
+        <w:t>Start and stop messages</w:t>
+      </w:r>
+    </w:p>
+    <w:p>
+      <w:pPr>
+        <w:pStyle w:val="ListBullet"/>
+      </w:pPr>
+      <w:r>
+        <w:t>One Click stage changes</w:t>
+      </w:r>
+    </w:p>
+    <w:p>
+      <w:pPr>
+        <w:pStyle w:val="ListBullet"/>
+      </w:pPr>
+      <w:r>
+        <w:t>LED technician prompts</w:t>
+      </w:r>
+    </w:p>
+    <w:p>
+      <w:pPr>
+        <w:pStyle w:val="ListBullet"/>
+      </w:pPr>
+      <w:r>
+        <w:t>Export completion</w:t>
+      </w:r>
+    </w:p>
+    <w:p>
+      <w:pPr>
+        <w:pStyle w:val="ListBullet"/>
+      </w:pPr>
+      <w:r>
+        <w:t>Error messages</w:t>
+      </w:r>
+    </w:p>
+    <w:p>
+      <w:pPr>
+        <w:pStyle w:val="Heading1"/>
+        <w:spacing w:before="240" w:after="120"/>
+      </w:pPr>
+      <w:r>
+        <w:t>Settings</w:t>
+      </w:r>
+    </w:p>
+    <w:p>
+      <w:pPr>
+        <w:spacing w:before="0" w:after="120" w:line="240" w:lineRule="auto"/>
+      </w:pPr>
+      <w:r>
+        <w:t>The app stores local station settings such as:</w:t>
+      </w:r>
+    </w:p>
+    <w:p>
+      <w:pPr>
+        <w:pStyle w:val="ListBullet"/>
+      </w:pPr>
+      <w:r>
+        <w:t>Language</w:t>
+      </w:r>
+    </w:p>
+    <w:p>
+      <w:pPr>
+        <w:pStyle w:val="ListBullet"/>
+      </w:pPr>
+      <w:r>
+        <w:t>Font size</w:t>
+      </w:r>
+    </w:p>
+    <w:p>
+      <w:pPr>
+        <w:pStyle w:val="ListBullet"/>
+      </w:pPr>
+      <w:r>
+        <w:t>Confirm before extract</w:t>
+      </w:r>
+    </w:p>
+    <w:p>
+      <w:pPr>
+        <w:pStyle w:val="ListBullet"/>
+      </w:pPr>
+      <w:r>
+        <w:t>Auto refresh on tab switch</w:t>
+      </w:r>
+    </w:p>
+    <w:p>
+      <w:pPr>
+        <w:pStyle w:val="ListBullet"/>
+      </w:pPr>
+      <w:r>
+        <w:t>Reduced motion</w:t>
+      </w:r>
+    </w:p>
+    <w:p>
+      <w:pPr>
+        <w:pStyle w:val="ListBullet"/>
+      </w:pPr>
+      <w:r>
+        <w:t>Dark mode preference</w:t>
+      </w:r>
+    </w:p>
+    <w:p>
+      <w:pPr>
+        <w:pStyle w:val="ListBullet"/>
+      </w:pPr>
+      <w:r>
+        <w:t>Export folder path</w:t>
+      </w:r>
+    </w:p>
+    <w:p>
+      <w:pPr>
+        <w:spacing w:before="0" w:after="120" w:line="240" w:lineRule="auto"/>
+      </w:pPr>
+      <w:r>
+        <w:t>The current supported interface languages are:</w:t>
+      </w:r>
+    </w:p>
+    <w:p>
+      <w:pPr>
+        <w:pStyle w:val="ListBullet"/>
+      </w:pPr>
+      <w:r>
+        <w:t>English</w:t>
+      </w:r>
+    </w:p>
+    <w:p>
+      <w:pPr>
+        <w:pStyle w:val="ListBullet"/>
+      </w:pPr>
+      <w:r>
+        <w:t>Spanish</w:t>
+      </w:r>
+    </w:p>
+    <w:p>
+      <w:pPr>
+        <w:pStyle w:val="ListBullet"/>
+      </w:pPr>
+      <w:r>
+        <w:t>Hmong</w:t>
+      </w:r>
+    </w:p>
+    <w:p>
+      <w:pPr>
+        <w:pStyle w:val="Heading1"/>
+        <w:spacing w:before="240" w:after="120"/>
+      </w:pPr>
+      <w:r>
+        <w:t>Keyboard Shortcuts</w:t>
+      </w:r>
+    </w:p>
+    <w:p>
+      <w:pPr>
+        <w:spacing w:before="0" w:after="120" w:line="240" w:lineRule="auto"/>
+      </w:pPr>
+      <w:r>
+        <w:t>The current desktop app includes these useful shortcuts:</w:t>
+      </w:r>
+    </w:p>
+    <w:p>
+      <w:pPr>
+        <w:pStyle w:val="ListBullet"/>
+      </w:pPr>
+      <w:r>
+        <w:rPr>
+          <w:rFonts w:ascii="Consolas" w:hAnsi="Consolas"/>
+          <w:sz w:val="19"/>
+          <w:shd w:fill="F3F4F6"/>
+        </w:rPr>
+        <w:t>F5</w:t>
+      </w:r>
+      <w:r>
+        <w:t>: Refresh file list</w:t>
+      </w:r>
+    </w:p>
+    <w:p>
+      <w:pPr>
+        <w:pStyle w:val="ListBullet"/>
+      </w:pPr>
+      <w:r>
+        <w:rPr>
+          <w:rFonts w:ascii="Consolas" w:hAnsi="Consolas"/>
+          <w:sz w:val="19"/>
+          <w:shd w:fill="F3F4F6"/>
+        </w:rPr>
+        <w:t>Ctrl+O</w:t>
+      </w:r>
+      <w:r>
+        <w:t>: Open exports folder</w:t>
+      </w:r>
+    </w:p>
+    <w:p>
+      <w:pPr>
+        <w:pStyle w:val="ListBullet"/>
+      </w:pPr>
+      <w:r>
+        <w:rPr>
+          <w:rFonts w:ascii="Consolas" w:hAnsi="Consolas"/>
+          <w:sz w:val="19"/>
+          <w:shd w:fill="F3F4F6"/>
+        </w:rPr>
+        <w:t>Ctrl+E</w:t>
+      </w:r>
+      <w:r>
+        <w:t>: Extract data from the fixture</w:t>
+      </w:r>
+    </w:p>
+    <w:p>
+      <w:pPr>
+        <w:pStyle w:val="ListBullet"/>
+      </w:pPr>
+      <w:r>
+        <w:rPr>
+          <w:rFonts w:ascii="Consolas" w:hAnsi="Consolas"/>
+          <w:sz w:val="19"/>
+          <w:shd w:fill="F3F4F6"/>
+        </w:rPr>
+        <w:t>Ctrl+U</w:t>
+      </w:r>
+      <w:r>
+        <w:t>: Upload test firmware</w:t>
+      </w:r>
+    </w:p>
+    <w:p>
+      <w:pPr>
+        <w:pStyle w:val="ListBullet"/>
+      </w:pPr>
+      <w:r>
+        <w:rPr>
+          <w:rFonts w:ascii="Consolas" w:hAnsi="Consolas"/>
+          <w:sz w:val="19"/>
+          <w:shd w:fill="F3F4F6"/>
+        </w:rPr>
+        <w:t>Esc</w:t>
+      </w:r>
+      <w:r>
+        <w:t>: Exit fullscreen or maximized mode</w:t>
+      </w:r>
+    </w:p>
+    <w:p>
+      <w:pPr>
+        <w:pStyle w:val="Heading1"/>
+        <w:spacing w:before="240" w:after="120"/>
+      </w:pPr>
+      <w:r>
+        <w:t>What To Do On Pass</w:t>
+      </w:r>
+    </w:p>
+    <w:p>
+      <w:pPr>
+        <w:spacing w:before="0" w:after="120" w:line="240" w:lineRule="auto"/>
+      </w:pPr>
+      <w:r>
+        <w:t>If the run passes:</w:t>
+      </w:r>
+    </w:p>
+    <w:p>
+      <w:pPr>
+        <w:ind w:left="0" w:hanging="230"/>
+      </w:pPr>
+      <w:r>
+        <w:rPr>
+          <w:rFonts w:ascii="Aptos" w:hAnsi="Aptos"/>
+          <w:b/>
+          <w:color w:val="2B3E5D"/>
+        </w:rPr>
+        <w:t xml:space="preserve">1. </w:t>
+      </w:r>
+      <w:r>
+        <w:t xml:space="preserve">Confirm the fixture shows </w:t>
+      </w:r>
+      <w:r>
+        <w:rPr>
+          <w:rFonts w:ascii="Consolas" w:hAnsi="Consolas"/>
+          <w:sz w:val="19"/>
+          <w:shd w:fill="F3F4F6"/>
+        </w:rPr>
+        <w:t>Test_Complete_Screen</w:t>
+      </w:r>
+      <w:r>
+        <w:t>, or confirm that One Click completed successfully.</w:t>
+      </w:r>
+    </w:p>
+    <w:p>
+      <w:pPr>
+        <w:ind w:left="0" w:hanging="230"/>
+      </w:pPr>
+      <w:r>
+        <w:rPr>
+          <w:rFonts w:ascii="Aptos" w:hAnsi="Aptos"/>
+          <w:b/>
+          <w:color w:val="2B3E5D"/>
+        </w:rPr>
+        <w:t xml:space="preserve">2. </w:t>
+      </w:r>
+      <w:r>
+        <w:t xml:space="preserve">Confirm the CSV exists in </w:t>
+      </w:r>
+      <w:r>
+        <w:rPr>
+          <w:rFonts w:ascii="Consolas" w:hAnsi="Consolas"/>
+          <w:sz w:val="19"/>
+          <w:shd w:fill="F3F4F6"/>
+        </w:rPr>
+        <w:t>File Explorer</w:t>
+      </w:r>
+      <w:r>
+        <w:t>.</w:t>
+      </w:r>
+    </w:p>
+    <w:p>
+      <w:pPr>
+        <w:ind w:left="0" w:hanging="230"/>
+      </w:pPr>
+      <w:r>
+        <w:rPr>
+          <w:rFonts w:ascii="Aptos" w:hAnsi="Aptos"/>
+          <w:b/>
+          <w:color w:val="2B3E5D"/>
+        </w:rPr>
+        <w:t xml:space="preserve">3. </w:t>
+      </w:r>
+      <w:r>
+        <w:t>Record the unit as passed according to plant procedure.</w:t>
+      </w:r>
+    </w:p>
+    <w:p>
+      <w:pPr>
+        <w:pStyle w:val="Heading1"/>
+        <w:spacing w:before="240" w:after="120"/>
+      </w:pPr>
+      <w:r>
+        <w:t>What To Do On Fail</w:t>
+      </w:r>
+    </w:p>
+    <w:p>
+      <w:pPr>
+        <w:spacing w:before="0" w:after="120" w:line="240" w:lineRule="auto"/>
+      </w:pPr>
+      <w:r>
+        <w:t>If the run fails:</w:t>
+      </w:r>
+    </w:p>
+    <w:p>
+      <w:pPr>
+        <w:ind w:left="0" w:hanging="230"/>
+      </w:pPr>
+      <w:r>
+        <w:rPr>
+          <w:rFonts w:ascii="Aptos" w:hAnsi="Aptos"/>
+          <w:b/>
+          <w:color w:val="2B3E5D"/>
+        </w:rPr>
+        <w:t xml:space="preserve">1. </w:t>
+      </w:r>
+      <w:r>
+        <w:t xml:space="preserve">Record the fault code and failed step from </w:t>
+      </w:r>
+      <w:r>
+        <w:rPr>
+          <w:rFonts w:ascii="Consolas" w:hAnsi="Consolas"/>
+          <w:sz w:val="19"/>
+          <w:shd w:fill="F3F4F6"/>
+        </w:rPr>
+        <w:t>Fault_Screen</w:t>
+      </w:r>
+      <w:r>
+        <w:t>.</w:t>
+      </w:r>
+    </w:p>
+    <w:p>
+      <w:pPr>
+        <w:ind w:left="0" w:hanging="230"/>
+      </w:pPr>
+      <w:r>
+        <w:rPr>
+          <w:rFonts w:ascii="Aptos" w:hAnsi="Aptos"/>
+          <w:b/>
+          <w:color w:val="2B3E5D"/>
+        </w:rPr>
+        <w:t xml:space="preserve">2. </w:t>
+      </w:r>
+      <w:r>
+        <w:t>Export the failed run.</w:t>
+      </w:r>
+    </w:p>
+    <w:p>
+      <w:pPr>
+        <w:ind w:left="0" w:hanging="230"/>
+      </w:pPr>
+      <w:r>
+        <w:rPr>
+          <w:rFonts w:ascii="Aptos" w:hAnsi="Aptos"/>
+          <w:b/>
+          <w:color w:val="2B3E5D"/>
+        </w:rPr>
+        <w:t xml:space="preserve">3. </w:t>
+      </w:r>
+      <w:r>
+        <w:t xml:space="preserve">Use </w:t>
+      </w:r>
+      <w:hyperlink r:id="rId15">
+        <w:r>
+          <w:rPr>
+            <w:color w:val="C8102E"/>
+            <w:u w:val="single"/>
+          </w:rPr>
+          <w:t>EOL Test Fixture Troubleshooting Guide</w:t>
+        </w:r>
+      </w:hyperlink>
+      <w:r>
+        <w:t>.</w:t>
+      </w:r>
+    </w:p>
+    <w:p>
+      <w:pPr>
+        <w:ind w:left="0" w:hanging="230"/>
+      </w:pPr>
+      <w:r>
+        <w:rPr>
+          <w:rFonts w:ascii="Aptos" w:hAnsi="Aptos"/>
+          <w:b/>
+          <w:color w:val="2B3E5D"/>
+        </w:rPr>
+        <w:t xml:space="preserve">4. </w:t>
+      </w:r>
+      <w:r>
+        <w:t xml:space="preserve">Use </w:t>
+      </w:r>
+      <w:hyperlink r:id="rId16">
+        <w:r>
+          <w:rPr>
+            <w:color w:val="C8102E"/>
+            <w:u w:val="single"/>
+          </w:rPr>
+          <w:t>End-of-Line Error Code Reference</w:t>
+        </w:r>
+      </w:hyperlink>
+      <w:r>
+        <w:t xml:space="preserve"> for exact fault meaning.</w:t>
+      </w:r>
+    </w:p>
+    <w:p>
+      <w:pPr>
+        <w:ind w:left="0" w:hanging="230"/>
+      </w:pPr>
+      <w:r>
+        <w:rPr>
+          <w:rFonts w:ascii="Aptos" w:hAnsi="Aptos"/>
+          <w:b/>
+          <w:color w:val="2B3E5D"/>
+        </w:rPr>
+        <w:t xml:space="preserve">5. </w:t>
+      </w:r>
+      <w:r>
+        <w:t>Correct the issue before restarting the test.</w:t>
+      </w:r>
+    </w:p>
+    <w:p>
+      <w:pPr>
+        <w:pStyle w:val="Heading1"/>
+        <w:spacing w:before="240" w:after="120"/>
+      </w:pPr>
+      <w:r>
+        <w:t>Operator Rules</w:t>
+      </w:r>
+    </w:p>
+    <w:p>
+      <w:pPr>
+        <w:pStyle w:val="ListBullet"/>
+      </w:pPr>
+      <w:r>
+        <w:t xml:space="preserve">Use </w:t>
+      </w:r>
+      <w:r>
+        <w:rPr>
+          <w:rFonts w:ascii="Consolas" w:hAnsi="Consolas"/>
+          <w:sz w:val="19"/>
+          <w:shd w:fill="F3F4F6"/>
         </w:rPr>
         <w:t>Begin AUTO</w:t>
       </w:r>
       <w:r>
-        <w:rPr>
-          <w:b w:val="0"/>
-          <w:i w:val="0"/>
-        </w:rPr>
-        <w:t>.</w:t>
+        <w:t xml:space="preserve"> for normal production runs.</w:t>
       </w:r>
     </w:p>
     <w:p>
-      <w:r>
-        <w:rPr>
-          <w:b w:val="0"/>
-          <w:i w:val="0"/>
-        </w:rPr>
-        <w:t xml:space="preserve">Do not use </w:t>
+      <w:pPr>
+        <w:pStyle w:val="ListBullet"/>
+      </w:pPr>
+      <w:r>
+        <w:t xml:space="preserve">Use </w:t>
       </w:r>
       <w:r>
         <w:rPr>
           <w:rFonts w:ascii="Consolas" w:hAnsi="Consolas"/>
-          <w:b w:val="0"/>
-          <w:i w:val="0"/>
-          <w:sz w:val="20"/>
+          <w:sz w:val="19"/>
+          <w:shd w:fill="F3F4F6"/>
         </w:rPr>
         <w:t>Begin MANUAL</w:t>
       </w:r>
       <w:r>
-        <w:rPr>
-          <w:b w:val="0"/>
-          <w:i w:val="0"/>
-        </w:rPr>
-        <w:t xml:space="preserve"> for normal production testing unless engineering or maintenance has specifically instructed you to use it.</w:t>
+        <w:t xml:space="preserve"> only for service or debug work.</w:t>
       </w:r>
     </w:p>
     <w:p>
       <w:pPr>
-        <w:pStyle w:val="Heading3"/>
-      </w:pPr>
-      <w:r>
-        <w:rPr>
-          <w:b w:val="0"/>
-          <w:i w:val="0"/>
-        </w:rPr>
-        <w:t>High-Level Flow</w:t>
-      </w:r>
-    </w:p>
-    <w:tbl>
-      <w:tblPr>
-        <w:tblStyle w:val="TableGrid"/>
-        <w:tblW w:type="auto" w:w="0"/>
-        <w:tblLook w:firstColumn="1" w:firstRow="1" w:lastColumn="0" w:lastRow="0" w:noHBand="0" w:noVBand="1" w:val="04A0"/>
-      </w:tblPr>
-      <w:tblGrid>
-        <w:gridCol w:w="3360"/>
-        <w:gridCol w:w="3360"/>
-        <w:gridCol w:w="3360"/>
-      </w:tblGrid>
-      <w:tr>
-        <w:tc>
-          <w:tcPr>
-            <w:tcW w:type="dxa" w:w="3360"/>
-            <w:shd w:fill="D9EAF7"/>
-          </w:tcPr>
-          <w:p>
-            <w:r>
-              <w:rPr>
-                <w:b/>
-              </w:rPr>
-            </w:r>
-            <w:r>
-              <w:rPr>
-                <w:b/>
-                <w:i w:val="0"/>
-              </w:rPr>
-              <w:t>Screen or Stage</w:t>
-            </w:r>
-          </w:p>
-        </w:tc>
-        <w:tc>
-          <w:tcPr>
-            <w:tcW w:type="dxa" w:w="3360"/>
-            <w:shd w:fill="D9EAF7"/>
-          </w:tcPr>
-          <w:p>
-            <w:r>
-              <w:rPr>
-                <w:b/>
-              </w:rPr>
-            </w:r>
-            <w:r>
-              <w:rPr>
-                <w:b/>
-                <w:i w:val="0"/>
-              </w:rPr>
-              <w:t>What Happens</w:t>
-            </w:r>
-          </w:p>
-        </w:tc>
-        <w:tc>
-          <w:tcPr>
-            <w:tcW w:type="dxa" w:w="3360"/>
-            <w:shd w:fill="D9EAF7"/>
-          </w:tcPr>
-          <w:p>
-            <w:r>
-              <w:rPr>
-                <w:b/>
-              </w:rPr>
-            </w:r>
-            <w:r>
-              <w:rPr>
-                <w:b/>
-                <w:i w:val="0"/>
-              </w:rPr>
-              <w:t>Operator Action</w:t>
-            </w:r>
-          </w:p>
-        </w:tc>
-      </w:tr>
-      <w:tr>
-        <w:tc>
-          <w:tcPr>
-            <w:tcW w:type="dxa" w:w="3360"/>
-          </w:tcPr>
-          <w:p>
-            <w:r/>
-            <w:r>
-              <w:rPr>
-                <w:b w:val="0"/>
-                <w:i w:val="0"/>
-              </w:rPr>
-              <w:t>Start Screen</w:t>
-            </w:r>
-          </w:p>
-        </w:tc>
-        <w:tc>
-          <w:tcPr>
-            <w:tcW w:type="dxa" w:w="3360"/>
-          </w:tcPr>
-          <w:p>
-            <w:r/>
-            <w:r>
-              <w:rPr>
-                <w:b w:val="0"/>
-                <w:i w:val="0"/>
-              </w:rPr>
-              <w:t>Entry point to automatic or manual modes</w:t>
-            </w:r>
-          </w:p>
-        </w:tc>
-        <w:tc>
-          <w:tcPr>
-            <w:tcW w:type="dxa" w:w="3360"/>
-          </w:tcPr>
-          <w:p>
-            <w:r/>
-            <w:r>
-              <w:rPr>
-                <w:b w:val="0"/>
-                <w:i w:val="0"/>
-              </w:rPr>
-              <w:t xml:space="preserve">Select </w:t>
-            </w:r>
-            <w:r>
-              <w:rPr>
-                <w:rFonts w:ascii="Consolas" w:hAnsi="Consolas"/>
-                <w:b w:val="0"/>
-                <w:i w:val="0"/>
-                <w:sz w:val="20"/>
-              </w:rPr>
-              <w:t>Begin AUTO</w:t>
-            </w:r>
-            <w:r>
-              <w:rPr>
-                <w:b w:val="0"/>
-                <w:i w:val="0"/>
-              </w:rPr>
-              <w:t xml:space="preserve"> for production testing</w:t>
-            </w:r>
-          </w:p>
-        </w:tc>
-      </w:tr>
-      <w:tr>
-        <w:tc>
-          <w:tcPr>
-            <w:tcW w:type="dxa" w:w="3360"/>
-          </w:tcPr>
-          <w:p>
-            <w:r/>
-            <w:r>
-              <w:rPr>
-                <w:b w:val="0"/>
-                <w:i w:val="0"/>
-              </w:rPr>
-              <w:t>Comm / Reset</w:t>
-            </w:r>
-          </w:p>
-        </w:tc>
-        <w:tc>
-          <w:tcPr>
-            <w:tcW w:type="dxa" w:w="3360"/>
-          </w:tcPr>
-          <w:p>
-            <w:r/>
-            <w:r>
-              <w:rPr>
-                <w:b w:val="0"/>
-                <w:i w:val="0"/>
-              </w:rPr>
-              <w:t>Communication, MCU reset, and fault check run automatically</w:t>
-            </w:r>
-          </w:p>
-        </w:tc>
-        <w:tc>
-          <w:tcPr>
-            <w:tcW w:type="dxa" w:w="3360"/>
-          </w:tcPr>
-          <w:p>
-            <w:r/>
-            <w:r>
-              <w:rPr>
-                <w:b w:val="0"/>
-                <w:i w:val="0"/>
-              </w:rPr>
-              <w:t>Observe status and wait</w:t>
-            </w:r>
-          </w:p>
-        </w:tc>
-      </w:tr>
-      <w:tr>
-        <w:tc>
-          <w:tcPr>
-            <w:tcW w:type="dxa" w:w="3360"/>
-          </w:tcPr>
-          <w:p>
-            <w:r/>
-            <w:r>
-              <w:rPr>
-                <w:b w:val="0"/>
-                <w:i w:val="0"/>
-              </w:rPr>
-              <w:t>Inputs</w:t>
-            </w:r>
-          </w:p>
-        </w:tc>
-        <w:tc>
-          <w:tcPr>
-            <w:tcW w:type="dxa" w:w="3360"/>
-          </w:tcPr>
-          <w:p>
-            <w:r/>
-            <w:r>
-              <w:rPr>
-                <w:b w:val="0"/>
-                <w:i w:val="0"/>
-              </w:rPr>
-              <w:t>Digital and analog input checks run automatically</w:t>
-            </w:r>
-          </w:p>
-        </w:tc>
-        <w:tc>
-          <w:tcPr>
-            <w:tcW w:type="dxa" w:w="3360"/>
-          </w:tcPr>
-          <w:p>
-            <w:r/>
-            <w:r>
-              <w:rPr>
-                <w:b w:val="0"/>
-                <w:i w:val="0"/>
-              </w:rPr>
-              <w:t>Observe progress and do not interrupt</w:t>
-            </w:r>
-          </w:p>
-        </w:tc>
-      </w:tr>
-      <w:tr>
-        <w:tc>
-          <w:tcPr>
-            <w:tcW w:type="dxa" w:w="3360"/>
-          </w:tcPr>
-          <w:p>
-            <w:r/>
-            <w:r>
-              <w:rPr>
-                <w:b w:val="0"/>
-                <w:i w:val="0"/>
-              </w:rPr>
-              <w:t>Outputs</w:t>
-            </w:r>
-          </w:p>
-        </w:tc>
-        <w:tc>
-          <w:tcPr>
-            <w:tcW w:type="dxa" w:w="3360"/>
-          </w:tcPr>
-          <w:p>
-            <w:r/>
-            <w:r>
-              <w:rPr>
-                <w:b w:val="0"/>
-                <w:i w:val="0"/>
-              </w:rPr>
-              <w:t>Digital outputs auto-pass in this revision; relay checks run automatically</w:t>
-            </w:r>
-          </w:p>
-        </w:tc>
-        <w:tc>
-          <w:tcPr>
-            <w:tcW w:type="dxa" w:w="3360"/>
-          </w:tcPr>
-          <w:p>
-            <w:r/>
-            <w:r>
-              <w:rPr>
-                <w:b w:val="0"/>
-                <w:i w:val="0"/>
-              </w:rPr>
-              <w:t>Observe progress and do not interrupt</w:t>
-            </w:r>
-          </w:p>
-        </w:tc>
-      </w:tr>
-      <w:tr>
-        <w:tc>
-          <w:tcPr>
-            <w:tcW w:type="dxa" w:w="3360"/>
-          </w:tcPr>
-          <w:p>
-            <w:r/>
-            <w:r>
-              <w:rPr>
-                <w:b w:val="0"/>
-                <w:i w:val="0"/>
-              </w:rPr>
-              <w:t>Buttons / LEDs</w:t>
-            </w:r>
-          </w:p>
-        </w:tc>
-        <w:tc>
-          <w:tcPr>
-            <w:tcW w:type="dxa" w:w="3360"/>
-          </w:tcPr>
-          <w:p>
-            <w:r/>
-            <w:r>
-              <w:rPr>
-                <w:b w:val="0"/>
-                <w:i w:val="0"/>
-              </w:rPr>
-              <w:t>Button checks and LED visual confirmation occur</w:t>
-            </w:r>
-          </w:p>
-        </w:tc>
-        <w:tc>
-          <w:tcPr>
-            <w:tcW w:type="dxa" w:w="3360"/>
-          </w:tcPr>
-          <w:p>
-            <w:r/>
-            <w:r>
-              <w:rPr>
-                <w:b w:val="0"/>
-                <w:i w:val="0"/>
-              </w:rPr>
-              <w:t xml:space="preserve">Press and release the highlighted button when prompted, then select </w:t>
-            </w:r>
-            <w:r>
-              <w:rPr>
-                <w:rFonts w:ascii="Consolas" w:hAnsi="Consolas"/>
-                <w:b w:val="0"/>
-                <w:i w:val="0"/>
-                <w:sz w:val="20"/>
-              </w:rPr>
-              <w:t>LED's GOOD</w:t>
-            </w:r>
-            <w:r>
-              <w:rPr>
-                <w:b w:val="0"/>
-                <w:i w:val="0"/>
-              </w:rPr>
-              <w:t xml:space="preserve"> or </w:t>
-            </w:r>
-            <w:r>
-              <w:rPr>
-                <w:rFonts w:ascii="Consolas" w:hAnsi="Consolas"/>
-                <w:b w:val="0"/>
-                <w:i w:val="0"/>
-                <w:sz w:val="20"/>
-              </w:rPr>
-              <w:t>LED's BAD</w:t>
-            </w:r>
-          </w:p>
-        </w:tc>
-      </w:tr>
-      <w:tr>
-        <w:tc>
-          <w:tcPr>
-            <w:tcW w:type="dxa" w:w="3360"/>
-          </w:tcPr>
-          <w:p>
-            <w:r/>
-            <w:r>
-              <w:rPr>
-                <w:b w:val="0"/>
-                <w:i w:val="0"/>
-              </w:rPr>
-              <w:t>Test Complete</w:t>
-            </w:r>
-          </w:p>
-        </w:tc>
-        <w:tc>
-          <w:tcPr>
-            <w:tcW w:type="dxa" w:w="3360"/>
-          </w:tcPr>
-          <w:p>
-            <w:r/>
-            <w:r>
-              <w:rPr>
-                <w:b w:val="0"/>
-                <w:i w:val="0"/>
-              </w:rPr>
-              <w:t>Run passed</w:t>
-            </w:r>
-          </w:p>
-        </w:tc>
-        <w:tc>
-          <w:tcPr>
-            <w:tcW w:type="dxa" w:w="3360"/>
-          </w:tcPr>
-          <w:p>
-            <w:r/>
-            <w:r>
-              <w:rPr>
-                <w:b w:val="0"/>
-                <w:i w:val="0"/>
-              </w:rPr>
-              <w:t>Record the unit as passed and export the results</w:t>
-            </w:r>
-          </w:p>
-        </w:tc>
-      </w:tr>
-      <w:tr>
-        <w:tc>
-          <w:tcPr>
-            <w:tcW w:type="dxa" w:w="3360"/>
-          </w:tcPr>
-          <w:p>
-            <w:r/>
-            <w:r>
-              <w:rPr>
-                <w:b w:val="0"/>
-                <w:i w:val="0"/>
-              </w:rPr>
-              <w:t>Fault Screen</w:t>
-            </w:r>
-          </w:p>
-        </w:tc>
-        <w:tc>
-          <w:tcPr>
-            <w:tcW w:type="dxa" w:w="3360"/>
-          </w:tcPr>
-          <w:p>
-            <w:r/>
-            <w:r>
-              <w:rPr>
-                <w:b w:val="0"/>
-                <w:i w:val="0"/>
-              </w:rPr>
-              <w:t>Run failed</w:t>
-            </w:r>
-          </w:p>
-        </w:tc>
-        <w:tc>
-          <w:tcPr>
-            <w:tcW w:type="dxa" w:w="3360"/>
-          </w:tcPr>
-          <w:p>
-            <w:r/>
-            <w:r>
-              <w:rPr>
-                <w:b w:val="0"/>
-                <w:i w:val="0"/>
-              </w:rPr>
-              <w:t>Record the failure information and export the results</w:t>
-            </w:r>
-          </w:p>
-        </w:tc>
-      </w:tr>
-    </w:tbl>
-    <w:p>
-      <w:pPr>
-        <w:pStyle w:val="Heading2"/>
-      </w:pPr>
-      <w:r>
-        <w:rPr>
-          <w:b w:val="0"/>
-          <w:i w:val="0"/>
-        </w:rPr>
-        <w:t>Before Starting A Run</w:t>
+        <w:pStyle w:val="ListBullet"/>
+      </w:pPr>
+      <w:r>
+        <w:t>Do not bypass communication, reset, or fault-check failures.</w:t>
       </w:r>
     </w:p>
     <w:p>
       <w:pPr>
-        <w:pStyle w:val="ListNumber"/>
-      </w:pPr>
+        <w:pStyle w:val="ListBullet"/>
+      </w:pPr>
+      <w:r>
+        <w:t xml:space="preserve">Do not mark a unit as passed unless the fixture completes successfully and the final LED decision is </w:t>
+      </w:r>
       <w:r>
         <w:rPr>
-          <w:b w:val="0"/>
-          <w:i w:val="0"/>
+          <w:rFonts w:ascii="Consolas" w:hAnsi="Consolas"/>
+          <w:sz w:val="19"/>
+          <w:shd w:fill="F3F4F6"/>
         </w:rPr>
-        <w:t>Power the fixture and confirm the display starts normally.</w:t>
+        <w:t>GOOD</w:t>
+      </w:r>
+      <w:r>
+        <w:t>.</w:t>
       </w:r>
     </w:p>
     <w:p>
       <w:pPr>
-        <w:pStyle w:val="ListNumber"/>
-      </w:pPr>
-      <w:r>
-        <w:rPr>
-          <w:b w:val="0"/>
-          <w:i w:val="0"/>
-        </w:rPr>
-        <w:t>Verify the DUT and all required cables are connected correctly.</w:t>
+        <w:pStyle w:val="ListBullet"/>
+      </w:pPr>
+      <w:r>
+        <w:t>Do not remove a failed unit until the required failure information and CSV export have been captured.</w:t>
       </w:r>
     </w:p>
     <w:p>
       <w:pPr>
-        <w:pStyle w:val="ListNumber"/>
-      </w:pPr>
-      <w:r>
-        <w:rPr>
-          <w:b w:val="0"/>
-          <w:i w:val="0"/>
-        </w:rPr>
-        <w:t>Confirm the ESP32 has the correct EOL test firmware loaded.</w:t>
+        <w:pStyle w:val="ListBullet"/>
+      </w:pPr>
+      <w:r>
+        <w:t>Do not assume the production firmware upload button is active; it is not implemented yet.</w:t>
       </w:r>
     </w:p>
     <w:p>
       <w:pPr>
-        <w:pStyle w:val="ListNumber"/>
-      </w:pPr>
-      <w:r>
-        <w:rPr>
-          <w:b w:val="0"/>
-          <w:i w:val="0"/>
-        </w:rPr>
-        <w:t>Confirm the export PC is available if the run will be archived.</w:t>
+        <w:pStyle w:val="Heading1"/>
+        <w:spacing w:before="240" w:after="120"/>
+      </w:pPr>
+      <w:r>
+        <w:t>Related Documents</w:t>
       </w:r>
     </w:p>
     <w:p>
       <w:pPr>
-        <w:pStyle w:val="ListNumber"/>
-      </w:pPr>
-      <w:r>
-        <w:rPr>
-          <w:b w:val="0"/>
-          <w:i w:val="0"/>
-        </w:rPr>
-        <w:t>Confirm the operator can remain at the station during the Buttons / LEDs stage.</w:t>
-      </w:r>
+        <w:pStyle w:val="ListBullet"/>
+      </w:pPr>
+      <w:hyperlink r:id="rId14">
+        <w:r>
+          <w:rPr>
+            <w:color w:val="C8102E"/>
+            <w:u w:val="single"/>
+          </w:rPr>
+          <w:t>EOL Test Fixture Preflight Checklist</w:t>
+        </w:r>
+      </w:hyperlink>
     </w:p>
     <w:p>
       <w:pPr>
-        <w:pStyle w:val="ListNumber"/>
-      </w:pPr>
-      <w:r>
-        <w:rPr>
-          <w:b w:val="0"/>
-          <w:i w:val="0"/>
-        </w:rPr>
-        <w:t xml:space="preserve">Review </w:t>
-      </w:r>
-      <w:r>
-        <w:rPr>
-          <w:b w:val="0"/>
-          <w:i w:val="0"/>
-          <w:color w:val="0563C1"/>
-          <w:u w:val="single"/>
-        </w:rPr>
-        <w:t>Preflight Checklist</w:t>
-      </w:r>
-      <w:r>
-        <w:rPr>
-          <w:b w:val="0"/>
-          <w:i w:val="0"/>
-        </w:rPr>
-        <w:t xml:space="preserve"> if there is any doubt about station readiness.</w:t>
-      </w:r>
+        <w:pStyle w:val="ListBullet"/>
+      </w:pPr>
+      <w:hyperlink r:id="rId17">
+        <w:r>
+          <w:rPr>
+            <w:color w:val="C8102E"/>
+            <w:u w:val="single"/>
+          </w:rPr>
+          <w:t>EOL Test Fixture Screen Guide</w:t>
+        </w:r>
+      </w:hyperlink>
     </w:p>
     <w:p>
       <w:pPr>
-        <w:pStyle w:val="Heading2"/>
-      </w:pPr>
-      <w:r>
-        <w:rPr>
-          <w:b w:val="0"/>
-          <w:i w:val="0"/>
-        </w:rPr>
-        <w:t>Running The Automatic Test</w:t>
-      </w:r>
+        <w:pStyle w:val="ListBullet"/>
+      </w:pPr>
+      <w:hyperlink r:id="rId18">
+        <w:r>
+          <w:rPr>
+            <w:color w:val="C8102E"/>
+            <w:u w:val="single"/>
+          </w:rPr>
+          <w:t>End-of-Line Test Procedure</w:t>
+        </w:r>
+      </w:hyperlink>
     </w:p>
     <w:p>
       <w:pPr>
-        <w:pStyle w:val="Heading3"/>
-      </w:pPr>
-      <w:r>
-        <w:rPr>
-          <w:b w:val="0"/>
-          <w:i w:val="0"/>
-        </w:rPr>
-        <w:t>Step 1 - Start The Test</w:t>
-      </w:r>
+        <w:pStyle w:val="ListBullet"/>
+      </w:pPr>
+      <w:hyperlink r:id="rId15">
+        <w:r>
+          <w:rPr>
+            <w:color w:val="C8102E"/>
+            <w:u w:val="single"/>
+          </w:rPr>
+          <w:t>EOL Test Fixture Troubleshooting Guide</w:t>
+        </w:r>
+      </w:hyperlink>
     </w:p>
     <w:p>
-      <w:r>
-        <w:rPr>
-          <w:b w:val="0"/>
-          <w:i w:val="0"/>
-        </w:rPr>
-        <w:t xml:space="preserve">On the start screen, press </w:t>
-      </w:r>
-      <w:r>
-        <w:rPr>
-          <w:rFonts w:ascii="Consolas" w:hAnsi="Consolas"/>
-          <w:b w:val="0"/>
-          <w:i w:val="0"/>
-          <w:sz w:val="20"/>
-        </w:rPr>
-        <w:t>Begin AUTO</w:t>
-      </w:r>
-      <w:r>
-        <w:rPr>
-          <w:b w:val="0"/>
-          <w:i w:val="0"/>
-        </w:rPr>
-        <w:t>.</w:t>
-      </w:r>
-    </w:p>
-    <w:p>
-      <w:r>
-        <w:rPr>
-          <w:b w:val="0"/>
-          <w:i w:val="0"/>
-        </w:rPr>
-        <w:t>This starts the production test flow through the automatic screens in this order:</w:t>
-      </w:r>
-    </w:p>
-    <w:p>
-      <w:pPr>
-        <w:pStyle w:val="ListNumber"/>
-      </w:pPr>
-      <w:r>
-        <w:rPr>
-          <w:rFonts w:ascii="Consolas" w:hAnsi="Consolas"/>
-          <w:b w:val="0"/>
-          <w:i w:val="0"/>
-          <w:sz w:val="20"/>
-        </w:rPr>
-        <w:t>Comm_Reset_Screen</w:t>
-      </w:r>
-    </w:p>
-    <w:p>
-      <w:pPr>
-        <w:pStyle w:val="ListNumber"/>
-      </w:pPr>
-      <w:r>
-        <w:rPr>
-          <w:rFonts w:ascii="Consolas" w:hAnsi="Consolas"/>
-          <w:b w:val="0"/>
-          <w:i w:val="0"/>
-          <w:sz w:val="20"/>
-        </w:rPr>
-        <w:t>Inputs_Screen</w:t>
-      </w:r>
-    </w:p>
-    <w:p>
-      <w:pPr>
-        <w:pStyle w:val="ListNumber"/>
-      </w:pPr>
-      <w:r>
-        <w:rPr>
-          <w:rFonts w:ascii="Consolas" w:hAnsi="Consolas"/>
-          <w:b w:val="0"/>
-          <w:i w:val="0"/>
-          <w:sz w:val="20"/>
-        </w:rPr>
-        <w:t>Outputs_Screen</w:t>
-      </w:r>
-    </w:p>
-    <w:p>
-      <w:pPr>
-        <w:pStyle w:val="ListNumber"/>
-      </w:pPr>
-      <w:r>
-        <w:rPr>
-          <w:rFonts w:ascii="Consolas" w:hAnsi="Consolas"/>
-          <w:b w:val="0"/>
-          <w:i w:val="0"/>
-          <w:sz w:val="20"/>
-        </w:rPr>
-        <w:t>Buttons_LEDs_Screen</w:t>
-      </w:r>
-    </w:p>
-    <w:p>
-      <w:pPr>
-        <w:pStyle w:val="ListNumber"/>
-      </w:pPr>
-      <w:r>
-        <w:rPr>
-          <w:rFonts w:ascii="Consolas" w:hAnsi="Consolas"/>
-          <w:b w:val="0"/>
-          <w:i w:val="0"/>
-          <w:sz w:val="20"/>
-        </w:rPr>
-        <w:t>Test_Complete_Screen</w:t>
-      </w:r>
-      <w:r>
-        <w:rPr>
-          <w:b w:val="0"/>
-          <w:i w:val="0"/>
-        </w:rPr>
-        <w:t xml:space="preserve"> or </w:t>
-      </w:r>
-      <w:r>
-        <w:rPr>
-          <w:rFonts w:ascii="Consolas" w:hAnsi="Consolas"/>
-          <w:b w:val="0"/>
-          <w:i w:val="0"/>
-          <w:sz w:val="20"/>
-        </w:rPr>
-        <w:t>Fault_Screen</w:t>
-      </w:r>
-    </w:p>
-    <w:p>
-      <w:pPr>
-        <w:pStyle w:val="Heading3"/>
-      </w:pPr>
-      <w:r>
-        <w:rPr>
-          <w:b w:val="0"/>
-          <w:i w:val="0"/>
-        </w:rPr>
-        <w:t>Step 2 - Observe Automatic Stages</w:t>
-      </w:r>
-    </w:p>
-    <w:p>
-      <w:r>
-        <w:rPr>
-          <w:b w:val="0"/>
-          <w:i w:val="0"/>
-        </w:rPr>
-        <w:t>The following stages run automatically:</w:t>
-      </w:r>
-    </w:p>
-    <w:p>
       <w:pPr>
         <w:pStyle w:val="ListBullet"/>
       </w:pPr>
-      <w:r>
-        <w:rPr>
-          <w:b w:val="0"/>
-          <w:i w:val="0"/>
-        </w:rPr>
-        <w:t>Communication check</w:t>
-      </w:r>
-    </w:p>
-    <w:p>
-      <w:pPr>
-        <w:pStyle w:val="ListBullet"/>
-      </w:pPr>
-      <w:r>
-        <w:rPr>
-          <w:b w:val="0"/>
-          <w:i w:val="0"/>
-        </w:rPr>
-        <w:t>MCU reset verification</w:t>
-      </w:r>
-    </w:p>
-    <w:p>
-      <w:pPr>
-        <w:pStyle w:val="ListBullet"/>
-      </w:pPr>
-      <w:r>
-        <w:rPr>
-          <w:b w:val="0"/>
-          <w:i w:val="0"/>
-        </w:rPr>
-        <w:t>Fault check verification</w:t>
-      </w:r>
-    </w:p>
-    <w:p>
-      <w:pPr>
-        <w:pStyle w:val="ListBullet"/>
-      </w:pPr>
-      <w:r>
-        <w:rPr>
-          <w:b w:val="0"/>
-          <w:i w:val="0"/>
-        </w:rPr>
-        <w:t>Digital inputs</w:t>
-      </w:r>
-    </w:p>
-    <w:p>
-      <w:pPr>
-        <w:pStyle w:val="ListBullet"/>
-      </w:pPr>
-      <w:r>
-        <w:rPr>
-          <w:b w:val="0"/>
-          <w:i w:val="0"/>
-        </w:rPr>
-        <w:t>Analog inputs</w:t>
-      </w:r>
-    </w:p>
-    <w:p>
-      <w:pPr>
-        <w:pStyle w:val="ListBullet"/>
-      </w:pPr>
-      <w:r>
-        <w:rPr>
-          <w:b w:val="0"/>
-          <w:i w:val="0"/>
-        </w:rPr>
-        <w:t>Outputs and relay validation</w:t>
-      </w:r>
-    </w:p>
-    <w:p>
-      <w:r>
-        <w:rPr>
-          <w:b w:val="0"/>
-          <w:i w:val="0"/>
-        </w:rPr>
-        <w:t>During these stages:</w:t>
-      </w:r>
-    </w:p>
-    <w:p>
-      <w:pPr>
-        <w:pStyle w:val="ListBullet"/>
-      </w:pPr>
-      <w:r>
-        <w:rPr>
-          <w:b w:val="0"/>
-          <w:i w:val="0"/>
-        </w:rPr>
-        <w:t>allow the fixture to complete each stage</w:t>
-      </w:r>
-    </w:p>
-    <w:p>
-      <w:pPr>
-        <w:pStyle w:val="ListBullet"/>
-      </w:pPr>
-      <w:r>
-        <w:rPr>
-          <w:b w:val="0"/>
-          <w:i w:val="0"/>
-        </w:rPr>
-        <w:t>watch for labels turning green as steps pass</w:t>
-      </w:r>
-    </w:p>
-    <w:p>
-      <w:pPr>
-        <w:pStyle w:val="ListBullet"/>
-      </w:pPr>
-      <w:r>
-        <w:rPr>
-          <w:b w:val="0"/>
-          <w:i w:val="0"/>
-        </w:rPr>
-        <w:t>do not disconnect the DUT or cables</w:t>
-      </w:r>
-    </w:p>
-    <w:p>
-      <w:pPr>
-        <w:pStyle w:val="ListBullet"/>
-      </w:pPr>
-      <w:r>
-        <w:rPr>
-          <w:b w:val="0"/>
-          <w:i w:val="0"/>
-        </w:rPr>
-        <w:t>do not restart the run unless the procedure specifically requires it</w:t>
-      </w:r>
-    </w:p>
-    <w:p>
-      <w:pPr>
-        <w:pStyle w:val="Heading3"/>
-      </w:pPr>
-      <w:r>
-        <w:rPr>
-          <w:b w:val="0"/>
-          <w:i w:val="0"/>
-        </w:rPr>
-        <w:t>Step 3 - Complete The Buttons / LEDs Stage</w:t>
-      </w:r>
-    </w:p>
-    <w:p>
-      <w:r>
-        <w:rPr>
-          <w:b w:val="0"/>
-          <w:i w:val="0"/>
-        </w:rPr>
-        <w:t>The Buttons / LEDs screen requires operator action.</w:t>
-      </w:r>
-    </w:p>
-    <w:p>
-      <w:r>
-        <w:rPr>
-          <w:b w:val="0"/>
-          <w:i w:val="0"/>
-        </w:rPr>
-        <w:t>When the active button label turns yellow:</w:t>
-      </w:r>
-    </w:p>
-    <w:p>
-      <w:pPr>
-        <w:pStyle w:val="ListNumber"/>
-      </w:pPr>
-      <w:r>
-        <w:rPr>
-          <w:b w:val="0"/>
-          <w:i w:val="0"/>
-        </w:rPr>
-        <w:t>Press the indicated button.</w:t>
-      </w:r>
-    </w:p>
-    <w:p>
-      <w:pPr>
-        <w:pStyle w:val="ListNumber"/>
-      </w:pPr>
-      <w:r>
-        <w:rPr>
-          <w:b w:val="0"/>
-          <w:i w:val="0"/>
-        </w:rPr>
-        <w:t>Release the same button within the allowed time.</w:t>
-      </w:r>
-    </w:p>
-    <w:p>
-      <w:pPr>
-        <w:pStyle w:val="ListNumber"/>
-      </w:pPr>
-      <w:r>
-        <w:rPr>
-          <w:b w:val="0"/>
-          <w:i w:val="0"/>
-        </w:rPr>
-        <w:t>Repeat for each prompted button.</w:t>
-      </w:r>
-    </w:p>
-    <w:p>
-      <w:r>
-        <w:rPr>
-          <w:b w:val="0"/>
-          <w:i w:val="0"/>
-        </w:rPr>
-        <w:t>After all button checks pass:</w:t>
-      </w:r>
-    </w:p>
-    <w:p>
-      <w:pPr>
-        <w:pStyle w:val="ListNumber"/>
-      </w:pPr>
-      <w:r>
-        <w:rPr>
-          <w:b w:val="0"/>
-          <w:i w:val="0"/>
-        </w:rPr>
-        <w:t>Observe the LED pattern.</w:t>
-      </w:r>
-    </w:p>
-    <w:p>
-      <w:pPr>
-        <w:pStyle w:val="ListNumber"/>
-      </w:pPr>
-      <w:r>
-        <w:rPr>
-          <w:b w:val="0"/>
-          <w:i w:val="0"/>
-        </w:rPr>
-        <w:t xml:space="preserve">Press </w:t>
-      </w:r>
-      <w:r>
-        <w:rPr>
-          <w:rFonts w:ascii="Consolas" w:hAnsi="Consolas"/>
-          <w:b w:val="0"/>
-          <w:i w:val="0"/>
-          <w:sz w:val="20"/>
-        </w:rPr>
-        <w:t>LED's GOOD</w:t>
-      </w:r>
-      <w:r>
-        <w:rPr>
-          <w:b w:val="0"/>
-          <w:i w:val="0"/>
-        </w:rPr>
-        <w:t xml:space="preserve"> if the LED behavior is correct.</w:t>
-      </w:r>
-    </w:p>
-    <w:p>
-      <w:pPr>
-        <w:pStyle w:val="ListNumber"/>
-      </w:pPr>
-      <w:r>
-        <w:rPr>
-          <w:b w:val="0"/>
-          <w:i w:val="0"/>
-        </w:rPr>
-        <w:t xml:space="preserve">Press </w:t>
-      </w:r>
-      <w:r>
-        <w:rPr>
-          <w:rFonts w:ascii="Consolas" w:hAnsi="Consolas"/>
-          <w:b w:val="0"/>
-          <w:i w:val="0"/>
-          <w:sz w:val="20"/>
-        </w:rPr>
-        <w:t>LED's BAD</w:t>
-      </w:r>
-      <w:r>
-        <w:rPr>
-          <w:b w:val="0"/>
-          <w:i w:val="0"/>
-        </w:rPr>
-        <w:t xml:space="preserve"> if the LED behavior is incorrect.</w:t>
-      </w:r>
-    </w:p>
-    <w:p>
-      <w:pPr>
-        <w:pStyle w:val="Heading2"/>
-      </w:pPr>
-      <w:r>
-        <w:rPr>
-          <w:b w:val="0"/>
-          <w:i w:val="0"/>
-        </w:rPr>
-        <w:t>Pass And Fail Handling</w:t>
-      </w:r>
-    </w:p>
-    <w:p>
-      <w:pPr>
-        <w:pStyle w:val="Heading3"/>
-      </w:pPr>
-      <w:r>
-        <w:rPr>
-          <w:b w:val="0"/>
-          <w:i w:val="0"/>
-        </w:rPr>
-        <w:t>If The Run Passes</w:t>
-      </w:r>
-    </w:p>
-    <w:p>
-      <w:r>
-        <w:rPr>
-          <w:b w:val="0"/>
-          <w:i w:val="0"/>
-        </w:rPr>
-        <w:t xml:space="preserve">If the fixture reaches </w:t>
-      </w:r>
-      <w:r>
-        <w:rPr>
-          <w:rFonts w:ascii="Consolas" w:hAnsi="Consolas"/>
-          <w:b w:val="0"/>
-          <w:i w:val="0"/>
-          <w:sz w:val="20"/>
-        </w:rPr>
-        <w:t>Test_Complete_Screen</w:t>
-      </w:r>
-      <w:r>
-        <w:rPr>
-          <w:b w:val="0"/>
-          <w:i w:val="0"/>
-        </w:rPr>
-        <w:t>:</w:t>
-      </w:r>
-    </w:p>
-    <w:p>
-      <w:pPr>
-        <w:pStyle w:val="ListNumber"/>
-      </w:pPr>
-      <w:r>
-        <w:rPr>
-          <w:b w:val="0"/>
-          <w:i w:val="0"/>
-        </w:rPr>
-        <w:t>Record the unit as passed.</w:t>
-      </w:r>
-    </w:p>
-    <w:p>
-      <w:pPr>
-        <w:pStyle w:val="ListNumber"/>
-      </w:pPr>
-      <w:r>
-        <w:rPr>
-          <w:b w:val="0"/>
-          <w:i w:val="0"/>
-        </w:rPr>
-        <w:t>Export the completed run.</w:t>
-      </w:r>
-    </w:p>
-    <w:p>
-      <w:pPr>
-        <w:pStyle w:val="ListNumber"/>
-      </w:pPr>
-      <w:r>
-        <w:rPr>
-          <w:b w:val="0"/>
-          <w:i w:val="0"/>
-        </w:rPr>
-        <w:t>Confirm the expected result file is created on the PC.</w:t>
-      </w:r>
-    </w:p>
-    <w:p>
-      <w:pPr>
-        <w:pStyle w:val="Heading3"/>
-      </w:pPr>
-      <w:r>
-        <w:rPr>
-          <w:b w:val="0"/>
-          <w:i w:val="0"/>
-        </w:rPr>
-        <w:t>If The Run Fails</w:t>
-      </w:r>
-    </w:p>
-    <w:p>
-      <w:r>
-        <w:rPr>
-          <w:b w:val="0"/>
-          <w:i w:val="0"/>
-        </w:rPr>
-        <w:t xml:space="preserve">If the fixture reaches </w:t>
-      </w:r>
-      <w:r>
-        <w:rPr>
-          <w:rFonts w:ascii="Consolas" w:hAnsi="Consolas"/>
-          <w:b w:val="0"/>
-          <w:i w:val="0"/>
-          <w:sz w:val="20"/>
-        </w:rPr>
-        <w:t>Fault_Screen</w:t>
-      </w:r>
-      <w:r>
-        <w:rPr>
-          <w:b w:val="0"/>
-          <w:i w:val="0"/>
-        </w:rPr>
-        <w:t>:</w:t>
-      </w:r>
-    </w:p>
-    <w:p>
-      <w:pPr>
-        <w:pStyle w:val="ListNumber"/>
-      </w:pPr>
-      <w:r>
-        <w:rPr>
-          <w:b w:val="0"/>
-          <w:i w:val="0"/>
-        </w:rPr>
-        <w:t>Record the displayed error code.</w:t>
-      </w:r>
-    </w:p>
-    <w:p>
-      <w:pPr>
-        <w:pStyle w:val="ListNumber"/>
-      </w:pPr>
-      <w:r>
-        <w:rPr>
-          <w:b w:val="0"/>
-          <w:i w:val="0"/>
-        </w:rPr>
-        <w:t>Record the failed test or step name.</w:t>
-      </w:r>
-    </w:p>
-    <w:p>
-      <w:pPr>
-        <w:pStyle w:val="ListNumber"/>
-      </w:pPr>
-      <w:r>
-        <w:rPr>
-          <w:b w:val="0"/>
-          <w:i w:val="0"/>
-        </w:rPr>
-        <w:t>Record the expected and actual values shown on the screen.</w:t>
-      </w:r>
-    </w:p>
-    <w:p>
-      <w:pPr>
-        <w:pStyle w:val="ListNumber"/>
-      </w:pPr>
-      <w:r>
-        <w:rPr>
-          <w:b w:val="0"/>
-          <w:i w:val="0"/>
-        </w:rPr>
-        <w:t>Do not bypass the failure or continue testing without correction.</w:t>
-      </w:r>
-    </w:p>
-    <w:p>
-      <w:pPr>
-        <w:pStyle w:val="ListNumber"/>
-      </w:pPr>
-      <w:r>
-        <w:rPr>
-          <w:b w:val="0"/>
-          <w:i w:val="0"/>
-        </w:rPr>
-        <w:t>Export the failed run according to normal process.</w:t>
-      </w:r>
-    </w:p>
-    <w:p>
-      <w:pPr>
-        <w:pStyle w:val="ListNumber"/>
-      </w:pPr>
-      <w:r>
-        <w:rPr>
-          <w:b w:val="0"/>
-          <w:i w:val="0"/>
-        </w:rPr>
-        <w:t xml:space="preserve">Use </w:t>
-      </w:r>
-      <w:r>
-        <w:rPr>
-          <w:b w:val="0"/>
-          <w:i w:val="0"/>
-          <w:color w:val="0563C1"/>
-          <w:u w:val="single"/>
-        </w:rPr>
-        <w:t>Troubleshooting Guide</w:t>
-      </w:r>
-      <w:r>
-        <w:rPr>
-          <w:b w:val="0"/>
-          <w:i w:val="0"/>
-        </w:rPr>
-        <w:t xml:space="preserve"> and </w:t>
-      </w:r>
-      <w:r>
-        <w:rPr>
-          <w:b w:val="0"/>
-          <w:i w:val="0"/>
-          <w:color w:val="0563C1"/>
-          <w:u w:val="single"/>
-        </w:rPr>
-        <w:t>Error Code Reference</w:t>
-      </w:r>
-      <w:r>
-        <w:rPr>
-          <w:b w:val="0"/>
-          <w:i w:val="0"/>
-        </w:rPr>
-        <w:t xml:space="preserve"> to determine the next action.</w:t>
-      </w:r>
-    </w:p>
-    <w:p>
-      <w:pPr>
-        <w:pStyle w:val="Heading2"/>
-      </w:pPr>
-      <w:r>
-        <w:rPr>
-          <w:b w:val="0"/>
-          <w:i w:val="0"/>
-        </w:rPr>
-        <w:t>Exporting Results</w:t>
-      </w:r>
-    </w:p>
-    <w:p>
-      <w:r>
-        <w:rPr>
-          <w:b w:val="0"/>
-          <w:i w:val="0"/>
-        </w:rPr>
-        <w:t>After a completed pass or fail:</w:t>
-      </w:r>
-    </w:p>
-    <w:p>
-      <w:pPr>
-        <w:pStyle w:val="ListNumber"/>
-      </w:pPr>
-      <w:r>
-        <w:rPr>
-          <w:b w:val="0"/>
-          <w:i w:val="0"/>
-        </w:rPr>
-        <w:t>Open the export software on the PC.</w:t>
-      </w:r>
-    </w:p>
-    <w:p>
-      <w:pPr>
-        <w:pStyle w:val="ListNumber"/>
-      </w:pPr>
-      <w:r>
-        <w:rPr>
-          <w:b w:val="0"/>
-          <w:i w:val="0"/>
-        </w:rPr>
-        <w:t xml:space="preserve">Use </w:t>
-      </w:r>
-      <w:r>
-        <w:rPr>
-          <w:rFonts w:ascii="Consolas" w:hAnsi="Consolas"/>
-          <w:b w:val="0"/>
-          <w:i w:val="0"/>
-          <w:sz w:val="20"/>
-        </w:rPr>
-        <w:t>Extract Data from NUCLEO-U575ZI-Q</w:t>
-      </w:r>
-      <w:r>
-        <w:rPr>
-          <w:b w:val="0"/>
-          <w:i w:val="0"/>
-        </w:rPr>
-        <w:t>.</w:t>
-      </w:r>
-    </w:p>
-    <w:p>
-      <w:pPr>
-        <w:pStyle w:val="ListNumber"/>
-      </w:pPr>
-      <w:r>
-        <w:rPr>
-          <w:b w:val="0"/>
-          <w:i w:val="0"/>
-        </w:rPr>
-        <w:t>Retrieve the completed run from the STM32 over ST-LINK USART1.</w:t>
-      </w:r>
-    </w:p>
-    <w:p>
-      <w:pPr>
-        <w:pStyle w:val="ListNumber"/>
-      </w:pPr>
-      <w:r>
-        <w:rPr>
-          <w:b w:val="0"/>
-          <w:i w:val="0"/>
-        </w:rPr>
-        <w:t>Confirm a CSV file is created and stored in the expected export location.</w:t>
-      </w:r>
-    </w:p>
-    <w:p>
-      <w:r>
-        <w:rPr>
-          <w:b w:val="0"/>
-          <w:i w:val="0"/>
-        </w:rPr>
-        <w:t>If export fails:</w:t>
-      </w:r>
-    </w:p>
-    <w:p>
-      <w:pPr>
-        <w:pStyle w:val="ListBullet"/>
-      </w:pPr>
-      <w:r>
-        <w:rPr>
-          <w:b w:val="0"/>
-          <w:i w:val="0"/>
-        </w:rPr>
-        <w:t>verify the run has reached a terminal pass or fail state</w:t>
-      </w:r>
-    </w:p>
-    <w:p>
-      <w:pPr>
-        <w:pStyle w:val="ListBullet"/>
-      </w:pPr>
-      <w:r>
-        <w:rPr>
-          <w:b w:val="0"/>
-          <w:i w:val="0"/>
-        </w:rPr>
-        <w:t>verify the correct serial port is selected</w:t>
-      </w:r>
-    </w:p>
-    <w:p>
-      <w:pPr>
-        <w:pStyle w:val="ListBullet"/>
-      </w:pPr>
-      <w:r>
-        <w:rPr>
-          <w:b w:val="0"/>
-          <w:i w:val="0"/>
-        </w:rPr>
-        <w:t>verify the ST-LINK connection is present</w:t>
-      </w:r>
-    </w:p>
-    <w:p>
-      <w:pPr>
-        <w:pStyle w:val="ListBullet"/>
-      </w:pPr>
-      <w:r>
-        <w:rPr>
-          <w:b w:val="0"/>
-          <w:i w:val="0"/>
-        </w:rPr>
-        <w:t xml:space="preserve">review </w:t>
-      </w:r>
-      <w:r>
-        <w:rPr>
-          <w:b w:val="0"/>
-          <w:i w:val="0"/>
-          <w:color w:val="0563C1"/>
-          <w:u w:val="single"/>
-        </w:rPr>
-        <w:t>Troubleshooting Guide</w:t>
-      </w:r>
-    </w:p>
-    <w:p>
-      <w:pPr>
-        <w:pStyle w:val="Heading2"/>
-      </w:pPr>
-      <w:r>
-        <w:rPr>
-          <w:b w:val="0"/>
-          <w:i w:val="0"/>
-        </w:rPr>
-        <w:t>Operator Rules</w:t>
-      </w:r>
-    </w:p>
-    <w:p>
-      <w:pPr>
-        <w:pStyle w:val="ListBullet"/>
-      </w:pPr>
-      <w:r>
-        <w:rPr>
-          <w:b w:val="0"/>
-          <w:i w:val="0"/>
-        </w:rPr>
-        <w:t xml:space="preserve">Use </w:t>
-      </w:r>
-      <w:r>
-        <w:rPr>
-          <w:rFonts w:ascii="Consolas" w:hAnsi="Consolas"/>
-          <w:b w:val="0"/>
-          <w:i w:val="0"/>
-          <w:sz w:val="20"/>
-        </w:rPr>
-        <w:t>Begin AUTO</w:t>
-      </w:r>
-      <w:r>
-        <w:rPr>
-          <w:b w:val="0"/>
-          <w:i w:val="0"/>
-        </w:rPr>
-        <w:t xml:space="preserve"> for normal production testing.</w:t>
-      </w:r>
-    </w:p>
-    <w:p>
-      <w:pPr>
-        <w:pStyle w:val="ListBullet"/>
-      </w:pPr>
-      <w:r>
-        <w:rPr>
-          <w:b w:val="0"/>
-          <w:i w:val="0"/>
-        </w:rPr>
-        <w:t>Stay at the fixture during the full run.</w:t>
-      </w:r>
-    </w:p>
-    <w:p>
-      <w:pPr>
-        <w:pStyle w:val="ListBullet"/>
-      </w:pPr>
-      <w:r>
-        <w:rPr>
-          <w:b w:val="0"/>
-          <w:i w:val="0"/>
-        </w:rPr>
-        <w:t>Do not ignore communication or reset failures.</w:t>
-      </w:r>
-    </w:p>
-    <w:p>
-      <w:pPr>
-        <w:pStyle w:val="ListBullet"/>
-      </w:pPr>
-      <w:r>
-        <w:rPr>
-          <w:b w:val="0"/>
-          <w:i w:val="0"/>
-        </w:rPr>
-        <w:t xml:space="preserve">Do not mark a unit as passed unless the fixture reaches </w:t>
-      </w:r>
-      <w:r>
-        <w:rPr>
-          <w:rFonts w:ascii="Consolas" w:hAnsi="Consolas"/>
-          <w:b w:val="0"/>
-          <w:i w:val="0"/>
-          <w:sz w:val="20"/>
-        </w:rPr>
-        <w:t>Test_Complete_Screen</w:t>
-      </w:r>
-      <w:r>
-        <w:rPr>
-          <w:b w:val="0"/>
-          <w:i w:val="0"/>
-        </w:rPr>
-        <w:t>.</w:t>
-      </w:r>
-    </w:p>
-    <w:p>
-      <w:pPr>
-        <w:pStyle w:val="ListBullet"/>
-      </w:pPr>
-      <w:r>
-        <w:rPr>
-          <w:b w:val="0"/>
-          <w:i w:val="0"/>
-        </w:rPr>
-        <w:t>Do not remove a failed unit before required information has been recorded.</w:t>
-      </w:r>
-    </w:p>
-    <w:p>
-      <w:pPr>
-        <w:pStyle w:val="ListBullet"/>
-      </w:pPr>
-      <w:r>
-        <w:rPr>
-          <w:b w:val="0"/>
-          <w:i w:val="0"/>
-        </w:rPr>
-        <w:t>Do not use the manual screen for production unless directed by engineering or maintenance.</w:t>
-      </w:r>
-    </w:p>
-    <w:p>
-      <w:pPr>
-        <w:pStyle w:val="Heading2"/>
-      </w:pPr>
-      <w:r>
-        <w:rPr>
-          <w:b w:val="0"/>
-          <w:i w:val="0"/>
-        </w:rPr>
-        <w:t>When To Use The Supporting Docs</w:t>
-      </w:r>
-    </w:p>
-    <w:p>
-      <w:pPr>
-        <w:pStyle w:val="ListBullet"/>
-      </w:pPr>
-      <w:r>
-        <w:rPr>
-          <w:b w:val="0"/>
-          <w:i w:val="0"/>
-        </w:rPr>
-        <w:t xml:space="preserve">Use </w:t>
-      </w:r>
-      <w:r>
-        <w:rPr>
-          <w:b w:val="0"/>
-          <w:i w:val="0"/>
-          <w:color w:val="0563C1"/>
-          <w:u w:val="single"/>
-        </w:rPr>
-        <w:t>Screen Guide</w:t>
-      </w:r>
-      <w:r>
-        <w:rPr>
-          <w:b w:val="0"/>
-          <w:i w:val="0"/>
-        </w:rPr>
-        <w:t xml:space="preserve"> if you want a screen-by-screen explanation of what to expect.</w:t>
-      </w:r>
-    </w:p>
-    <w:p>
-      <w:pPr>
-        <w:pStyle w:val="ListBullet"/>
-      </w:pPr>
-      <w:r>
-        <w:rPr>
-          <w:b w:val="0"/>
-          <w:i w:val="0"/>
-        </w:rPr>
-        <w:t xml:space="preserve">Use </w:t>
-      </w:r>
-      <w:r>
-        <w:rPr>
-          <w:b w:val="0"/>
-          <w:i w:val="0"/>
-          <w:color w:val="0563C1"/>
-          <w:u w:val="single"/>
-        </w:rPr>
-        <w:t>Troubleshooting Guide</w:t>
-      </w:r>
-      <w:r>
-        <w:rPr>
-          <w:b w:val="0"/>
-          <w:i w:val="0"/>
-        </w:rPr>
-        <w:t xml:space="preserve"> if a run fails and you need action-oriented recovery steps.</w:t>
-      </w:r>
-    </w:p>
-    <w:p>
-      <w:pPr>
-        <w:pStyle w:val="ListBullet"/>
-      </w:pPr>
-      <w:r>
-        <w:rPr>
-          <w:b w:val="0"/>
-          <w:i w:val="0"/>
-        </w:rPr>
-        <w:t xml:space="preserve">Use </w:t>
-      </w:r>
-      <w:r>
-        <w:rPr>
-          <w:b w:val="0"/>
-          <w:i w:val="0"/>
-          <w:color w:val="0563C1"/>
-          <w:u w:val="single"/>
-        </w:rPr>
-        <w:t>Error Code Reference</w:t>
-      </w:r>
-      <w:r>
-        <w:rPr>
-          <w:b w:val="0"/>
-          <w:i w:val="0"/>
-        </w:rPr>
-        <w:t xml:space="preserve"> if you need the exact meaning of a fault code.</w:t>
-      </w:r>
-    </w:p>
-    <w:p>
-      <w:pPr>
-        <w:pStyle w:val="ListBullet"/>
-      </w:pPr>
-      <w:r>
-        <w:rPr>
-          <w:b w:val="0"/>
-          <w:i w:val="0"/>
-        </w:rPr>
-        <w:t xml:space="preserve">Use </w:t>
-      </w:r>
-      <w:r>
-        <w:rPr>
-          <w:b w:val="0"/>
-          <w:i w:val="0"/>
-          <w:color w:val="0563C1"/>
-          <w:u w:val="single"/>
-        </w:rPr>
-        <w:t>Test Procedure</w:t>
-      </w:r>
-      <w:r>
-        <w:rPr>
-          <w:b w:val="0"/>
-          <w:i w:val="0"/>
-        </w:rPr>
-        <w:t xml:space="preserve"> for the formal detailed procedure and acceptance criteria.</w:t>
-      </w:r>
-    </w:p>
-    <w:p>
-      <w:pPr>
-        <w:pStyle w:val="ListBullet"/>
-      </w:pPr>
-      <w:r>
-        <w:rPr>
-          <w:b w:val="0"/>
-          <w:i w:val="0"/>
-        </w:rPr>
-        <w:t xml:space="preserve">Use </w:t>
-      </w:r>
-      <w:r>
-        <w:rPr>
-          <w:b w:val="0"/>
-          <w:i w:val="0"/>
-          <w:color w:val="0563C1"/>
-          <w:u w:val="single"/>
-        </w:rPr>
-        <w:t>Preflight Checklist</w:t>
-      </w:r>
-      <w:r>
-        <w:rPr>
-          <w:b w:val="0"/>
-          <w:i w:val="0"/>
-        </w:rPr>
-        <w:t xml:space="preserve"> before a shift or before a new run when setup is uncertain.</w:t>
-      </w:r>
+      <w:hyperlink r:id="rId16">
+        <w:r>
+          <w:rPr>
+            <w:color w:val="C8102E"/>
+            <w:u w:val="single"/>
+          </w:rPr>
+          <w:t>End-of-Line Error Code Reference</w:t>
+        </w:r>
+      </w:hyperlink>
     </w:p>
     <w:sectPr>
+      <w:headerReference w:type="default" r:id="rId11"/>
+      <w:footerReference w:type="default" r:id="rId12"/>
       <w:pgSz w:w="12240" w:h="15840"/>
-      <w:pgMar w:top="1080" w:right="1080" w:bottom="1080" w:left="1080" w:header="720" w:footer="720" w:gutter="0"/>
+      <w:pgMar w:top="1152" w:right="1224" w:bottom="1008" w:left="1224" w:header="504" w:footer="504" w:gutter="0"/>
       <w:cols w:space="720"/>
       <w:docGrid w:linePitch="360"/>
     </w:sectPr>
   </w:body>
 </w:document>
+</file>
+
+<file path=word/footer1.xml><?xml version="1.0" encoding="utf-8"?>
+<w:ftr xmlns:m="http://schemas.openxmlformats.org/officeDocument/2006/math" xmlns:mc="http://schemas.openxmlformats.org/markup-compatibility/2006" xmlns:mo="http://schemas.microsoft.com/office/mac/office/2008/main" xmlns:mv="urn:schemas-microsoft-com:mac:vml" xmlns:o="urn:schemas-microsoft-com:office:office" xmlns:r="http://schemas.openxmlformats.org/officeDocument/2006/relationships" xmlns:v="urn:schemas-microsoft-com:vml" xmlns:w10="urn:schemas-microsoft-com:office:word" xmlns:w14="http://schemas.microsoft.com/office/word/2010/wordml" xmlns:w="http://schemas.openxmlformats.org/wordprocessingml/2006/main" xmlns:wne="http://schemas.microsoft.com/office/word/2006/wordml" xmlns:wp14="http://schemas.microsoft.com/office/word/2010/wordprocessingDrawing" xmlns:wp="http://schemas.openxmlformats.org/drawingml/2006/wordprocessingDrawing" xmlns:wpc="http://schemas.microsoft.com/office/word/2010/wordprocessingCanvas" xmlns:wpg="http://schemas.microsoft.com/office/word/2010/wordprocessingGroup" xmlns:wpi="http://schemas.microsoft.com/office/word/2010/wordprocessingInk" xmlns:wps="http://schemas.microsoft.com/office/word/2010/wordprocessingShape" mc:Ignorable="w14 wp14">
+  <w:p>
+    <w:pPr>
+      <w:jc w:val="center"/>
+    </w:pPr>
+    <w:r>
+      <w:rPr>
+        <w:rFonts w:ascii="Aptos" w:hAnsi="Aptos"/>
+        <w:color w:val="58606C"/>
+        <w:sz w:val="17"/>
+      </w:rPr>
+      <w:t>EOL Test Fixture User Manual</w:t>
+    </w:r>
+  </w:p>
+</w:ftr>
+</file>
+
+<file path=word/footer2.xml><?xml version="1.0" encoding="utf-8"?>
+<w:ftr xmlns:m="http://schemas.openxmlformats.org/officeDocument/2006/math" xmlns:mc="http://schemas.openxmlformats.org/markup-compatibility/2006" xmlns:mo="http://schemas.microsoft.com/office/mac/office/2008/main" xmlns:mv="urn:schemas-microsoft-com:mac:vml" xmlns:o="urn:schemas-microsoft-com:office:office" xmlns:r="http://schemas.openxmlformats.org/officeDocument/2006/relationships" xmlns:v="urn:schemas-microsoft-com:vml" xmlns:w10="urn:schemas-microsoft-com:office:word" xmlns:w14="http://schemas.microsoft.com/office/word/2010/wordml" xmlns:w="http://schemas.openxmlformats.org/wordprocessingml/2006/main" xmlns:wne="http://schemas.microsoft.com/office/word/2006/wordml" xmlns:wp14="http://schemas.microsoft.com/office/word/2010/wordprocessingDrawing" xmlns:wp="http://schemas.openxmlformats.org/drawingml/2006/wordprocessingDrawing" xmlns:wpc="http://schemas.microsoft.com/office/word/2010/wordprocessingCanvas" xmlns:wpg="http://schemas.microsoft.com/office/word/2010/wordprocessingGroup" xmlns:wpi="http://schemas.microsoft.com/office/word/2010/wordprocessingInk" xmlns:wps="http://schemas.microsoft.com/office/word/2010/wordprocessingShape" mc:Ignorable="w14 wp14">
+  <w:p>
+    <w:pPr>
+      <w:pStyle w:val="Footer"/>
+    </w:pPr>
+  </w:p>
+</w:ftr>
+</file>
+
+<file path=word/header1.xml><?xml version="1.0" encoding="utf-8"?>
+<w:hdr xmlns:m="http://schemas.openxmlformats.org/officeDocument/2006/math" xmlns:mc="http://schemas.openxmlformats.org/markup-compatibility/2006" xmlns:mo="http://schemas.microsoft.com/office/mac/office/2008/main" xmlns:mv="urn:schemas-microsoft-com:mac:vml" xmlns:o="urn:schemas-microsoft-com:office:office" xmlns:r="http://schemas.openxmlformats.org/officeDocument/2006/relationships" xmlns:v="urn:schemas-microsoft-com:vml" xmlns:w10="urn:schemas-microsoft-com:office:word" xmlns:w14="http://schemas.microsoft.com/office/word/2010/wordml" xmlns:w="http://schemas.openxmlformats.org/wordprocessingml/2006/main" xmlns:wne="http://schemas.microsoft.com/office/word/2006/wordml" xmlns:wp14="http://schemas.microsoft.com/office/word/2010/wordprocessingDrawing" xmlns:wp="http://schemas.openxmlformats.org/drawingml/2006/wordprocessingDrawing" xmlns:wpc="http://schemas.microsoft.com/office/word/2010/wordprocessingCanvas" xmlns:wpg="http://schemas.microsoft.com/office/word/2010/wordprocessingGroup" xmlns:wpi="http://schemas.microsoft.com/office/word/2010/wordprocessingInk" xmlns:wps="http://schemas.microsoft.com/office/word/2010/wordprocessingShape" mc:Ignorable="w14 wp14">
+  <w:p>
+    <w:r>
+      <w:rPr>
+        <w:rFonts w:ascii="Aptos" w:hAnsi="Aptos"/>
+        <w:color w:val="58606C"/>
+        <w:sz w:val="17"/>
+      </w:rPr>
+      <w:t>Rite-Hite EOL Test Fixture | EOL Test Fixture User Manual</w:t>
+    </w:r>
+  </w:p>
+</w:hdr>
+</file>
+
+<file path=word/header2.xml><?xml version="1.0" encoding="utf-8"?>
+<w:hdr xmlns:m="http://schemas.openxmlformats.org/officeDocument/2006/math" xmlns:mc="http://schemas.openxmlformats.org/markup-compatibility/2006" xmlns:mo="http://schemas.microsoft.com/office/mac/office/2008/main" xmlns:mv="urn:schemas-microsoft-com:mac:vml" xmlns:o="urn:schemas-microsoft-com:office:office" xmlns:r="http://schemas.openxmlformats.org/officeDocument/2006/relationships" xmlns:v="urn:schemas-microsoft-com:vml" xmlns:w10="urn:schemas-microsoft-com:office:word" xmlns:w14="http://schemas.microsoft.com/office/word/2010/wordml" xmlns:w="http://schemas.openxmlformats.org/wordprocessingml/2006/main" xmlns:wne="http://schemas.microsoft.com/office/word/2006/wordml" xmlns:wp14="http://schemas.microsoft.com/office/word/2010/wordprocessingDrawing" xmlns:wp="http://schemas.openxmlformats.org/drawingml/2006/wordprocessingDrawing" xmlns:wpc="http://schemas.microsoft.com/office/word/2010/wordprocessingCanvas" xmlns:wpg="http://schemas.microsoft.com/office/word/2010/wordprocessingGroup" xmlns:wpi="http://schemas.microsoft.com/office/word/2010/wordprocessingInk" xmlns:wps="http://schemas.microsoft.com/office/word/2010/wordprocessingShape" mc:Ignorable="w14 wp14">
+  <w:p>
+    <w:pPr>
+      <w:pStyle w:val="Header"/>
+    </w:pPr>
+  </w:p>
+</w:hdr>
 </file>
 
 <file path=word/numbering.xml><?xml version="1.0" encoding="utf-8"?>
@@ -2450,7 +3168,8 @@
     <w:qFormat/>
     <w:rsid w:val="00FC693F"/>
     <w:rPr>
-      <w:rFonts w:ascii="Calibri" w:hAnsi="Calibri"/>
+      <w:rFonts w:ascii="Aptos" w:hAnsi="Aptos"/>
+      <w:color w:val="2B3E5D"/>
       <w:sz w:val="22"/>
     </w:rPr>
   </w:style>
@@ -2513,11 +3232,11 @@
       <w:outlineLvl w:val="0"/>
     </w:pPr>
     <w:rPr>
-      <w:rFonts w:asciiTheme="majorHAnsi" w:eastAsiaTheme="majorEastAsia" w:hAnsiTheme="majorHAnsi" w:cstheme="majorBidi" w:ascii="Calibri" w:hAnsi="Calibri"/>
+      <w:rFonts w:asciiTheme="majorHAnsi" w:eastAsiaTheme="majorEastAsia" w:hAnsiTheme="majorHAnsi" w:cstheme="majorBidi" w:ascii="Aptos" w:hAnsi="Aptos"/>
       <w:b/>
       <w:bCs/>
-      <w:color w:val="1F2937"/>
-      <w:sz w:val="36"/>
+      <w:color w:val="0F264A"/>
+      <w:sz w:val="32"/>
       <w:szCs w:val="28"/>
     </w:rPr>
   </w:style>
@@ -2537,11 +3256,11 @@
       <w:outlineLvl w:val="1"/>
     </w:pPr>
     <w:rPr>
-      <w:rFonts w:asciiTheme="majorHAnsi" w:eastAsiaTheme="majorEastAsia" w:hAnsiTheme="majorHAnsi" w:cstheme="majorBidi" w:ascii="Calibri" w:hAnsi="Calibri"/>
+      <w:rFonts w:asciiTheme="majorHAnsi" w:eastAsiaTheme="majorEastAsia" w:hAnsiTheme="majorHAnsi" w:cstheme="majorBidi" w:ascii="Aptos" w:hAnsi="Aptos"/>
       <w:b/>
       <w:bCs/>
-      <w:color w:val="374151"/>
-      <w:sz w:val="30"/>
+      <w:color w:val="C8102E"/>
+      <w:sz w:val="26"/>
       <w:szCs w:val="26"/>
     </w:rPr>
   </w:style>
@@ -2561,11 +3280,11 @@
       <w:outlineLvl w:val="2"/>
     </w:pPr>
     <w:rPr>
-      <w:rFonts w:asciiTheme="majorHAnsi" w:eastAsiaTheme="majorEastAsia" w:hAnsiTheme="majorHAnsi" w:cstheme="majorBidi" w:ascii="Calibri" w:hAnsi="Calibri"/>
+      <w:rFonts w:asciiTheme="majorHAnsi" w:eastAsiaTheme="majorEastAsia" w:hAnsiTheme="majorHAnsi" w:cstheme="majorBidi" w:ascii="Aptos" w:hAnsi="Aptos"/>
       <w:b/>
       <w:bCs/>
-      <w:color w:val="374151"/>
-      <w:sz w:val="26"/>
+      <w:color w:val="0F264A"/>
+      <w:sz w:val="22"/>
     </w:rPr>
   </w:style>
   <w:style w:type="paragraph" w:styleId="Heading4">
@@ -2803,8 +3522,9 @@
       <w:contextualSpacing/>
     </w:pPr>
     <w:rPr>
-      <w:rFonts w:asciiTheme="majorHAnsi" w:eastAsiaTheme="majorEastAsia" w:hAnsiTheme="majorHAnsi" w:cstheme="majorBidi" w:ascii="Calibri" w:hAnsi="Calibri"/>
-      <w:color w:val="1F2937"/>
+      <w:rFonts w:asciiTheme="majorHAnsi" w:eastAsiaTheme="majorEastAsia" w:hAnsiTheme="majorHAnsi" w:cstheme="majorBidi" w:ascii="Aptos" w:hAnsi="Aptos"/>
+      <w:b/>
+      <w:color w:val="0F264A"/>
       <w:spacing w:val="5"/>
       <w:kern w:val="28"/>
       <w:sz w:val="48"/>
@@ -2840,12 +3560,13 @@
       </w:numPr>
     </w:pPr>
     <w:rPr>
-      <w:rFonts w:asciiTheme="majorHAnsi" w:eastAsiaTheme="majorEastAsia" w:hAnsiTheme="majorHAnsi" w:cstheme="majorBidi"/>
+      <w:rFonts w:asciiTheme="majorHAnsi" w:eastAsiaTheme="majorEastAsia" w:hAnsiTheme="majorHAnsi" w:cstheme="majorBidi" w:ascii="Aptos" w:hAnsi="Aptos"/>
+      <w:b/>
       <w:i/>
       <w:iCs/>
-      <w:color w:val="4F81BD" w:themeColor="accent1"/>
+      <w:color w:val="58606C"/>
       <w:spacing w:val="15"/>
-      <w:sz w:val="24"/>
+      <w:sz w:val="22"/>
       <w:szCs w:val="24"/>
     </w:rPr>
   </w:style>
@@ -14136,6 +14857,15 @@
         <w:shd w:val="clear" w:color="auto" w:fill="FBCAA2" w:themeFill="accent6" w:themeFillTint="7F"/>
       </w:tcPr>
     </w:tblStylePr>
+  </w:style>
+  <w:style w:type="paragraph" w:customStyle="1" w:styleId="BodySmall">
+    <w:name w:val="Body Small"/>
+    <w:basedOn w:val="Normal"/>
+    <w:rPr>
+      <w:rFonts w:ascii="Aptos" w:hAnsi="Aptos"/>
+      <w:color w:val="58606C"/>
+      <w:sz w:val="19"/>
+    </w:rPr>
   </w:style>
 </w:styles>
 </file>

--- a/Docs/Word/user_manual.docx
+++ b/Docs/Word/user_manual.docx
@@ -6,7 +6,9 @@
       <w:pPr>
         <w:pStyle w:val="Title"/>
         <w:spacing w:before="0" w:after="160"/>
-        <w:jc w:val="center"/>
+        <w:jc w:val="left"/>
+        <w:keepNext/>
+        <w:keepLines/>
       </w:pPr>
       <w:r>
         <w:t>EOL Test Fixture User Manual</w:t>
@@ -15,20 +17,12 @@
     <w:p>
       <w:pPr>
         <w:pStyle w:val="Subtitle"/>
-        <w:jc w:val="center"/>
+        <w:jc w:val="left"/>
+        <w:keepNext/>
+        <w:keepLines/>
       </w:pPr>
       <w:r>
         <w:t>Rite-Hite EOL Test Fixture Documentation</w:t>
-      </w:r>
-    </w:p>
-    <w:p>
-      <w:pPr>
-        <w:pStyle w:val="BodySmall"/>
-        <w:spacing w:before="0" w:after="360"/>
-        <w:jc w:val="center"/>
-      </w:pPr>
-      <w:r>
-        <w:t>Generated from current project markdown on April 16, 2026</w:t>
       </w:r>
     </w:p>
     <w:p>
@@ -37,6 +31,7 @@
         <w:pBdr>
           <w:bottom w:val="single" w:sz="12" w:space="1" w:color="C8102E"/>
         </w:pBdr>
+        <w:keepNext/>
       </w:pPr>
       <w:r>
         <w:rPr>
@@ -44,18 +39,6 @@
         </w:rPr>
         <w:t xml:space="preserve"> </w:t>
       </w:r>
-    </w:p>
-    <w:p>
-      <w:pPr>
-        <w:sectPr>
-          <w:headerReference w:type="default" r:id="rId9"/>
-          <w:footerReference w:type="default" r:id="rId10"/>
-          <w:pgSz w:w="12240" w:h="15840"/>
-          <w:pgMar w:top="1152" w:right="1224" w:bottom="1008" w:left="1224" w:header="504" w:footer="504" w:gutter="0"/>
-          <w:cols w:space="720"/>
-          <w:docGrid w:linePitch="360"/>
-        </w:sectPr>
-      </w:pPr>
     </w:p>
     <w:p>
       <w:pPr>
@@ -137,6 +120,8 @@
       <w:pPr>
         <w:pStyle w:val="Heading1"/>
         <w:spacing w:before="240" w:after="120"/>
+        <w:keepNext/>
+        <w:keepLines/>
       </w:pPr>
       <w:r>
         <w:t>System Overview</w:t>
@@ -145,6 +130,8 @@
     <w:p>
       <w:pPr>
         <w:spacing w:before="0" w:after="120" w:line="240" w:lineRule="auto"/>
+        <w:keepLines/>
+        <w:keepNext/>
       </w:pPr>
       <w:r>
         <w:t>The station is made up of three connected pieces:</w:t>
@@ -153,6 +140,8 @@
     <w:p>
       <w:pPr>
         <w:pStyle w:val="ListBullet"/>
+        <w:keepLines/>
+        <w:keepNext/>
       </w:pPr>
       <w:r>
         <w:t>The STM32U575 fixture, which runs the touchscreen UI and the test sequence</w:t>
@@ -161,6 +150,8 @@
     <w:p>
       <w:pPr>
         <w:pStyle w:val="ListBullet"/>
+        <w:keepLines/>
+        <w:keepNext/>
       </w:pPr>
       <w:r>
         <w:t>The Rite-Hite Connect target module running the ESP32-S3 test firmware</w:t>
@@ -169,6 +160,8 @@
     <w:p>
       <w:pPr>
         <w:pStyle w:val="ListBullet"/>
+        <w:keepLines/>
+        <w:keepNext/>
       </w:pPr>
       <w:r>
         <w:t>The Windows desktop app, which uploads test firmware, exports results, and can run the One Click workflow</w:t>
@@ -177,6 +170,7 @@
     <w:p>
       <w:pPr>
         <w:spacing w:before="0" w:after="120" w:line="240" w:lineRule="auto"/>
+        <w:keepLines/>
       </w:pPr>
       <w:r>
         <w:t>The fixture is the source of truth for the test result. It creates the pass/fail report row by row while the test runs. The desktop app reads that completed report and saves it to CSV.</w:t>
@@ -186,6 +180,8 @@
       <w:pPr>
         <w:pStyle w:val="Heading1"/>
         <w:spacing w:before="240" w:after="120"/>
+        <w:keepNext/>
+        <w:keepLines/>
       </w:pPr>
       <w:r>
         <w:t>What Is Tested</w:t>
@@ -194,6 +190,7 @@
     <w:p>
       <w:pPr>
         <w:spacing w:before="0" w:after="120" w:line="240" w:lineRule="auto"/>
+        <w:keepLines/>
       </w:pPr>
       <w:r>
         <w:t>The automatic production flow covers the following sequence:</w:t>
@@ -347,6 +344,8 @@
       <w:pPr>
         <w:pStyle w:val="Heading2"/>
         <w:spacing w:before="200" w:after="80"/>
+        <w:keepNext/>
+        <w:keepLines/>
       </w:pPr>
       <w:r>
         <w:t>Current Revision Notes</w:t>
@@ -355,6 +354,8 @@
     <w:p>
       <w:pPr>
         <w:pStyle w:val="ListBullet"/>
+        <w:keepLines/>
+        <w:keepNext/>
       </w:pPr>
       <w:r>
         <w:t>Digital Output 1 and Digital Output 2 are temporary auto-pass report rows.</w:t>
@@ -363,6 +364,8 @@
     <w:p>
       <w:pPr>
         <w:pStyle w:val="ListBullet"/>
+        <w:keepLines/>
+        <w:keepNext/>
       </w:pPr>
       <w:r>
         <w:t>The fixture automatically drives the button sequence during the Buttons stage.</w:t>
@@ -371,6 +374,8 @@
     <w:p>
       <w:pPr>
         <w:pStyle w:val="ListBullet"/>
+        <w:keepLines/>
+        <w:keepNext/>
       </w:pPr>
       <w:r>
         <w:t xml:space="preserve">The technician still makes the final LED decision by pressing </w:t>
@@ -401,6 +406,8 @@
     <w:p>
       <w:pPr>
         <w:pStyle w:val="ListBullet"/>
+        <w:keepLines/>
+        <w:keepNext/>
       </w:pPr>
       <w:r>
         <w:t>Failed runs remain exportable.</w:t>
@@ -409,6 +416,7 @@
     <w:p>
       <w:pPr>
         <w:pStyle w:val="ListBullet"/>
+        <w:keepLines/>
       </w:pPr>
       <w:r>
         <w:t>The desktop app production firmware upload feature is not available yet.</w:t>
@@ -418,6 +426,8 @@
       <w:pPr>
         <w:pStyle w:val="Heading1"/>
         <w:spacing w:before="240" w:after="120"/>
+        <w:keepNext/>
+        <w:keepLines/>
       </w:pPr>
       <w:r>
         <w:t>Before You Start</w:t>
@@ -426,6 +436,8 @@
     <w:p>
       <w:pPr>
         <w:spacing w:before="0" w:after="120" w:line="240" w:lineRule="auto"/>
+        <w:keepLines/>
+        <w:keepNext/>
       </w:pPr>
       <w:r>
         <w:t>Before running any test:</w:t>
@@ -434,6 +446,8 @@
     <w:p>
       <w:pPr>
         <w:ind w:left="0" w:hanging="230"/>
+        <w:keepLines/>
+        <w:keepNext/>
       </w:pPr>
       <w:r>
         <w:rPr>
@@ -450,6 +464,8 @@
     <w:p>
       <w:pPr>
         <w:ind w:left="0" w:hanging="230"/>
+        <w:keepLines/>
+        <w:keepNext/>
       </w:pPr>
       <w:r>
         <w:rPr>
@@ -466,6 +482,8 @@
     <w:p>
       <w:pPr>
         <w:ind w:left="0" w:hanging="230"/>
+        <w:keepLines/>
+        <w:keepNext/>
       </w:pPr>
       <w:r>
         <w:rPr>
@@ -482,6 +500,8 @@
     <w:p>
       <w:pPr>
         <w:ind w:left="0" w:hanging="230"/>
+        <w:keepLines/>
+        <w:keepNext/>
       </w:pPr>
       <w:r>
         <w:rPr>
@@ -498,6 +518,7 @@
     <w:p>
       <w:pPr>
         <w:ind w:left="0" w:hanging="230"/>
+        <w:keepLines/>
       </w:pPr>
       <w:r>
         <w:rPr>
@@ -527,6 +548,8 @@
       <w:pPr>
         <w:pStyle w:val="Heading1"/>
         <w:spacing w:before="240" w:after="120"/>
+        <w:keepNext/>
+        <w:keepLines/>
       </w:pPr>
       <w:r>
         <w:t>Fixture Workflow</w:t>
@@ -535,6 +558,7 @@
     <w:p>
       <w:pPr>
         <w:spacing w:before="0" w:after="120" w:line="240" w:lineRule="auto"/>
+        <w:keepLines/>
       </w:pPr>
       <w:r>
         <w:t>The fixture itself has two entry paths.</w:t>
@@ -544,6 +568,8 @@
       <w:pPr>
         <w:pStyle w:val="Heading2"/>
         <w:spacing w:before="200" w:after="80"/>
+        <w:keepNext/>
+        <w:keepLines/>
       </w:pPr>
       <w:r>
         <w:t>Begin AUTO</w:t>
@@ -552,6 +578,8 @@
     <w:p>
       <w:pPr>
         <w:spacing w:before="0" w:after="120" w:line="240" w:lineRule="auto"/>
+        <w:keepLines/>
+        <w:keepNext/>
       </w:pPr>
       <w:r>
         <w:t>This is the normal production path.</w:t>
@@ -560,6 +588,7 @@
     <w:p>
       <w:pPr>
         <w:spacing w:before="0" w:after="120" w:line="240" w:lineRule="auto"/>
+        <w:keepLines/>
       </w:pPr>
       <w:r>
         <w:t xml:space="preserve">Use </w:t>
@@ -580,6 +609,8 @@
       <w:pPr>
         <w:pStyle w:val="Heading2"/>
         <w:spacing w:before="200" w:after="80"/>
+        <w:keepNext/>
+        <w:keepLines/>
       </w:pPr>
       <w:r>
         <w:t>Begin MANUAL</w:t>
@@ -588,6 +619,8 @@
     <w:p>
       <w:pPr>
         <w:spacing w:before="0" w:after="120" w:line="240" w:lineRule="auto"/>
+        <w:keepLines/>
+        <w:keepNext/>
       </w:pPr>
       <w:r>
         <w:t>This is the service and debug path.</w:t>
@@ -596,6 +629,7 @@
     <w:p>
       <w:pPr>
         <w:spacing w:before="0" w:after="120" w:line="240" w:lineRule="auto"/>
+        <w:keepLines/>
       </w:pPr>
       <w:r>
         <w:t xml:space="preserve">Use </w:t>
@@ -616,6 +650,8 @@
       <w:pPr>
         <w:pStyle w:val="Heading1"/>
         <w:spacing w:before="240" w:after="120"/>
+        <w:keepNext/>
+        <w:keepLines/>
       </w:pPr>
       <w:r>
         <w:t>Standard Production Workflow</w:t>
@@ -624,6 +660,7 @@
     <w:p>
       <w:pPr>
         <w:spacing w:before="0" w:after="120" w:line="240" w:lineRule="auto"/>
+        <w:keepLines/>
       </w:pPr>
       <w:r>
         <w:t>This is the normal workflow when the operator starts the test on the fixture and exports afterward from the PC.</w:t>
@@ -633,6 +670,8 @@
       <w:pPr>
         <w:pStyle w:val="Heading2"/>
         <w:spacing w:before="200" w:after="80"/>
+        <w:keepNext/>
+        <w:keepLines/>
       </w:pPr>
       <w:r>
         <w:t>Step 1: Start The Fixture Run</w:t>
@@ -641,6 +680,8 @@
     <w:p>
       <w:pPr>
         <w:spacing w:before="0" w:after="120" w:line="240" w:lineRule="auto"/>
+        <w:keepLines/>
+        <w:keepNext/>
       </w:pPr>
       <w:r>
         <w:t>On the fixture touchscreen:</w:t>
@@ -649,6 +690,8 @@
     <w:p>
       <w:pPr>
         <w:ind w:left="0" w:hanging="230"/>
+        <w:keepLines/>
+        <w:keepNext/>
       </w:pPr>
       <w:r>
         <w:rPr>
@@ -665,6 +708,7 @@
     <w:p>
       <w:pPr>
         <w:ind w:left="0" w:hanging="230"/>
+        <w:keepLines/>
       </w:pPr>
       <w:r>
         <w:rPr>
@@ -693,6 +737,8 @@
       <w:pPr>
         <w:pStyle w:val="Heading2"/>
         <w:spacing w:before="200" w:after="80"/>
+        <w:keepNext/>
+        <w:keepLines/>
       </w:pPr>
       <w:r>
         <w:t>Step 2: Let The Automatic Stages Run</w:t>
@@ -701,6 +747,7 @@
     <w:p>
       <w:pPr>
         <w:spacing w:before="0" w:after="120" w:line="240" w:lineRule="auto"/>
+        <w:keepLines/>
       </w:pPr>
       <w:r>
         <w:t>The fixture then runs:</w:t>
@@ -773,6 +820,8 @@
     <w:p>
       <w:pPr>
         <w:pStyle w:val="ListBullet"/>
+        <w:keepLines/>
+        <w:keepNext/>
       </w:pPr>
       <w:r>
         <w:t>Observe the screen.</w:t>
@@ -781,6 +830,8 @@
     <w:p>
       <w:pPr>
         <w:pStyle w:val="ListBullet"/>
+        <w:keepLines/>
+        <w:keepNext/>
       </w:pPr>
       <w:r>
         <w:t>Do not disconnect the DUT.</w:t>
@@ -789,6 +840,8 @@
     <w:p>
       <w:pPr>
         <w:pStyle w:val="ListBullet"/>
+        <w:keepLines/>
+        <w:keepNext/>
       </w:pPr>
       <w:r>
         <w:t>Do not disconnect the fixture USB or programmer.</w:t>
@@ -797,6 +850,7 @@
     <w:p>
       <w:pPr>
         <w:pStyle w:val="ListBullet"/>
+        <w:keepLines/>
       </w:pPr>
       <w:r>
         <w:t>Do not restart the run unless a fault requires a new test attempt after correction.</w:t>
@@ -806,6 +860,8 @@
       <w:pPr>
         <w:pStyle w:val="Heading2"/>
         <w:spacing w:before="200" w:after="80"/>
+        <w:keepNext/>
+        <w:keepLines/>
       </w:pPr>
       <w:r>
         <w:t>Step 3: Make The LED Decision</w:t>
@@ -814,6 +870,8 @@
     <w:p>
       <w:pPr>
         <w:spacing w:before="0" w:after="120" w:line="240" w:lineRule="auto"/>
+        <w:keepLines/>
+        <w:keepNext/>
       </w:pPr>
       <w:r>
         <w:t>At the end of the run, the fixture reaches the LED visual review.</w:t>
@@ -822,6 +880,8 @@
     <w:p>
       <w:pPr>
         <w:spacing w:before="0" w:after="120" w:line="240" w:lineRule="auto"/>
+        <w:keepLines/>
+        <w:keepNext/>
       </w:pPr>
       <w:r>
         <w:t>At that point:</w:t>
@@ -830,6 +890,8 @@
     <w:p>
       <w:pPr>
         <w:ind w:left="0" w:hanging="230"/>
+        <w:keepLines/>
+        <w:keepNext/>
       </w:pPr>
       <w:r>
         <w:rPr>
@@ -846,6 +908,8 @@
     <w:p>
       <w:pPr>
         <w:ind w:left="0" w:hanging="230"/>
+        <w:keepLines/>
+        <w:keepNext/>
       </w:pPr>
       <w:r>
         <w:rPr>
@@ -873,6 +937,7 @@
     <w:p>
       <w:pPr>
         <w:ind w:left="0" w:hanging="230"/>
+        <w:keepLines/>
       </w:pPr>
       <w:r>
         <w:rPr>
@@ -901,6 +966,8 @@
       <w:pPr>
         <w:pStyle w:val="Heading2"/>
         <w:spacing w:before="200" w:after="80"/>
+        <w:keepNext/>
+        <w:keepLines/>
       </w:pPr>
       <w:r>
         <w:t>Step 4: Record The Result</w:t>
@@ -909,6 +976,8 @@
     <w:p>
       <w:pPr>
         <w:pStyle w:val="ListBullet"/>
+        <w:keepLines/>
+        <w:keepNext/>
       </w:pPr>
       <w:r>
         <w:t xml:space="preserve">If the fixture reaches </w:t>
@@ -928,6 +997,8 @@
     <w:p>
       <w:pPr>
         <w:pStyle w:val="ListBullet"/>
+        <w:keepLines/>
+        <w:keepNext/>
       </w:pPr>
       <w:r>
         <w:t xml:space="preserve">If the fixture reaches </w:t>
@@ -947,6 +1018,8 @@
     <w:p>
       <w:pPr>
         <w:spacing w:before="0" w:after="120" w:line="240" w:lineRule="auto"/>
+        <w:keepLines/>
+        <w:keepNext/>
       </w:pPr>
       <w:r>
         <w:t>On a failure, record:</w:t>
@@ -955,6 +1028,8 @@
     <w:p>
       <w:pPr>
         <w:pStyle w:val="ListBullet"/>
+        <w:keepLines/>
+        <w:keepNext/>
       </w:pPr>
       <w:r>
         <w:t>The displayed hex fault code</w:t>
@@ -963,6 +1038,8 @@
     <w:p>
       <w:pPr>
         <w:pStyle w:val="ListBullet"/>
+        <w:keepLines/>
+        <w:keepNext/>
       </w:pPr>
       <w:r>
         <w:t>The failed step name</w:t>
@@ -971,6 +1048,8 @@
     <w:p>
       <w:pPr>
         <w:pStyle w:val="ListBullet"/>
+        <w:keepLines/>
+        <w:keepNext/>
       </w:pPr>
       <w:r>
         <w:t>The expected value</w:t>
@@ -979,6 +1058,7 @@
     <w:p>
       <w:pPr>
         <w:pStyle w:val="ListBullet"/>
+        <w:keepLines/>
       </w:pPr>
       <w:r>
         <w:t>The actual value</w:t>
@@ -988,6 +1068,8 @@
       <w:pPr>
         <w:pStyle w:val="Heading2"/>
         <w:spacing w:before="200" w:after="80"/>
+        <w:keepNext/>
+        <w:keepLines/>
       </w:pPr>
       <w:r>
         <w:t>Step 5: Export The CSV</w:t>
@@ -996,6 +1078,8 @@
     <w:p>
       <w:pPr>
         <w:spacing w:before="0" w:after="120" w:line="240" w:lineRule="auto"/>
+        <w:keepLines/>
+        <w:keepNext/>
       </w:pPr>
       <w:r>
         <w:t>In the Windows desktop app:</w:t>
@@ -1004,6 +1088,8 @@
     <w:p>
       <w:pPr>
         <w:ind w:left="0" w:hanging="230"/>
+        <w:keepLines/>
+        <w:keepNext/>
       </w:pPr>
       <w:r>
         <w:rPr>
@@ -1031,6 +1117,8 @@
     <w:p>
       <w:pPr>
         <w:ind w:left="0" w:hanging="230"/>
+        <w:keepLines/>
+        <w:keepNext/>
       </w:pPr>
       <w:r>
         <w:rPr>
@@ -1058,6 +1146,8 @@
     <w:p>
       <w:pPr>
         <w:ind w:left="0" w:hanging="230"/>
+        <w:keepLines/>
+        <w:keepNext/>
       </w:pPr>
       <w:r>
         <w:rPr>
@@ -1074,6 +1164,7 @@
     <w:p>
       <w:pPr>
         <w:ind w:left="0" w:hanging="230"/>
+        <w:keepLines/>
       </w:pPr>
       <w:r>
         <w:rPr>
@@ -1102,6 +1193,8 @@
       <w:pPr>
         <w:pStyle w:val="Heading1"/>
         <w:spacing w:before="240" w:after="120"/>
+        <w:keepNext/>
+        <w:keepLines/>
       </w:pPr>
       <w:r>
         <w:t>One Click Workflow</w:t>
@@ -1110,6 +1203,7 @@
     <w:p>
       <w:pPr>
         <w:spacing w:before="0" w:after="120" w:line="240" w:lineRule="auto"/>
+        <w:keepLines/>
       </w:pPr>
       <w:r>
         <w:t>One Click is the PC-driven workflow that uploads firmware, starts the fixture automatically, tracks the live stage, and exports the CSV automatically at the end.</w:t>
@@ -1119,6 +1213,8 @@
       <w:pPr>
         <w:pStyle w:val="Heading2"/>
         <w:spacing w:before="200" w:after="80"/>
+        <w:keepNext/>
+        <w:keepLines/>
       </w:pPr>
       <w:r>
         <w:t>What One Click Does</w:t>
@@ -1127,6 +1223,8 @@
     <w:p>
       <w:pPr>
         <w:spacing w:before="0" w:after="120" w:line="240" w:lineRule="auto"/>
+        <w:keepLines/>
+        <w:keepNext/>
       </w:pPr>
       <w:r>
         <w:t xml:space="preserve">When you press </w:t>
@@ -1146,6 +1244,8 @@
     <w:p>
       <w:pPr>
         <w:ind w:left="0" w:hanging="230"/>
+        <w:keepLines/>
+        <w:keepNext/>
       </w:pPr>
       <w:r>
         <w:rPr>
@@ -1162,6 +1262,8 @@
     <w:p>
       <w:pPr>
         <w:ind w:left="0" w:hanging="230"/>
+        <w:keepLines/>
+        <w:keepNext/>
       </w:pPr>
       <w:r>
         <w:rPr>
@@ -1178,6 +1280,8 @@
     <w:p>
       <w:pPr>
         <w:ind w:left="0" w:hanging="230"/>
+        <w:keepLines/>
+        <w:keepNext/>
       </w:pPr>
       <w:r>
         <w:rPr>
@@ -1205,6 +1309,8 @@
     <w:p>
       <w:pPr>
         <w:ind w:left="0" w:hanging="230"/>
+        <w:keepLines/>
+        <w:keepNext/>
       </w:pPr>
       <w:r>
         <w:rPr>
@@ -1221,6 +1327,8 @@
     <w:p>
       <w:pPr>
         <w:ind w:left="0" w:hanging="230"/>
+        <w:keepLines/>
+        <w:keepNext/>
       </w:pPr>
       <w:r>
         <w:rPr>
@@ -1237,6 +1345,7 @@
     <w:p>
       <w:pPr>
         <w:ind w:left="0" w:hanging="230"/>
+        <w:keepLines/>
       </w:pPr>
       <w:r>
         <w:rPr>
@@ -1254,6 +1363,8 @@
       <w:pPr>
         <w:pStyle w:val="Heading2"/>
         <w:spacing w:before="200" w:after="80"/>
+        <w:keepNext/>
+        <w:keepLines/>
       </w:pPr>
       <w:r>
         <w:t>Before Starting One Click</w:t>
@@ -1262,6 +1373,8 @@
     <w:p>
       <w:pPr>
         <w:spacing w:before="0" w:after="120" w:line="240" w:lineRule="auto"/>
+        <w:keepLines/>
+        <w:keepNext/>
       </w:pPr>
       <w:r>
         <w:t xml:space="preserve">On the </w:t>
@@ -1281,6 +1394,8 @@
     <w:p>
       <w:pPr>
         <w:pStyle w:val="ListBullet"/>
+        <w:keepLines/>
+        <w:keepNext/>
       </w:pPr>
       <w:r>
         <w:t>The fixture is detected</w:t>
@@ -1289,6 +1404,8 @@
     <w:p>
       <w:pPr>
         <w:pStyle w:val="ListBullet"/>
+        <w:keepLines/>
+        <w:keepNext/>
       </w:pPr>
       <w:r>
         <w:t>The programmer is detected</w:t>
@@ -1297,6 +1414,7 @@
     <w:p>
       <w:pPr>
         <w:pStyle w:val="ListBullet"/>
+        <w:keepLines/>
       </w:pPr>
       <w:r>
         <w:t>The start button is enabled</w:t>
@@ -1306,6 +1424,8 @@
       <w:pPr>
         <w:pStyle w:val="Heading2"/>
         <w:spacing w:before="200" w:after="80"/>
+        <w:keepNext/>
+        <w:keepLines/>
       </w:pPr>
       <w:r>
         <w:t>Running One Click</w:t>
@@ -1314,6 +1434,8 @@
     <w:p>
       <w:pPr>
         <w:ind w:left="0" w:hanging="230"/>
+        <w:keepLines/>
+        <w:keepNext/>
       </w:pPr>
       <w:r>
         <w:rPr>
@@ -1341,6 +1463,8 @@
     <w:p>
       <w:pPr>
         <w:ind w:left="0" w:hanging="230"/>
+        <w:keepLines/>
+        <w:keepNext/>
       </w:pPr>
       <w:r>
         <w:rPr>
@@ -1357,6 +1481,7 @@
     <w:p>
       <w:pPr>
         <w:ind w:left="0" w:hanging="230"/>
+        <w:keepLines/>
       </w:pPr>
       <w:r>
         <w:rPr>
@@ -1374,6 +1499,8 @@
       <w:pPr>
         <w:pStyle w:val="Heading2"/>
         <w:spacing w:before="200" w:after="80"/>
+        <w:keepNext/>
+        <w:keepLines/>
       </w:pPr>
       <w:r>
         <w:t>One Click Progress Rail</w:t>
@@ -1382,6 +1509,7 @@
     <w:p>
       <w:pPr>
         <w:spacing w:before="0" w:after="120" w:line="240" w:lineRule="auto"/>
+        <w:keepLines/>
       </w:pPr>
       <w:r>
         <w:t>The One Click progress rail follows the real fixture stage:</w:t>
@@ -1542,6 +1670,8 @@
     <w:p>
       <w:pPr>
         <w:pStyle w:val="ListBullet"/>
+        <w:keepLines/>
+        <w:keepNext/>
       </w:pPr>
       <w:r>
         <w:t>The current stage is shown in red.</w:t>
@@ -1550,6 +1680,8 @@
     <w:p>
       <w:pPr>
         <w:pStyle w:val="ListBullet"/>
+        <w:keepLines/>
+        <w:keepNext/>
       </w:pPr>
       <w:r>
         <w:t>Completed stages turn green.</w:t>
@@ -1558,6 +1690,8 @@
     <w:p>
       <w:pPr>
         <w:pStyle w:val="ListBullet"/>
+        <w:keepLines/>
+        <w:keepNext/>
       </w:pPr>
       <w:r>
         <w:t>The app updates when the STM32 changes stage.</w:t>
@@ -1566,6 +1700,7 @@
     <w:p>
       <w:pPr>
         <w:pStyle w:val="ListBullet"/>
+        <w:keepLines/>
       </w:pPr>
       <w:r>
         <w:t>The app is not using a fake timer or fixed delay to move the progress bar.</w:t>
@@ -1575,6 +1710,8 @@
       <w:pPr>
         <w:pStyle w:val="Heading2"/>
         <w:spacing w:before="200" w:after="80"/>
+        <w:keepNext/>
+        <w:keepLines/>
       </w:pPr>
       <w:r>
         <w:t>Technician Action During One Click</w:t>
@@ -1583,6 +1720,8 @@
     <w:p>
       <w:pPr>
         <w:spacing w:before="0" w:after="120" w:line="240" w:lineRule="auto"/>
+        <w:keepLines/>
+        <w:keepNext/>
       </w:pPr>
       <w:r>
         <w:t>The app still requires the technician to make the final LED decision on the fixture.</w:t>
@@ -1591,6 +1730,8 @@
     <w:p>
       <w:pPr>
         <w:spacing w:before="0" w:after="120" w:line="240" w:lineRule="auto"/>
+        <w:keepLines/>
+        <w:keepNext/>
       </w:pPr>
       <w:r>
         <w:t>When the fixture reaches the LED stage:</w:t>
@@ -1599,6 +1740,8 @@
     <w:p>
       <w:pPr>
         <w:ind w:left="0" w:hanging="230"/>
+        <w:keepLines/>
+        <w:keepNext/>
       </w:pPr>
       <w:r>
         <w:rPr>
@@ -1615,6 +1758,8 @@
     <w:p>
       <w:pPr>
         <w:ind w:left="0" w:hanging="230"/>
+        <w:keepLines/>
+        <w:keepNext/>
       </w:pPr>
       <w:r>
         <w:rPr>
@@ -1631,6 +1776,7 @@
     <w:p>
       <w:pPr>
         <w:ind w:left="0" w:hanging="230"/>
+        <w:keepLines/>
       </w:pPr>
       <w:r>
         <w:rPr>
@@ -1670,6 +1816,8 @@
       <w:pPr>
         <w:pStyle w:val="Heading2"/>
         <w:spacing w:before="200" w:after="80"/>
+        <w:keepNext/>
+        <w:keepLines/>
       </w:pPr>
       <w:r>
         <w:t>What One Click Locks While Running</w:t>
@@ -1678,6 +1826,8 @@
     <w:p>
       <w:pPr>
         <w:spacing w:before="0" w:after="120" w:line="240" w:lineRule="auto"/>
+        <w:keepLines/>
+        <w:keepNext/>
       </w:pPr>
       <w:r>
         <w:t>While One Click is active, the app blocks:</w:t>
@@ -1686,6 +1836,8 @@
     <w:p>
       <w:pPr>
         <w:pStyle w:val="ListBullet"/>
+        <w:keepLines/>
+        <w:keepNext/>
       </w:pPr>
       <w:r>
         <w:t>Manual extract</w:t>
@@ -1694,6 +1846,8 @@
     <w:p>
       <w:pPr>
         <w:pStyle w:val="ListBullet"/>
+        <w:keepLines/>
+        <w:keepNext/>
       </w:pPr>
       <w:r>
         <w:t>Manual test-firmware upload</w:t>
@@ -1702,6 +1856,8 @@
     <w:p>
       <w:pPr>
         <w:pStyle w:val="ListBullet"/>
+        <w:keepLines/>
+        <w:keepNext/>
       </w:pPr>
       <w:r>
         <w:t>Starting another One Click run</w:t>
@@ -1710,6 +1866,7 @@
     <w:p>
       <w:pPr>
         <w:spacing w:before="0" w:after="120" w:line="240" w:lineRule="auto"/>
+        <w:keepLines/>
       </w:pPr>
       <w:r>
         <w:t>This prevents the active run from being interrupted or exported early.</w:t>
@@ -1719,6 +1876,7 @@
       <w:pPr>
         <w:pStyle w:val="Heading1"/>
         <w:spacing w:before="240" w:after="120"/>
+        <w:keepLines/>
       </w:pPr>
       <w:r>
         <w:t>Desktop App Pages</w:t>
@@ -1728,6 +1886,8 @@
       <w:pPr>
         <w:pStyle w:val="Heading1"/>
         <w:spacing w:before="240" w:after="120"/>
+        <w:keepNext/>
+        <w:keepLines/>
       </w:pPr>
       <w:r>
         <w:t>File Explorer</w:t>
@@ -1736,6 +1896,8 @@
     <w:p>
       <w:pPr>
         <w:spacing w:before="0" w:after="120" w:line="240" w:lineRule="auto"/>
+        <w:keepLines/>
+        <w:keepNext/>
       </w:pPr>
       <w:r>
         <w:t xml:space="preserve">Use </w:t>
@@ -1755,6 +1917,8 @@
     <w:p>
       <w:pPr>
         <w:pStyle w:val="ListBullet"/>
+        <w:keepLines/>
+        <w:keepNext/>
       </w:pPr>
       <w:r>
         <w:t>Confirm that a CSV was created</w:t>
@@ -1763,6 +1927,8 @@
     <w:p>
       <w:pPr>
         <w:pStyle w:val="ListBullet"/>
+        <w:keepLines/>
+        <w:keepNext/>
       </w:pPr>
       <w:r>
         <w:t>Search exported files by filename</w:t>
@@ -1771,6 +1937,8 @@
     <w:p>
       <w:pPr>
         <w:pStyle w:val="ListBullet"/>
+        <w:keepLines/>
+        <w:keepNext/>
       </w:pPr>
       <w:r>
         <w:t>Filter by result outcome</w:t>
@@ -1779,6 +1947,8 @@
     <w:p>
       <w:pPr>
         <w:pStyle w:val="ListBullet"/>
+        <w:keepLines/>
+        <w:keepNext/>
       </w:pPr>
       <w:r>
         <w:t>Open the exports folder</w:t>
@@ -1787,6 +1957,8 @@
     <w:p>
       <w:pPr>
         <w:pStyle w:val="ListBullet"/>
+        <w:keepLines/>
+        <w:keepNext/>
       </w:pPr>
       <w:r>
         <w:t>Change the exports folder</w:t>
@@ -1795,6 +1967,7 @@
     <w:p>
       <w:pPr>
         <w:pStyle w:val="ListBullet"/>
+        <w:keepLines/>
       </w:pPr>
       <w:r>
         <w:t>Reset to the default exports folder</w:t>
@@ -1804,6 +1977,8 @@
       <w:pPr>
         <w:pStyle w:val="Heading2"/>
         <w:spacing w:before="200" w:after="80"/>
+        <w:keepNext/>
+        <w:keepLines/>
       </w:pPr>
       <w:r>
         <w:t>Default Export Location</w:t>
@@ -1812,6 +1987,7 @@
     <w:p>
       <w:pPr>
         <w:spacing w:before="0" w:after="120" w:line="240" w:lineRule="auto"/>
+        <w:keepLines/>
       </w:pPr>
       <w:r>
         <w:t xml:space="preserve">By default, exports are stored in the app's </w:t>
@@ -1832,6 +2008,8 @@
       <w:pPr>
         <w:pStyle w:val="Heading2"/>
         <w:spacing w:before="200" w:after="80"/>
+        <w:keepNext/>
+        <w:keepLines/>
       </w:pPr>
       <w:r>
         <w:t>CSV Format</w:t>
@@ -1840,6 +2018,7 @@
     <w:p>
       <w:pPr>
         <w:spacing w:before="0" w:after="120" w:line="240" w:lineRule="auto"/>
+        <w:keepLines/>
       </w:pPr>
       <w:r>
         <w:t>Each exported CSV contains these columns:</w:t>
@@ -1848,6 +2027,8 @@
     <w:p>
       <w:pPr>
         <w:pStyle w:val="ListBullet"/>
+        <w:keepLines/>
+        <w:keepNext/>
       </w:pPr>
       <w:r>
         <w:t>Date and Time</w:t>
@@ -1856,6 +2037,8 @@
     <w:p>
       <w:pPr>
         <w:pStyle w:val="ListBullet"/>
+        <w:keepLines/>
+        <w:keepNext/>
       </w:pPr>
       <w:r>
         <w:t>Test name</w:t>
@@ -1864,6 +2047,8 @@
     <w:p>
       <w:pPr>
         <w:pStyle w:val="ListBullet"/>
+        <w:keepLines/>
+        <w:keepNext/>
       </w:pPr>
       <w:r>
         <w:t>Expected Result</w:t>
@@ -1872,6 +2057,8 @@
     <w:p>
       <w:pPr>
         <w:pStyle w:val="ListBullet"/>
+        <w:keepLines/>
+        <w:keepNext/>
       </w:pPr>
       <w:r>
         <w:t>Actual result</w:t>
@@ -1880,6 +2067,7 @@
     <w:p>
       <w:pPr>
         <w:pStyle w:val="ListBullet"/>
+        <w:keepLines/>
       </w:pPr>
       <w:r>
         <w:t>Pass/Fail</w:t>
@@ -1910,6 +2098,8 @@
       <w:pPr>
         <w:pStyle w:val="Heading1"/>
         <w:spacing w:before="240" w:after="120"/>
+        <w:keepNext/>
+        <w:keepLines/>
       </w:pPr>
       <w:r>
         <w:t>Device Tools</w:t>
@@ -1918,6 +2108,7 @@
     <w:p>
       <w:pPr>
         <w:spacing w:before="0" w:after="120" w:line="240" w:lineRule="auto"/>
+        <w:keepLines/>
       </w:pPr>
       <w:r>
         <w:t xml:space="preserve">Use </w:t>
@@ -1938,6 +2129,8 @@
       <w:pPr>
         <w:pStyle w:val="Heading2"/>
         <w:spacing w:before="200" w:after="80"/>
+        <w:keepNext/>
+        <w:keepLines/>
       </w:pPr>
       <w:r>
         <w:t>Available Actions</w:t>
@@ -1946,6 +2139,8 @@
     <w:p>
       <w:pPr>
         <w:pStyle w:val="ListBullet"/>
+        <w:keepLines/>
+        <w:keepNext/>
       </w:pPr>
       <w:r>
         <w:rPr>
@@ -1959,6 +2154,8 @@
     <w:p>
       <w:pPr>
         <w:pStyle w:val="ListBullet"/>
+        <w:keepLines/>
+        <w:keepNext/>
       </w:pPr>
       <w:r>
         <w:rPr>
@@ -1972,6 +2169,7 @@
     <w:p>
       <w:pPr>
         <w:pStyle w:val="ListBullet"/>
+        <w:keepLines/>
       </w:pPr>
       <w:r>
         <w:rPr>
@@ -1986,6 +2184,8 @@
       <w:pPr>
         <w:pStyle w:val="Heading2"/>
         <w:spacing w:before="200" w:after="80"/>
+        <w:keepNext/>
+        <w:keepLines/>
       </w:pPr>
       <w:r>
         <w:t>Current Limitation</w:t>
@@ -1994,6 +2194,7 @@
     <w:p>
       <w:pPr>
         <w:spacing w:before="0" w:after="120" w:line="240" w:lineRule="auto"/>
+        <w:keepLines/>
       </w:pPr>
       <w:r>
         <w:rPr>
@@ -2022,6 +2223,8 @@
       <w:pPr>
         <w:pStyle w:val="Heading2"/>
         <w:spacing w:before="200" w:after="80"/>
+        <w:keepNext/>
+        <w:keepLines/>
       </w:pPr>
       <w:r>
         <w:t>Last Successful Operation</w:t>
@@ -2030,6 +2233,7 @@
     <w:p>
       <w:pPr>
         <w:spacing w:before="0" w:after="120" w:line="240" w:lineRule="auto"/>
+        <w:keepLines/>
       </w:pPr>
       <w:r>
         <w:t>The Device Tools page also shows the last successful export or last successful test-firmware upload recorded on that PC.</w:t>
@@ -2039,6 +2243,8 @@
       <w:pPr>
         <w:pStyle w:val="Heading1"/>
         <w:spacing w:before="240" w:after="120"/>
+        <w:keepNext/>
+        <w:keepLines/>
       </w:pPr>
       <w:r>
         <w:t>One Click Test</w:t>
@@ -2047,6 +2253,8 @@
     <w:p>
       <w:pPr>
         <w:spacing w:before="0" w:after="120" w:line="240" w:lineRule="auto"/>
+        <w:keepLines/>
+        <w:keepNext/>
       </w:pPr>
       <w:r>
         <w:t>Use this page when you want the desktop app to run the full workflow.</w:t>
@@ -2055,6 +2263,8 @@
     <w:p>
       <w:pPr>
         <w:spacing w:before="0" w:after="120" w:line="240" w:lineRule="auto"/>
+        <w:keepLines/>
+        <w:keepNext/>
       </w:pPr>
       <w:r>
         <w:t>It includes:</w:t>
@@ -2063,6 +2273,8 @@
     <w:p>
       <w:pPr>
         <w:pStyle w:val="ListBullet"/>
+        <w:keepLines/>
+        <w:keepNext/>
       </w:pPr>
       <w:r>
         <w:t>A connection-readiness card</w:t>
@@ -2071,6 +2283,8 @@
     <w:p>
       <w:pPr>
         <w:pStyle w:val="ListBullet"/>
+        <w:keepLines/>
+        <w:keepNext/>
       </w:pPr>
       <w:r>
         <w:t>A start button</w:t>
@@ -2079,6 +2293,7 @@
     <w:p>
       <w:pPr>
         <w:pStyle w:val="ListBullet"/>
+        <w:keepLines/>
       </w:pPr>
       <w:r>
         <w:t>The live progress rail</w:t>
@@ -2088,6 +2303,8 @@
       <w:pPr>
         <w:pStyle w:val="Heading1"/>
         <w:spacing w:before="240" w:after="120"/>
+        <w:keepNext/>
+        <w:keepLines/>
       </w:pPr>
       <w:r>
         <w:t>Activity Log</w:t>
@@ -2096,6 +2313,8 @@
     <w:p>
       <w:pPr>
         <w:spacing w:before="0" w:after="120" w:line="240" w:lineRule="auto"/>
+        <w:keepLines/>
+        <w:keepNext/>
       </w:pPr>
       <w:r>
         <w:t>Use the Activity Log to see:</w:t>
@@ -2104,6 +2323,8 @@
     <w:p>
       <w:pPr>
         <w:pStyle w:val="ListBullet"/>
+        <w:keepLines/>
+        <w:keepNext/>
       </w:pPr>
       <w:r>
         <w:t>Upload progress</w:t>
@@ -2112,6 +2333,8 @@
     <w:p>
       <w:pPr>
         <w:pStyle w:val="ListBullet"/>
+        <w:keepLines/>
+        <w:keepNext/>
       </w:pPr>
       <w:r>
         <w:t>Start and stop messages</w:t>
@@ -2120,6 +2343,8 @@
     <w:p>
       <w:pPr>
         <w:pStyle w:val="ListBullet"/>
+        <w:keepLines/>
+        <w:keepNext/>
       </w:pPr>
       <w:r>
         <w:t>One Click stage changes</w:t>
@@ -2128,6 +2353,8 @@
     <w:p>
       <w:pPr>
         <w:pStyle w:val="ListBullet"/>
+        <w:keepLines/>
+        <w:keepNext/>
       </w:pPr>
       <w:r>
         <w:t>LED technician prompts</w:t>
@@ -2136,6 +2363,8 @@
     <w:p>
       <w:pPr>
         <w:pStyle w:val="ListBullet"/>
+        <w:keepLines/>
+        <w:keepNext/>
       </w:pPr>
       <w:r>
         <w:t>Export completion</w:t>
@@ -2144,6 +2373,7 @@
     <w:p>
       <w:pPr>
         <w:pStyle w:val="ListBullet"/>
+        <w:keepLines/>
       </w:pPr>
       <w:r>
         <w:t>Error messages</w:t>
@@ -2153,6 +2383,8 @@
       <w:pPr>
         <w:pStyle w:val="Heading1"/>
         <w:spacing w:before="240" w:after="120"/>
+        <w:keepNext/>
+        <w:keepLines/>
       </w:pPr>
       <w:r>
         <w:t>Settings</w:t>
@@ -2161,6 +2393,7 @@
     <w:p>
       <w:pPr>
         <w:spacing w:before="0" w:after="120" w:line="240" w:lineRule="auto"/>
+        <w:keepLines/>
       </w:pPr>
       <w:r>
         <w:t>The app stores local station settings such as:</w:t>
@@ -2233,6 +2466,8 @@
     <w:p>
       <w:pPr>
         <w:pStyle w:val="ListBullet"/>
+        <w:keepLines/>
+        <w:keepNext/>
       </w:pPr>
       <w:r>
         <w:t>English</w:t>
@@ -2241,6 +2476,8 @@
     <w:p>
       <w:pPr>
         <w:pStyle w:val="ListBullet"/>
+        <w:keepLines/>
+        <w:keepNext/>
       </w:pPr>
       <w:r>
         <w:t>Spanish</w:t>
@@ -2249,6 +2486,7 @@
     <w:p>
       <w:pPr>
         <w:pStyle w:val="ListBullet"/>
+        <w:keepLines/>
       </w:pPr>
       <w:r>
         <w:t>Hmong</w:t>
@@ -2258,6 +2496,8 @@
       <w:pPr>
         <w:pStyle w:val="Heading1"/>
         <w:spacing w:before="240" w:after="120"/>
+        <w:keepNext/>
+        <w:keepLines/>
       </w:pPr>
       <w:r>
         <w:t>Keyboard Shortcuts</w:t>
@@ -2266,6 +2506,8 @@
     <w:p>
       <w:pPr>
         <w:spacing w:before="0" w:after="120" w:line="240" w:lineRule="auto"/>
+        <w:keepLines/>
+        <w:keepNext/>
       </w:pPr>
       <w:r>
         <w:t>The current desktop app includes these useful shortcuts:</w:t>
@@ -2274,6 +2516,8 @@
     <w:p>
       <w:pPr>
         <w:pStyle w:val="ListBullet"/>
+        <w:keepLines/>
+        <w:keepNext/>
       </w:pPr>
       <w:r>
         <w:rPr>
@@ -2290,6 +2534,8 @@
     <w:p>
       <w:pPr>
         <w:pStyle w:val="ListBullet"/>
+        <w:keepLines/>
+        <w:keepNext/>
       </w:pPr>
       <w:r>
         <w:rPr>
@@ -2306,6 +2552,8 @@
     <w:p>
       <w:pPr>
         <w:pStyle w:val="ListBullet"/>
+        <w:keepLines/>
+        <w:keepNext/>
       </w:pPr>
       <w:r>
         <w:rPr>
@@ -2322,6 +2570,8 @@
     <w:p>
       <w:pPr>
         <w:pStyle w:val="ListBullet"/>
+        <w:keepLines/>
+        <w:keepNext/>
       </w:pPr>
       <w:r>
         <w:rPr>
@@ -2338,6 +2588,7 @@
     <w:p>
       <w:pPr>
         <w:pStyle w:val="ListBullet"/>
+        <w:keepLines/>
       </w:pPr>
       <w:r>
         <w:rPr>
@@ -2355,6 +2606,8 @@
       <w:pPr>
         <w:pStyle w:val="Heading1"/>
         <w:spacing w:before="240" w:after="120"/>
+        <w:keepNext/>
+        <w:keepLines/>
       </w:pPr>
       <w:r>
         <w:t>What To Do On Pass</w:t>
@@ -2363,6 +2616,8 @@
     <w:p>
       <w:pPr>
         <w:spacing w:before="0" w:after="120" w:line="240" w:lineRule="auto"/>
+        <w:keepLines/>
+        <w:keepNext/>
       </w:pPr>
       <w:r>
         <w:t>If the run passes:</w:t>
@@ -2371,6 +2626,8 @@
     <w:p>
       <w:pPr>
         <w:ind w:left="0" w:hanging="230"/>
+        <w:keepLines/>
+        <w:keepNext/>
       </w:pPr>
       <w:r>
         <w:rPr>
@@ -2398,6 +2655,8 @@
     <w:p>
       <w:pPr>
         <w:ind w:left="0" w:hanging="230"/>
+        <w:keepLines/>
+        <w:keepNext/>
       </w:pPr>
       <w:r>
         <w:rPr>
@@ -2425,6 +2684,7 @@
     <w:p>
       <w:pPr>
         <w:ind w:left="0" w:hanging="230"/>
+        <w:keepLines/>
       </w:pPr>
       <w:r>
         <w:rPr>
@@ -2442,6 +2702,8 @@
       <w:pPr>
         <w:pStyle w:val="Heading1"/>
         <w:spacing w:before="240" w:after="120"/>
+        <w:keepNext/>
+        <w:keepLines/>
       </w:pPr>
       <w:r>
         <w:t>What To Do On Fail</w:t>
@@ -2450,6 +2712,8 @@
     <w:p>
       <w:pPr>
         <w:spacing w:before="0" w:after="120" w:line="240" w:lineRule="auto"/>
+        <w:keepLines/>
+        <w:keepNext/>
       </w:pPr>
       <w:r>
         <w:t>If the run fails:</w:t>
@@ -2458,6 +2722,8 @@
     <w:p>
       <w:pPr>
         <w:ind w:left="0" w:hanging="230"/>
+        <w:keepLines/>
+        <w:keepNext/>
       </w:pPr>
       <w:r>
         <w:rPr>
@@ -2485,6 +2751,8 @@
     <w:p>
       <w:pPr>
         <w:ind w:left="0" w:hanging="230"/>
+        <w:keepLines/>
+        <w:keepNext/>
       </w:pPr>
       <w:r>
         <w:rPr>
@@ -2501,6 +2769,8 @@
     <w:p>
       <w:pPr>
         <w:ind w:left="0" w:hanging="230"/>
+        <w:keepLines/>
+        <w:keepNext/>
       </w:pPr>
       <w:r>
         <w:rPr>
@@ -2529,6 +2799,8 @@
     <w:p>
       <w:pPr>
         <w:ind w:left="0" w:hanging="230"/>
+        <w:keepLines/>
+        <w:keepNext/>
       </w:pPr>
       <w:r>
         <w:rPr>
@@ -2557,6 +2829,7 @@
     <w:p>
       <w:pPr>
         <w:ind w:left="0" w:hanging="230"/>
+        <w:keepLines/>
       </w:pPr>
       <w:r>
         <w:rPr>
@@ -2574,6 +2847,8 @@
       <w:pPr>
         <w:pStyle w:val="Heading1"/>
         <w:spacing w:before="240" w:after="120"/>
+        <w:keepNext/>
+        <w:keepLines/>
       </w:pPr>
       <w:r>
         <w:t>Operator Rules</w:t>
@@ -2582,6 +2857,8 @@
     <w:p>
       <w:pPr>
         <w:pStyle w:val="ListBullet"/>
+        <w:keepLines/>
+        <w:keepNext/>
       </w:pPr>
       <w:r>
         <w:t xml:space="preserve">Use </w:t>
@@ -2601,6 +2878,8 @@
     <w:p>
       <w:pPr>
         <w:pStyle w:val="ListBullet"/>
+        <w:keepLines/>
+        <w:keepNext/>
       </w:pPr>
       <w:r>
         <w:t xml:space="preserve">Use </w:t>
@@ -2620,6 +2899,8 @@
     <w:p>
       <w:pPr>
         <w:pStyle w:val="ListBullet"/>
+        <w:keepLines/>
+        <w:keepNext/>
       </w:pPr>
       <w:r>
         <w:t>Do not bypass communication, reset, or fault-check failures.</w:t>
@@ -2628,6 +2909,8 @@
     <w:p>
       <w:pPr>
         <w:pStyle w:val="ListBullet"/>
+        <w:keepLines/>
+        <w:keepNext/>
       </w:pPr>
       <w:r>
         <w:t xml:space="preserve">Do not mark a unit as passed unless the fixture completes successfully and the final LED decision is </w:t>
@@ -2647,6 +2930,8 @@
     <w:p>
       <w:pPr>
         <w:pStyle w:val="ListBullet"/>
+        <w:keepLines/>
+        <w:keepNext/>
       </w:pPr>
       <w:r>
         <w:t>Do not remove a failed unit until the required failure information and CSV export have been captured.</w:t>
@@ -2655,6 +2940,7 @@
     <w:p>
       <w:pPr>
         <w:pStyle w:val="ListBullet"/>
+        <w:keepLines/>
       </w:pPr>
       <w:r>
         <w:t>Do not assume the production firmware upload button is active; it is not implemented yet.</w:t>
@@ -2664,6 +2950,8 @@
       <w:pPr>
         <w:pStyle w:val="Heading1"/>
         <w:spacing w:before="240" w:after="120"/>
+        <w:keepNext/>
+        <w:keepLines/>
       </w:pPr>
       <w:r>
         <w:t>Related Documents</w:t>
@@ -2672,6 +2960,8 @@
     <w:p>
       <w:pPr>
         <w:pStyle w:val="ListBullet"/>
+        <w:keepLines/>
+        <w:keepNext/>
       </w:pPr>
       <w:hyperlink r:id="rId14">
         <w:r>
@@ -2686,6 +2976,8 @@
     <w:p>
       <w:pPr>
         <w:pStyle w:val="ListBullet"/>
+        <w:keepLines/>
+        <w:keepNext/>
       </w:pPr>
       <w:hyperlink r:id="rId17">
         <w:r>
@@ -2700,6 +2992,8 @@
     <w:p>
       <w:pPr>
         <w:pStyle w:val="ListBullet"/>
+        <w:keepLines/>
+        <w:keepNext/>
       </w:pPr>
       <w:hyperlink r:id="rId18">
         <w:r>
@@ -2714,6 +3008,8 @@
     <w:p>
       <w:pPr>
         <w:pStyle w:val="ListBullet"/>
+        <w:keepLines/>
+        <w:keepNext/>
       </w:pPr>
       <w:hyperlink r:id="rId15">
         <w:r>
@@ -2728,6 +3024,7 @@
     <w:p>
       <w:pPr>
         <w:pStyle w:val="ListBullet"/>
+        <w:keepLines/>
       </w:pPr>
       <w:hyperlink r:id="rId16">
         <w:r>
@@ -3228,6 +3525,7 @@
     <w:pPr>
       <w:keepNext/>
       <w:keepLines/>
+      <w:widowControl w:val="0"/>
       <w:spacing w:before="480" w:after="0"/>
       <w:outlineLvl w:val="0"/>
     </w:pPr>
@@ -3252,6 +3550,7 @@
     <w:pPr>
       <w:keepNext/>
       <w:keepLines/>
+      <w:widowControl w:val="0"/>
       <w:spacing w:before="200" w:after="0"/>
       <w:outlineLvl w:val="1"/>
     </w:pPr>
@@ -3276,6 +3575,7 @@
     <w:pPr>
       <w:keepNext/>
       <w:keepLines/>
+      <w:widowControl w:val="0"/>
       <w:spacing w:before="200" w:after="0"/>
       <w:outlineLvl w:val="2"/>
     </w:pPr>
@@ -3515,10 +3815,13 @@
     <w:qFormat/>
     <w:rsid w:val="00FC693F"/>
     <w:pPr>
+      <w:keepNext/>
+      <w:keepLines/>
+      <w:widowControl w:val="0"/>
       <w:pBdr>
         <w:bottom w:val="single" w:sz="8" w:space="4" w:color="4F81BD" w:themeColor="accent1"/>
       </w:pBdr>
-      <w:spacing w:after="300" w:line="240" w:lineRule="auto"/>
+      <w:spacing w:after="0" w:line="240" w:lineRule="auto"/>
       <w:contextualSpacing/>
     </w:pPr>
     <w:rPr>
@@ -3555,9 +3858,13 @@
     <w:qFormat/>
     <w:rsid w:val="00FC693F"/>
     <w:pPr>
+      <w:keepNext/>
+      <w:keepLines/>
+      <w:widowControl w:val="0"/>
       <w:numPr>
         <w:ilvl w:val="1"/>
       </w:numPr>
+      <w:spacing w:after="0"/>
     </w:pPr>
     <w:rPr>
       <w:rFonts w:asciiTheme="majorHAnsi" w:eastAsiaTheme="majorEastAsia" w:hAnsiTheme="majorHAnsi" w:cstheme="majorBidi" w:ascii="Aptos" w:hAnsi="Aptos"/>
@@ -3699,6 +4006,8 @@
     <w:unhideWhenUsed/>
     <w:rsid w:val="00326F90"/>
     <w:pPr>
+      <w:keepLines/>
+      <w:widowControl w:val="0"/>
       <w:numPr>
         <w:numId w:val="1"/>
       </w:numPr>
@@ -3712,6 +4021,8 @@
     <w:unhideWhenUsed/>
     <w:rsid w:val="00326F90"/>
     <w:pPr>
+      <w:keepLines/>
+      <w:widowControl w:val="0"/>
       <w:numPr>
         <w:numId w:val="2"/>
       </w:numPr>
@@ -3738,6 +4049,8 @@
     <w:unhideWhenUsed/>
     <w:rsid w:val="00326F90"/>
     <w:pPr>
+      <w:keepLines/>
+      <w:widowControl w:val="0"/>
       <w:numPr>
         <w:numId w:val="5"/>
       </w:numPr>
@@ -3751,6 +4064,8 @@
     <w:unhideWhenUsed/>
     <w:rsid w:val="0029639D"/>
     <w:pPr>
+      <w:keepLines/>
+      <w:widowControl w:val="0"/>
       <w:numPr>
         <w:numId w:val="6"/>
       </w:numPr>
